--- a/OSM_Documentacion.docx
+++ b/OSM_Documentacion.docx
@@ -405,649 +405,6 @@
       </w:r>
     </w:p>
     <w:p/>
-    <w:p>
-      <w:pPr>
-        <w:rPr>
-          <w:b/>
-          <w:bCs/>
-        </w:rPr>
-      </w:pPr>
-      <w:r>
-        <w:rPr>
-          <w:b/>
-          <w:bCs/>
-        </w:rPr>
-        <w:t>5. Módulo Agronómico</w:t>
-      </w:r>
-    </w:p>
-    <w:p>
-      <w:r>
-        <w:t xml:space="preserve">   - </w:t>
-      </w:r>
-      <w:r>
-        <w:t xml:space="preserve">Formulario de tablas de las bases de datos </w:t>
-      </w:r>
-    </w:p>
-    <w:p>
-      <w:r>
-        <w:t xml:space="preserve">   - Fecha corte </w:t>
-      </w:r>
-    </w:p>
-    <w:p>
-      <w:r>
-        <w:t xml:space="preserve">  </w:t>
-      </w:r>
-      <w:r>
-        <w:t>-</w:t>
-      </w:r>
-      <w:r>
-        <w:t xml:space="preserve"> Gestión permisos </w:t>
-      </w:r>
-    </w:p>
-    <w:p>
-      <w:pPr>
-        <w:rPr>
-          <w:u w:val="single"/>
-        </w:rPr>
-      </w:pPr>
-    </w:p>
-    <w:p>
-      <w:pPr>
-        <w:rPr>
-          <w:b/>
-          <w:bCs/>
-        </w:rPr>
-      </w:pPr>
-      <w:r>
-        <w:rPr>
-          <w:b/>
-          <w:bCs/>
-        </w:rPr>
-        <w:t>6.</w:t>
-      </w:r>
-      <w:r>
-        <w:rPr>
-          <w:b/>
-          <w:bCs/>
-        </w:rPr>
-        <w:t xml:space="preserve"> </w:t>
-      </w:r>
-      <w:r>
-        <w:rPr>
-          <w:b/>
-          <w:bCs/>
-        </w:rPr>
-        <w:t>Sistema de Pesaje</w:t>
-      </w:r>
-    </w:p>
-    <w:p>
-      <w:r>
-        <w:t xml:space="preserve">   - Registro de pesaje de materia prima</w:t>
-      </w:r>
-    </w:p>
-    <w:p>
-      <w:r>
-        <w:t xml:space="preserve">   - Control de entrada de fruta fresca</w:t>
-      </w:r>
-    </w:p>
-    <w:p>
-      <w:r>
-        <w:t xml:space="preserve">   - Integración con báscula</w:t>
-      </w:r>
-    </w:p>
-    <w:p/>
-    <w:p>
-      <w:pPr>
-        <w:rPr>
-          <w:b/>
-          <w:bCs/>
-        </w:rPr>
-      </w:pPr>
-      <w:r>
-        <w:rPr>
-          <w:b/>
-          <w:bCs/>
-        </w:rPr>
-        <w:t>7. Modulo laboratorio</w:t>
-      </w:r>
-    </w:p>
-    <w:p>
-      <w:pPr>
-        <w:rPr>
-          <w:lang w:val="es-CO"/>
-        </w:rPr>
-      </w:pPr>
-      <w:r>
-        <w:t xml:space="preserve">  - Sistema de </w:t>
-      </w:r>
-      <w:r>
-        <w:rPr>
-          <w:lang w:val="es-CO"/>
-        </w:rPr>
-        <w:t>Formulario de Calidad</w:t>
-      </w:r>
-    </w:p>
-    <w:p>
-      <w:r>
-        <w:rPr>
-          <w:lang w:val="es-CO"/>
-        </w:rPr>
-        <w:t xml:space="preserve">  </w:t>
-      </w:r>
-      <w:r>
-        <w:t>- Sistema de</w:t>
-      </w:r>
-      <w:r>
-        <w:t xml:space="preserve"> </w:t>
-      </w:r>
-      <w:r>
-        <w:t>inventario diario de tanques. </w:t>
-      </w:r>
-    </w:p>
-    <w:p>
-      <w:pPr>
-        <w:rPr>
-          <w:lang w:val="es-CO"/>
-        </w:rPr>
-      </w:pPr>
-    </w:p>
-    <w:p>
-      <w:pPr>
-        <w:rPr>
-          <w:b/>
-          <w:bCs/>
-          <w:lang w:val="es-CO"/>
-        </w:rPr>
-      </w:pPr>
-      <w:r>
-        <w:rPr>
-          <w:b/>
-          <w:bCs/>
-          <w:lang w:val="es-CO"/>
-        </w:rPr>
-        <w:t xml:space="preserve">8. Módulo de logística </w:t>
-      </w:r>
-    </w:p>
-    <w:p>
-      <w:r>
-        <w:t xml:space="preserve">   </w:t>
-      </w:r>
-      <w:r>
-        <w:t>- Sistema de</w:t>
-      </w:r>
-      <w:r>
-        <w:t xml:space="preserve"> programación de vehículos </w:t>
-      </w:r>
-    </w:p>
-    <w:p>
-      <w:r>
-        <w:t xml:space="preserve">   </w:t>
-      </w:r>
-      <w:r>
-        <w:t>- Sistema de</w:t>
-      </w:r>
-      <w:r>
-        <w:t xml:space="preserve"> remisión de despachos </w:t>
-      </w:r>
-    </w:p>
-    <w:p/>
-    <w:p>
-      <w:r>
-        <w:rPr>
-          <w:b/>
-          <w:bCs/>
-        </w:rPr>
-        <w:t xml:space="preserve">9. Modulo portería </w:t>
-      </w:r>
-    </w:p>
-    <w:p>
-      <w:pPr>
-        <w:rPr>
-          <w:lang w:val="es-CO"/>
-        </w:rPr>
-      </w:pPr>
-      <w:r>
-        <w:t>- Sistema de</w:t>
-      </w:r>
-      <w:r>
-        <w:t xml:space="preserve"> </w:t>
-      </w:r>
-      <w:r>
-        <w:rPr>
-          <w:lang w:val="es-CO"/>
-        </w:rPr>
-        <w:t>Inventario Portería</w:t>
-      </w:r>
-    </w:p>
-    <w:p>
-      <w:pPr>
-        <w:rPr>
-          <w:u w:val="single"/>
-        </w:rPr>
-      </w:pPr>
-      <w:r>
-        <w:t xml:space="preserve">- Sistema de </w:t>
-      </w:r>
-      <w:r>
-        <w:t xml:space="preserve">control de acceso </w:t>
-      </w:r>
-    </w:p>
-    <w:p/>
-    <w:p>
-      <w:pPr>
-        <w:rPr>
-          <w:u w:val="single"/>
-        </w:rPr>
-      </w:pPr>
-      <w:r>
-        <w:lastRenderedPageBreak/>
-        <w:t>---------------------------------------------------------------------------------</w:t>
-      </w:r>
-    </w:p>
-    <w:p>
-      <w:pPr>
-        <w:pStyle w:val="Prrafodelista"/>
-        <w:numPr>
-          <w:ilvl w:val="0"/>
-          <w:numId w:val="11"/>
-        </w:numPr>
-        <w:rPr>
-          <w:b/>
-          <w:bCs/>
-        </w:rPr>
-      </w:pPr>
-      <w:r>
-        <w:rPr>
-          <w:b/>
-          <w:bCs/>
-        </w:rPr>
-        <w:t>CONTEXTO DEL PROYECTO</w:t>
-      </w:r>
-    </w:p>
-    <w:p>
-      <w:r>
-        <w:t>El sistema OSM fue desarrollado para resolver las necesidades operacionales de una empresa agroindustrial dedicada a la producción de aceite de palma africana. Antes de la implementación de OSM, la empresa enfrentaba varios desafíos:</w:t>
-      </w:r>
-    </w:p>
-    <w:p/>
-    <w:p>
-      <w:r>
-        <w:rPr>
-          <w:b/>
-          <w:bCs/>
-        </w:rPr>
-        <w:t>1. Dispersión de Información:</w:t>
-      </w:r>
-      <w:r>
-        <w:t xml:space="preserve"> Datos operacionales distribuidos en múltiples sistemas incompatibles</w:t>
-      </w:r>
-    </w:p>
-    <w:p>
-      <w:r>
-        <w:rPr>
-          <w:b/>
-          <w:bCs/>
-        </w:rPr>
-        <w:t>2. Gestión Manual:</w:t>
-      </w:r>
-      <w:r>
-        <w:t xml:space="preserve"> Procesos críticos realizados de forma manual o en hojas de cálculo</w:t>
-      </w:r>
-    </w:p>
-    <w:p>
-      <w:r>
-        <w:rPr>
-          <w:b/>
-          <w:bCs/>
-        </w:rPr>
-        <w:t>3. Falta de Trazabilidad:</w:t>
-      </w:r>
-      <w:r>
-        <w:t xml:space="preserve"> Dificultad para rastrear el progreso de capacitaciones y cumplimiento normativo</w:t>
-      </w:r>
-    </w:p>
-    <w:p>
-      <w:r>
-        <w:rPr>
-          <w:b/>
-          <w:bCs/>
-        </w:rPr>
-        <w:t>4. Ineficiencia en Comunicación:</w:t>
-      </w:r>
-      <w:r>
-        <w:t xml:space="preserve"> Carencia de un sistema centralizado de notificaciones</w:t>
-      </w:r>
-    </w:p>
-    <w:p>
-      <w:r>
-        <w:rPr>
-          <w:b/>
-          <w:bCs/>
-        </w:rPr>
-        <w:t>5. Desintegración de Módulos:</w:t>
-      </w:r>
-      <w:r>
-        <w:t xml:space="preserve"> Operaciones agrícolas, administrativas e industriales operando de forma aislada</w:t>
-      </w:r>
-    </w:p>
-    <w:p/>
-    <w:p>
-      <w:pPr>
-        <w:pStyle w:val="Prrafodelista"/>
-        <w:numPr>
-          <w:ilvl w:val="0"/>
-          <w:numId w:val="11"/>
-        </w:numPr>
-        <w:rPr>
-          <w:b/>
-          <w:bCs/>
-        </w:rPr>
-      </w:pPr>
-      <w:r>
-        <w:rPr>
-          <w:b/>
-          <w:bCs/>
-        </w:rPr>
-        <w:t>PROPÓSITO DEL SISTEMA</w:t>
-      </w:r>
-    </w:p>
-    <w:p>
-      <w:r>
-        <w:rPr>
-          <w:b/>
-          <w:bCs/>
-        </w:rPr>
-        <w:t>Objetivo Principal:</w:t>
-      </w:r>
-      <w:r>
-        <w:t xml:space="preserve"> </w:t>
-      </w:r>
-    </w:p>
-    <w:p>
-      <w:r>
-        <w:t>Centralizar y automatizar la gestión operacional completa de la empresa, desde la administración de recursos humanos hasta el control de procesos agrícolas e industriales.</w:t>
-      </w:r>
-    </w:p>
-    <w:p>
-      <w:pPr>
-        <w:rPr>
-          <w:b/>
-          <w:bCs/>
-        </w:rPr>
-      </w:pPr>
-      <w:r>
-        <w:rPr>
-          <w:b/>
-          <w:bCs/>
-        </w:rPr>
-        <w:t>Objetivos Específicos</w:t>
-      </w:r>
-      <w:r>
-        <w:rPr>
-          <w:b/>
-          <w:bCs/>
-        </w:rPr>
-        <w:t>:</w:t>
-      </w:r>
-    </w:p>
-    <w:p>
-      <w:pPr>
-        <w:rPr>
-          <w:b/>
-          <w:bCs/>
-        </w:rPr>
-      </w:pPr>
-      <w:r>
-        <w:rPr>
-          <w:b/>
-          <w:bCs/>
-        </w:rPr>
-        <w:t>1. Cumplimiento Normativo</w:t>
-      </w:r>
-    </w:p>
-    <w:p>
-      <w:r>
-        <w:t xml:space="preserve">   - Garantizar el cumplimiento de certificaciones (RSPO, ISCC, Orgánico)</w:t>
-      </w:r>
-    </w:p>
-    <w:p>
-      <w:r>
-        <w:t xml:space="preserve">   - Mantener registros actualizados de capacitaciones obligatorias</w:t>
-      </w:r>
-    </w:p>
-    <w:p>
-      <w:r>
-        <w:t xml:space="preserve">   - Documentar trazabilidad de procesos</w:t>
-      </w:r>
-    </w:p>
-    <w:p/>
-    <w:p>
-      <w:pPr>
-        <w:rPr>
-          <w:b/>
-          <w:bCs/>
-        </w:rPr>
-      </w:pPr>
-      <w:r>
-        <w:rPr>
-          <w:b/>
-          <w:bCs/>
-        </w:rPr>
-        <w:t>2. Eficiencia Operacional</w:t>
-      </w:r>
-    </w:p>
-    <w:p>
-      <w:r>
-        <w:t xml:space="preserve">   - Reducir tiempo de gestión administrativa</w:t>
-      </w:r>
-    </w:p>
-    <w:p>
-      <w:r>
-        <w:t xml:space="preserve">   - Automatizar notificaciones y alertas</w:t>
-      </w:r>
-    </w:p>
-    <w:p>
-      <w:r>
-        <w:lastRenderedPageBreak/>
-        <w:t xml:space="preserve">   - Centralizar información crítica del negocio</w:t>
-      </w:r>
-    </w:p>
-    <w:p>
-      <w:r>
-        <w:t xml:space="preserve">   - Facilitar toma de decisiones basada en datos</w:t>
-      </w:r>
-    </w:p>
-    <w:p>
-      <w:pPr>
-        <w:rPr>
-          <w:b/>
-          <w:bCs/>
-        </w:rPr>
-      </w:pPr>
-      <w:r>
-        <w:rPr>
-          <w:b/>
-          <w:bCs/>
-        </w:rPr>
-        <w:t>3. Gestión del Talento</w:t>
-      </w:r>
-    </w:p>
-    <w:p>
-      <w:r>
-        <w:t xml:space="preserve">   - Control integral de colaboradores</w:t>
-      </w:r>
-    </w:p>
-    <w:p>
-      <w:r>
-        <w:t xml:space="preserve">   - Seguimiento de capacitaciones y desarrollo profesional</w:t>
-      </w:r>
-    </w:p>
-    <w:p>
-      <w:r>
-        <w:t xml:space="preserve">   - Gestión de competencias por cargo</w:t>
-      </w:r>
-    </w:p>
-    <w:p/>
-    <w:p>
-      <w:pPr>
-        <w:rPr>
-          <w:b/>
-          <w:bCs/>
-        </w:rPr>
-      </w:pPr>
-      <w:r>
-        <w:rPr>
-          <w:b/>
-          <w:bCs/>
-        </w:rPr>
-        <w:t>4. Control Agrícola</w:t>
-      </w:r>
-    </w:p>
-    <w:p>
-      <w:r>
-        <w:t xml:space="preserve">   - Monitoreo en tiempo real de cultivos</w:t>
-      </w:r>
-    </w:p>
-    <w:p>
-      <w:r>
-        <w:t xml:space="preserve">   - Planificación de cosechas</w:t>
-      </w:r>
-    </w:p>
-    <w:p>
-      <w:r>
-        <w:t xml:space="preserve">   - Control fitosanitario</w:t>
-      </w:r>
-    </w:p>
-    <w:p>
-      <w:r>
-        <w:t xml:space="preserve">   - Gestión de aplicaciones agronómicas</w:t>
-      </w:r>
-    </w:p>
-    <w:p/>
-    <w:p>
-      <w:pPr>
-        <w:rPr>
-          <w:b/>
-          <w:bCs/>
-        </w:rPr>
-      </w:pPr>
-      <w:r>
-        <w:rPr>
-          <w:b/>
-          <w:bCs/>
-        </w:rPr>
-        <w:t>5. Integración Operacional</w:t>
-      </w:r>
-    </w:p>
-    <w:p>
-      <w:r>
-        <w:t xml:space="preserve">   - Conexión entre módulos administrativos, agrícolas e industriales</w:t>
-      </w:r>
-    </w:p>
-    <w:p>
-      <w:r>
-        <w:t xml:space="preserve">   - Flujo de información desde campo hasta planta</w:t>
-      </w:r>
-    </w:p>
-    <w:p>
-      <w:r>
-        <w:t xml:space="preserve">   - Reportería unificada</w:t>
-      </w:r>
-    </w:p>
-    <w:p/>
-    <w:p>
-      <w:pPr>
-        <w:pStyle w:val="Prrafodelista"/>
-        <w:numPr>
-          <w:ilvl w:val="0"/>
-          <w:numId w:val="11"/>
-        </w:numPr>
-        <w:rPr>
-          <w:b/>
-          <w:bCs/>
-        </w:rPr>
-      </w:pPr>
-      <w:r>
-        <w:rPr>
-          <w:b/>
-          <w:bCs/>
-        </w:rPr>
-        <w:t>BENEFICIOS ESPERADOS</w:t>
-      </w:r>
-    </w:p>
-    <w:p>
-      <w:r>
-        <w:t>- ✅ Reducción del 60% en tiempo de gestión administrativa</w:t>
-      </w:r>
-    </w:p>
-    <w:p>
-      <w:r>
-        <w:t>- ✅ Trazabilidad completa de operaciones agrícolas</w:t>
-      </w:r>
-    </w:p>
-    <w:p>
-      <w:r>
-        <w:t>- ✅ Cumplimiento del 100% en capacitaciones obligatorias</w:t>
-      </w:r>
-    </w:p>
-    <w:p>
-      <w:r>
-        <w:t>- ✅ Centralización de información en una única plataforma</w:t>
-      </w:r>
-    </w:p>
-    <w:p>
-      <w:r>
-        <w:t>- ✅ Mejora en la comunicación organizacional</w:t>
-      </w:r>
-    </w:p>
-    <w:p>
-      <w:r>
-        <w:t>- ✅ Reducción de errores por registro manual</w:t>
-      </w:r>
-    </w:p>
-    <w:p/>
-    <w:p>
-      <w:r>
-        <w:lastRenderedPageBreak/>
-        <w:t>---------------------------------------------------------------------------------</w:t>
-      </w:r>
-    </w:p>
-    <w:p/>
-    <w:p>
-      <w:pPr>
-        <w:pStyle w:val="Prrafodelista"/>
-        <w:numPr>
-          <w:ilvl w:val="0"/>
-          <w:numId w:val="11"/>
-        </w:numPr>
-        <w:rPr>
-          <w:b/>
-          <w:bCs/>
-        </w:rPr>
-      </w:pPr>
-      <w:r>
-        <w:rPr>
-          <w:b/>
-          <w:bCs/>
-        </w:rPr>
-        <w:t>MÓDULOS Y ESTADO DE DESARROLLO</w:t>
-      </w:r>
-    </w:p>
-    <w:p>
-      <w:pPr>
-        <w:rPr>
-          <w:b/>
-          <w:bCs/>
-        </w:rPr>
-      </w:pPr>
-      <w:r>
-        <w:rPr>
-          <w:b/>
-          <w:bCs/>
-        </w:rPr>
-        <w:t>Resumen de Avance</w:t>
-      </w:r>
-    </w:p>
     <w:tbl>
       <w:tblPr>
         <w:tblStyle w:val="Tablaconcuadrcula"/>
@@ -1448,1136 +805,164 @@
         </w:tc>
       </w:tr>
     </w:tbl>
-    <w:p/>
-    <w:p>
-      <w:r>
-        <w:t>---------------------------------------------------------------------------------</w:t>
-      </w:r>
-    </w:p>
-    <w:p/>
-    <w:p>
-      <w:pPr>
-        <w:rPr>
-          <w:b/>
-          <w:bCs/>
-        </w:rPr>
-      </w:pPr>
-      <w:r>
-        <w:rPr>
-          <w:b/>
-          <w:bCs/>
-        </w:rPr>
-        <w:t>1. MÓDULO DE ADMINISTRACIÓN (M_ADMIN) -- 90% COMPLETADO</w:t>
-      </w:r>
-    </w:p>
-    <w:p>
-      <w:pPr>
-        <w:pStyle w:val="Prrafodelista"/>
-        <w:numPr>
-          <w:ilvl w:val="0"/>
-          <w:numId w:val="12"/>
-        </w:numPr>
-        <w:rPr>
-          <w:b/>
-          <w:bCs/>
-        </w:rPr>
-      </w:pPr>
-      <w:r>
-        <w:rPr>
-          <w:b/>
-          <w:bCs/>
-        </w:rPr>
-        <w:t>Funcionalidades Implementadas (90%):</w:t>
-      </w:r>
-    </w:p>
-    <w:p>
-      <w:r>
-        <w:t>- ✅ Gestión de usuarios administradores</w:t>
-      </w:r>
-    </w:p>
-    <w:p>
-      <w:r>
-        <w:t>- ✅ CRUD completo de colaboradores</w:t>
-      </w:r>
-    </w:p>
-    <w:p>
-      <w:r>
-        <w:t>- ✅ Asignación de roles y permisos</w:t>
-      </w:r>
-    </w:p>
-    <w:p>
-      <w:r>
-        <w:t>- ✅ Gestión de cargos y áreas</w:t>
-      </w:r>
-    </w:p>
-    <w:p>
-      <w:r>
-        <w:t>- ✅ Sincronización con base de datos SQL Server (colaboradores)</w:t>
-      </w:r>
-    </w:p>
-    <w:p>
-      <w:r>
-        <w:t>- ✅ Interfaz de edición de usuarios</w:t>
-      </w:r>
-    </w:p>
-    <w:p>
-      <w:r>
-        <w:t>- ✅ Interfaz de edición de colaboradores</w:t>
-      </w:r>
-    </w:p>
-    <w:p>
-      <w:r>
-        <w:t>- ✅ Sistema de búsqueda y filtrado</w:t>
-      </w:r>
-    </w:p>
-    <w:p/>
-    <w:p>
-      <w:pPr>
-        <w:pStyle w:val="Prrafodelista"/>
-        <w:numPr>
-          <w:ilvl w:val="0"/>
-          <w:numId w:val="12"/>
-        </w:numPr>
-        <w:rPr>
-          <w:b/>
-          <w:bCs/>
-        </w:rPr>
-      </w:pPr>
-      <w:r>
-        <w:rPr>
-          <w:b/>
-          <w:bCs/>
-        </w:rPr>
-        <w:t xml:space="preserve">En </w:t>
-      </w:r>
-      <w:r>
-        <w:rPr>
-          <w:b/>
-          <w:bCs/>
-        </w:rPr>
-        <w:t>Desarrollo (</w:t>
-      </w:r>
-      <w:r>
-        <w:rPr>
-          <w:b/>
-          <w:bCs/>
-        </w:rPr>
-        <w:t>10%):</w:t>
-      </w:r>
-    </w:p>
-    <w:p>
-      <w:r>
-        <w:t>- 🔄 Panel de auditoría de cambios</w:t>
-      </w:r>
-    </w:p>
-    <w:p>
-      <w:r>
-        <w:t>- 🔄 Reportes avanzados de usuarios</w:t>
-      </w:r>
-    </w:p>
-    <w:p>
-      <w:pPr>
-        <w:pStyle w:val="Prrafodelista"/>
-        <w:numPr>
-          <w:ilvl w:val="0"/>
-          <w:numId w:val="12"/>
-        </w:numPr>
-        <w:rPr>
-          <w:b/>
-          <w:bCs/>
-        </w:rPr>
-      </w:pPr>
-      <w:r>
-        <w:rPr>
-          <w:b/>
-          <w:bCs/>
-        </w:rPr>
-        <w:lastRenderedPageBreak/>
-        <w:t>Componentes:</w:t>
-      </w:r>
-    </w:p>
-    <w:p>
-      <w:r>
-        <w:rPr>
-          <mc:AlternateContent>
-            <mc:Choice Requires="w16se"/>
-            <mc:Fallback>
-              <w:rFonts w:ascii="Segoe UI Emoji" w:eastAsia="Segoe UI Emoji" w:hAnsi="Segoe UI Emoji" w:cs="Segoe UI Emoji"/>
-            </mc:Fallback>
-          </mc:AlternateContent>
-        </w:rPr>
-        <mc:AlternateContent>
-          <mc:Choice Requires="w16se">
-            <w16se:symEx w16se:font="Segoe UI Emoji" w16se:char="2699"/>
-          </mc:Choice>
-          <mc:Fallback>
-            <w:t>⚙</w:t>
-          </mc:Fallback>
-        </mc:AlternateContent>
-      </w:r>
-      <w:r>
-        <w:t>️</w:t>
-      </w:r>
-      <w:r>
-        <w:t xml:space="preserve"> `ed_usuario.html` - Edición de usuarios administradores</w:t>
-      </w:r>
-    </w:p>
-    <w:p>
-      <w:r>
-        <w:rPr>
-          <w:rFonts w:ascii="Segoe UI Emoji" w:eastAsia="Segoe UI Emoji" w:hAnsi="Segoe UI Emoji" w:cs="Segoe UI Emoji"/>
-        </w:rPr>
-        <w:t>⚙</w:t>
-      </w:r>
-      <w:r>
-        <w:t>️</w:t>
-      </w:r>
-      <w:r>
-        <w:t xml:space="preserve"> `ed_uscolaboradores.html` - Edición de colaboradores</w:t>
-      </w:r>
-    </w:p>
-    <w:p>
-      <w:r>
-        <w:rPr>
-          <w:rFonts w:ascii="Segoe UI Emoji" w:eastAsia="Segoe UI Emoji" w:hAnsi="Segoe UI Emoji" w:cs="Segoe UI Emoji"/>
-        </w:rPr>
-        <w:t>⚙</w:t>
-      </w:r>
-      <w:r>
-        <w:t>️</w:t>
-      </w:r>
-      <w:r>
-        <w:t>`usuarios_api.php` - API de gestión de usuarios</w:t>
-      </w:r>
-    </w:p>
-    <w:p>
-      <w:r>
-        <w:rPr>
-          <w:rFonts w:ascii="Segoe UI Emoji" w:eastAsia="Segoe UI Emoji" w:hAnsi="Segoe UI Emoji" w:cs="Segoe UI Emoji"/>
-        </w:rPr>
-        <w:t>⚙</w:t>
-      </w:r>
-      <w:r>
-        <w:t>️</w:t>
-      </w:r>
-      <w:r>
-        <w:t>`colaboradores_api.php` - API de gestión de colaboradores</w:t>
-      </w:r>
-    </w:p>
-    <w:p>
-      <w:r>
-        <w:rPr>
-          <w:rFonts w:ascii="Segoe UI Emoji" w:eastAsia="Segoe UI Emoji" w:hAnsi="Segoe UI Emoji" w:cs="Segoe UI Emoji"/>
-        </w:rPr>
-        <w:t>⚙</w:t>
-      </w:r>
-      <w:r>
-        <w:t>️</w:t>
-      </w:r>
-      <w:r>
-        <w:t>`usuarios.js`, `colaboradores.js` - Lógica del frontend</w:t>
-      </w:r>
-    </w:p>
-    <w:p/>
-    <w:p>
-      <w:r>
-        <w:t>---------------------------------------------------------------------------------</w:t>
-      </w:r>
-    </w:p>
-    <w:p/>
-    <w:p>
-      <w:pPr>
-        <w:rPr>
-          <w:b/>
-          <w:bCs/>
-        </w:rPr>
-      </w:pPr>
-      <w:r>
-        <w:rPr>
-          <w:b/>
-          <w:bCs/>
-        </w:rPr>
-        <w:t xml:space="preserve">2. MÓDULO DE CAPACITACIONES (M_CAPACITACIONES) - </w:t>
-      </w:r>
-      <w:r>
-        <w:rPr>
-          <w:b/>
-          <w:bCs/>
-        </w:rPr>
-        <w:t>90</w:t>
-      </w:r>
-      <w:r>
-        <w:rPr>
-          <w:b/>
-          <w:bCs/>
-        </w:rPr>
-        <w:t>% COMPLETADO</w:t>
-      </w:r>
-    </w:p>
-    <w:p>
-      <w:pPr>
-        <w:pStyle w:val="Prrafodelista"/>
-        <w:numPr>
-          <w:ilvl w:val="0"/>
-          <w:numId w:val="12"/>
-        </w:numPr>
-        <w:rPr>
-          <w:b/>
-          <w:bCs/>
-        </w:rPr>
-      </w:pPr>
-      <w:r>
-        <w:rPr>
-          <w:b/>
-          <w:bCs/>
-        </w:rPr>
-        <w:t>Funcionalidades Implementadas (</w:t>
-      </w:r>
-      <w:r>
-        <w:rPr>
-          <w:b/>
-          <w:bCs/>
-        </w:rPr>
-        <w:t>90</w:t>
-      </w:r>
-      <w:r>
-        <w:rPr>
-          <w:b/>
-          <w:bCs/>
-        </w:rPr>
-        <w:t>%):</w:t>
-      </w:r>
-    </w:p>
-    <w:p>
-      <w:r>
-        <w:t>- ✅ Registro de capacitaciones (formulario completo)</w:t>
-      </w:r>
-    </w:p>
-    <w:p>
-      <w:r>
-        <w:t>- ✅ Gestión de asistentes con importación CSV</w:t>
-      </w:r>
-    </w:p>
-    <w:p>
-      <w:r>
-        <w:t>- ✅ Programación de capacitaciones por cargo</w:t>
-      </w:r>
-    </w:p>
-    <w:p>
-      <w:r>
-        <w:t>- ✅ Sistema de notificaciones automáticas</w:t>
-      </w:r>
-    </w:p>
-    <w:p>
-      <w:r>
-        <w:t>- ✅ Cálculo de fechas de vencimiento</w:t>
-      </w:r>
-    </w:p>
-    <w:p>
-      <w:r>
-        <w:t>- ✅ Consulta y búsqueda de capacitaciones históricas</w:t>
-      </w:r>
-    </w:p>
-    <w:p>
-      <w:r>
-        <w:t>- ✅ Edición de capacitaciones existentes</w:t>
-      </w:r>
-    </w:p>
-    <w:p>
-      <w:r>
-        <w:t>- ✅ Seguimiento de progreso por colaborador</w:t>
-      </w:r>
-    </w:p>
-    <w:p>
-      <w:r>
-        <w:t>- ✅ Gestión de temas (81 temas configurados)</w:t>
-      </w:r>
-    </w:p>
-    <w:p>
-      <w:r>
-        <w:t>- ✅ Gestión de tipos de actividad</w:t>
-      </w:r>
-    </w:p>
-    <w:p>
-      <w:r>
-        <w:t>- ✅ Gestión de lugares de capacitación</w:t>
-      </w:r>
-    </w:p>
-    <w:p>
-      <w:r>
-        <w:t>- ✅ Gestión de procesos</w:t>
-      </w:r>
-    </w:p>
-    <w:p>
-      <w:r>
-        <w:t>- ✅ Upload de archivos adjuntos</w:t>
-      </w:r>
-    </w:p>
-    <w:p>
-      <w:r>
-        <w:t>- ✅ Vista de progreso de capacitaciones</w:t>
-      </w:r>
-    </w:p>
-    <w:p/>
-    <w:p>
-      <w:pPr>
-        <w:pStyle w:val="Prrafodelista"/>
-        <w:numPr>
-          <w:ilvl w:val="0"/>
-          <w:numId w:val="12"/>
-        </w:numPr>
-        <w:rPr>
-          <w:b/>
-          <w:bCs/>
-        </w:rPr>
-      </w:pPr>
-      <w:r>
-        <w:rPr>
-          <w:b/>
-          <w:bCs/>
-        </w:rPr>
-        <w:t>En Desarrollo (</w:t>
-      </w:r>
-      <w:r>
-        <w:rPr>
-          <w:b/>
-          <w:bCs/>
-        </w:rPr>
-        <w:t>5</w:t>
-      </w:r>
-      <w:r>
-        <w:rPr>
-          <w:b/>
-          <w:bCs/>
-        </w:rPr>
-        <w:t>%):</w:t>
-      </w:r>
-    </w:p>
-    <w:p>
-      <w:r>
-        <w:t>- 🔄 Generación automática de certificados</w:t>
-      </w:r>
-    </w:p>
-    <w:p>
-      <w:r>
-        <w:t>- 🔄 Reportes estadísticos avanzados</w:t>
-      </w:r>
-    </w:p>
-    <w:p/>
-    <w:p>
-      <w:pPr>
-        <w:pStyle w:val="Prrafodelista"/>
-        <w:numPr>
-          <w:ilvl w:val="0"/>
-          <w:numId w:val="12"/>
-        </w:numPr>
-        <w:rPr>
-          <w:b/>
-          <w:bCs/>
-        </w:rPr>
-      </w:pPr>
-      <w:r>
-        <w:rPr>
-          <w:b/>
-          <w:bCs/>
-        </w:rPr>
-        <w:t>Planificado (5%):</w:t>
-      </w:r>
-    </w:p>
-    <w:p>
-      <w:r>
-        <w:t>- 📋 Integración con calendario corporativo</w:t>
-      </w:r>
-    </w:p>
-    <w:p>
-      <w:r>
-        <w:t>- 📋 Recordatorios por email/SMS</w:t>
-      </w:r>
-    </w:p>
-    <w:p/>
-    <w:p>
-      <w:pPr>
-        <w:pStyle w:val="Prrafodelista"/>
-        <w:numPr>
-          <w:ilvl w:val="0"/>
-          <w:numId w:val="12"/>
-        </w:numPr>
-        <w:rPr>
-          <w:b/>
-          <w:bCs/>
-        </w:rPr>
-      </w:pPr>
-      <w:r>
-        <w:rPr>
-          <w:b/>
-          <w:bCs/>
-        </w:rPr>
-        <w:t>Componentes:</w:t>
-      </w:r>
-    </w:p>
-    <w:p>
-      <w:r>
-        <w:rPr>
-          <w:rFonts w:ascii="Segoe UI Emoji" w:eastAsia="Segoe UI Emoji" w:hAnsi="Segoe UI Emoji" w:cs="Segoe UI Emoji"/>
-        </w:rPr>
-        <w:t>⚙</w:t>
-      </w:r>
-      <w:r>
-        <w:t>️</w:t>
-      </w:r>
-      <w:r>
-        <w:t xml:space="preserve"> `formulario.html` - Registro de nueva capacitación</w:t>
-      </w:r>
-    </w:p>
-    <w:p>
-      <w:r>
-        <w:rPr>
-          <w:rFonts w:ascii="Segoe UI Emoji" w:eastAsia="Segoe UI Emoji" w:hAnsi="Segoe UI Emoji" w:cs="Segoe UI Emoji"/>
-        </w:rPr>
-        <w:t>⚙</w:t>
-      </w:r>
-      <w:r>
-        <w:t>️</w:t>
-      </w:r>
-      <w:r>
-        <w:t xml:space="preserve"> `ed_formulario.html` - Edición de capacitación existente</w:t>
-      </w:r>
-    </w:p>
-    <w:p>
-      <w:r>
-        <w:rPr>
-          <w:rFonts w:ascii="Segoe UI Emoji" w:eastAsia="Segoe UI Emoji" w:hAnsi="Segoe UI Emoji" w:cs="Segoe UI Emoji"/>
-        </w:rPr>
-        <w:t>⚙</w:t>
-      </w:r>
-      <w:r>
-        <w:t>️</w:t>
-      </w:r>
-      <w:r>
-        <w:t>`programacion.html` - Programación de capacitaciones</w:t>
-      </w:r>
-    </w:p>
-    <w:p>
-      <w:r>
-        <w:rPr>
-          <w:rFonts w:ascii="Segoe UI Emoji" w:eastAsia="Segoe UI Emoji" w:hAnsi="Segoe UI Emoji" w:cs="Segoe UI Emoji"/>
-        </w:rPr>
-        <w:t>⚙</w:t>
-      </w:r>
-      <w:r>
-        <w:t>️</w:t>
-      </w:r>
-      <w:r>
-        <w:t>`Consultas_capacitacion.html` - Búsqueda y consulta histórica</w:t>
-      </w:r>
-    </w:p>
-    <w:p>
-      <w:r>
-        <w:rPr>
-          <w:rFonts w:ascii="Segoe UI Emoji" w:eastAsia="Segoe UI Emoji" w:hAnsi="Segoe UI Emoji" w:cs="Segoe UI Emoji"/>
-        </w:rPr>
-        <w:t>⚙</w:t>
-      </w:r>
-      <w:r>
-        <w:t>️</w:t>
-      </w:r>
-      <w:r>
-        <w:t>APIs: `formulario_api.php`, `ed_formulario_api.php`, `programacion_api.php`, `consultas_capacitacion_api.php`, `notificaciones_api.php`, `progreso_api.php`, `file_upload_api.php`</w:t>
-      </w:r>
-    </w:p>
-    <w:p>
-      <w:r>
-        <w:rPr>
-          <w:rFonts w:ascii="Segoe UI Emoji" w:eastAsia="Segoe UI Emoji" w:hAnsi="Segoe UI Emoji" w:cs="Segoe UI Emoji"/>
-        </w:rPr>
-        <w:t>⚙</w:t>
-      </w:r>
-      <w:r>
-        <w:t>️</w:t>
-      </w:r>
-      <w:r>
-        <w:t>Scripts JS: `formulario.js`, `ed_formulario.js`, `programacion.js`, `consulta-cap.js`, `capacitaciones.js`</w:t>
-      </w:r>
-    </w:p>
-    <w:p/>
-    <w:p>
-      <w:pPr>
-        <w:pStyle w:val="Prrafodelista"/>
-        <w:numPr>
-          <w:ilvl w:val="0"/>
-          <w:numId w:val="12"/>
-        </w:numPr>
-        <w:rPr>
-          <w:b/>
-          <w:bCs/>
-        </w:rPr>
-      </w:pPr>
-      <w:r>
-        <w:rPr>
-          <w:b/>
-          <w:bCs/>
-        </w:rPr>
-        <w:t>Tablas de Base de Datos:</w:t>
-      </w:r>
-    </w:p>
-    <w:p>
-      <w:r>
-        <w:rPr>
-          <mc:AlternateContent>
-            <mc:Choice Requires="w16se"/>
-            <mc:Fallback>
-              <w:rFonts w:ascii="Segoe UI Emoji" w:eastAsia="Segoe UI Emoji" w:hAnsi="Segoe UI Emoji" w:cs="Segoe UI Emoji"/>
-            </mc:Fallback>
-          </mc:AlternateContent>
-        </w:rPr>
-        <mc:AlternateContent>
-          <mc:Choice Requires="w16se">
-            <w16se:symEx w16se:font="Segoe UI Emoji" w16se:char="1F4DD"/>
-          </mc:Choice>
-          <mc:Fallback>
-            <w:t>📝</w:t>
-          </mc:Fallback>
-        </mc:AlternateContent>
-      </w:r>
-      <w:r>
-        <w:t>`cap_formulario` -</w:t>
-      </w:r>
-      <w:r>
-        <w:t>-</w:t>
-      </w:r>
-      <w:r>
-        <w:t xml:space="preserve"> Capacitaciones registradas</w:t>
-      </w:r>
-    </w:p>
-    <w:p>
-      <w:r>
-        <w:rPr>
-          <w:rFonts w:ascii="Segoe UI Emoji" w:eastAsia="Segoe UI Emoji" w:hAnsi="Segoe UI Emoji" w:cs="Segoe UI Emoji"/>
-        </w:rPr>
-        <w:t>📝</w:t>
-      </w:r>
-      <w:r>
-        <w:t>`cap_formulario_asistente` -</w:t>
-      </w:r>
-      <w:r>
-        <w:t>-</w:t>
-      </w:r>
-      <w:r>
-        <w:t xml:space="preserve"> Asistentes por capacitación</w:t>
-      </w:r>
-    </w:p>
-    <w:p>
-      <w:r>
-        <w:rPr>
-          <w:rFonts w:ascii="Segoe UI Emoji" w:eastAsia="Segoe UI Emoji" w:hAnsi="Segoe UI Emoji" w:cs="Segoe UI Emoji"/>
-        </w:rPr>
-        <w:t>📝</w:t>
-      </w:r>
-      <w:r>
-        <w:t>`cap_programacion` -</w:t>
-      </w:r>
-      <w:r>
-        <w:t>-</w:t>
-      </w:r>
-      <w:r>
-        <w:t xml:space="preserve"> Programación por cargo</w:t>
-      </w:r>
-    </w:p>
-    <w:p>
-      <w:r>
-        <w:rPr>
-          <w:rFonts w:ascii="Segoe UI Emoji" w:eastAsia="Segoe UI Emoji" w:hAnsi="Segoe UI Emoji" w:cs="Segoe UI Emoji"/>
-        </w:rPr>
-        <w:t>📝</w:t>
-      </w:r>
-      <w:r>
-        <w:t>`cap_notificaciones` -</w:t>
-      </w:r>
-      <w:r>
-        <w:t>-</w:t>
-      </w:r>
-      <w:r>
-        <w:t xml:space="preserve"> Notificaciones de vencimiento</w:t>
-      </w:r>
-    </w:p>
-    <w:p>
-      <w:r>
-        <w:rPr>
-          <w:rFonts w:ascii="Segoe UI Emoji" w:eastAsia="Segoe UI Emoji" w:hAnsi="Segoe UI Emoji" w:cs="Segoe UI Emoji"/>
-        </w:rPr>
-        <w:t>📝</w:t>
-      </w:r>
-      <w:r>
-        <w:t>`cap_tema` -</w:t>
-      </w:r>
-      <w:r>
-        <w:t>-</w:t>
-      </w:r>
-      <w:r>
-        <w:t xml:space="preserve"> Catálogo de temas </w:t>
-      </w:r>
-    </w:p>
-    <w:p>
-      <w:r>
-        <w:rPr>
-          <w:rFonts w:ascii="Segoe UI Emoji" w:eastAsia="Segoe UI Emoji" w:hAnsi="Segoe UI Emoji" w:cs="Segoe UI Emoji"/>
-        </w:rPr>
-        <w:lastRenderedPageBreak/>
-        <w:t>📝</w:t>
-      </w:r>
-      <w:r>
-        <w:t xml:space="preserve">`cap_tipo_actividad` - Tipos </w:t>
-      </w:r>
-    </w:p>
-    <w:p>
-      <w:r>
-        <w:rPr>
-          <w:rFonts w:ascii="Segoe UI Emoji" w:eastAsia="Segoe UI Emoji" w:hAnsi="Segoe UI Emoji" w:cs="Segoe UI Emoji"/>
-        </w:rPr>
-        <w:t>📝</w:t>
-      </w:r>
-      <w:r>
-        <w:t>`cap_lugar` - Lugares disponibles</w:t>
-      </w:r>
-    </w:p>
-    <w:p>
-      <w:r>
-        <w:rPr>
-          <w:rFonts w:ascii="Segoe UI Emoji" w:eastAsia="Segoe UI Emoji" w:hAnsi="Segoe UI Emoji" w:cs="Segoe UI Emoji"/>
-        </w:rPr>
-        <w:t>📝</w:t>
-      </w:r>
-      <w:r>
-        <w:t>`cap_proceso` - Procesos asociados</w:t>
-      </w:r>
-    </w:p>
-    <w:p>
-      <w:r>
-        <w:rPr>
-          <w:rFonts w:ascii="Segoe UI Emoji" w:eastAsia="Segoe UI Emoji" w:hAnsi="Segoe UI Emoji" w:cs="Segoe UI Emoji"/>
-        </w:rPr>
-        <w:t>📝</w:t>
-      </w:r>
-      <w:r>
-        <w:t>`v_progreso_capacitaciones` - Vista de progreso</w:t>
-      </w:r>
-    </w:p>
-    <w:p>
-      <w:r>
-        <w:t>---</w:t>
-      </w:r>
-      <w:r>
-        <w:t>----------------------------------------------------------------------------</w:t>
-      </w:r>
-    </w:p>
-    <w:p>
-      <w:pPr>
-        <w:rPr>
-          <w:b/>
-          <w:bCs/>
-        </w:rPr>
-      </w:pPr>
-      <w:r>
-        <w:rPr>
-          <w:b/>
-          <w:bCs/>
-        </w:rPr>
-        <w:t>3. Módulo Agronómico (m_agronomia)</w:t>
-      </w:r>
-      <w:r>
-        <w:rPr>
-          <w:b/>
-          <w:bCs/>
-        </w:rPr>
-        <w:t xml:space="preserve"> </w:t>
-      </w:r>
-      <w:r>
-        <w:rPr>
-          <w:b/>
-          <w:bCs/>
-        </w:rPr>
-        <w:t xml:space="preserve">- </w:t>
-      </w:r>
-      <w:r>
-        <w:rPr>
-          <w:b/>
-          <w:bCs/>
-        </w:rPr>
-        <w:t>9</w:t>
-      </w:r>
-      <w:r>
-        <w:rPr>
-          <w:b/>
-          <w:bCs/>
-        </w:rPr>
-        <w:t>5% Completado</w:t>
-      </w:r>
-    </w:p>
-    <w:p>
-      <w:r>
-        <w:t xml:space="preserve">Este es el módulo más extenso del sistema con </w:t>
-      </w:r>
-      <w:r>
-        <w:t xml:space="preserve">más de </w:t>
-      </w:r>
-      <w:r>
-        <w:t>98 archivos entre HTML, PHP y JavaScript.</w:t>
-      </w:r>
-    </w:p>
-    <w:p>
-      <w:pPr>
-        <w:pStyle w:val="Prrafodelista"/>
-        <w:numPr>
-          <w:ilvl w:val="0"/>
-          <w:numId w:val="12"/>
-        </w:numPr>
-        <w:rPr>
-          <w:b/>
-          <w:bCs/>
-        </w:rPr>
-      </w:pPr>
-      <w:r>
-        <w:rPr>
-          <w:b/>
-          <w:bCs/>
-        </w:rPr>
-        <w:t>Funcionalidades Implementadas</w:t>
-      </w:r>
-      <w:r>
-        <w:rPr>
-          <w:b/>
-          <w:bCs/>
-        </w:rPr>
-        <w:t xml:space="preserve"> </w:t>
-      </w:r>
-      <w:r>
-        <w:rPr>
-          <w:b/>
-          <w:bCs/>
-        </w:rPr>
-        <w:t>(95%):</w:t>
-      </w:r>
-    </w:p>
-    <w:p>
-      <w:r>
-        <w:t>- ✅ Monitoreo de plagas</w:t>
-      </w:r>
-    </w:p>
-    <w:p>
-      <w:r>
-        <w:t>- ✅ Control de enfermedades</w:t>
-      </w:r>
-    </w:p>
-    <w:p>
-      <w:r>
-        <w:t>- ✅ Gestión de fertilización orgánica y química</w:t>
-      </w:r>
-    </w:p>
-    <w:p>
-      <w:r>
-        <w:t>- ✅ Registro de cosecha de fruta</w:t>
-      </w:r>
-    </w:p>
-    <w:p>
-      <w:r>
-        <w:t>- ✅ Control de calidad de fruta</w:t>
-      </w:r>
-    </w:p>
-    <w:p>
-      <w:r>
-        <w:t>- ✅ Monitoreo de trampas</w:t>
-      </w:r>
-    </w:p>
-    <w:p>
-      <w:r>
-        <w:t>- ✅ Gestión de mantenimientos agrícolas</w:t>
-      </w:r>
-    </w:p>
-    <w:p>
-      <w:r>
-        <w:t>- ✅ Control de oficios varios en palma</w:t>
-      </w:r>
-    </w:p>
-    <w:p>
-      <w:r>
-        <w:t>- ✅ Monitoreo de nivel freático</w:t>
-      </w:r>
-    </w:p>
-    <w:p>
-      <w:r>
-        <w:t>- ✅ Programación de fechas de corte</w:t>
-      </w:r>
-    </w:p>
-    <w:p>
-      <w:r>
-        <w:t>- ✅ Aprobación de monitoreos generales</w:t>
-      </w:r>
-    </w:p>
-    <w:p>
-      <w:r>
-        <w:t>- ✅ Sistema de eventos pendientes</w:t>
-      </w:r>
-    </w:p>
-    <w:p>
-      <w:r>
-        <w:t>- ✅ Reportes de lotes con monitoreo</w:t>
-      </w:r>
-    </w:p>
-    <w:p/>
-    <w:p>
-      <w:pPr>
-        <w:pStyle w:val="Prrafodelista"/>
-        <w:numPr>
-          <w:ilvl w:val="0"/>
-          <w:numId w:val="12"/>
-        </w:numPr>
-        <w:rPr>
-          <w:b/>
-          <w:bCs/>
-        </w:rPr>
-      </w:pPr>
-      <w:r>
-        <w:rPr>
-          <w:b/>
-          <w:bCs/>
-        </w:rPr>
-        <w:t>En Desarrollo (5%):</w:t>
-      </w:r>
-    </w:p>
-    <w:p>
-      <w:r>
-        <w:t>- 🔄 Dashboard analítico de producción</w:t>
-      </w:r>
-    </w:p>
-    <w:p>
-      <w:r>
-        <w:lastRenderedPageBreak/>
-        <w:t>- 🔄 Predicción de cosechas</w:t>
-      </w:r>
-    </w:p>
-    <w:p>
-      <w:r>
-        <w:t>- 🔄 Integración con sensores IoT</w:t>
-      </w:r>
-    </w:p>
-    <w:p>
-      <w:r>
-        <w:t>- 🔄 Mapas de calor de incidencia</w:t>
-      </w:r>
-    </w:p>
-    <w:p/>
-    <w:p/>
-    <w:p>
-      <w:pPr>
-        <w:pStyle w:val="Prrafodelista"/>
-        <w:numPr>
-          <w:ilvl w:val="0"/>
-          <w:numId w:val="12"/>
-        </w:numPr>
-        <w:rPr>
-          <w:b/>
-          <w:bCs/>
-        </w:rPr>
-      </w:pPr>
-      <w:r>
-        <w:rPr>
-          <w:b/>
-          <w:bCs/>
-        </w:rPr>
-        <w:t>Componentes Principales:</w:t>
-      </w:r>
-    </w:p>
-    <w:p>
-      <w:r>
-        <w:rPr>
-          <w:rFonts w:ascii="Segoe UI Emoji" w:hAnsi="Segoe UI Emoji" w:cs="Segoe UI Emoji"/>
-        </w:rPr>
-        <w:t xml:space="preserve"> </w:t>
-      </w:r>
-      <w:r>
-        <w:rPr>
-          <w:rFonts w:ascii="Segoe UI Emoji" w:hAnsi="Segoe UI Emoji" w:cs="Segoe UI Emoji"/>
-        </w:rPr>
-        <w:t>⚙️</w:t>
-      </w:r>
-      <w:r>
-        <w:t>`tb_agronomia.html` - Tabla principal de agronomía</w:t>
-      </w:r>
-    </w:p>
-    <w:p>
-      <w:r>
-        <w:t xml:space="preserve"> </w:t>
-      </w:r>
-      <w:r>
-        <w:rPr>
-          <w:rFonts w:ascii="Segoe UI Emoji" w:hAnsi="Segoe UI Emoji" w:cs="Segoe UI Emoji"/>
-        </w:rPr>
-        <w:t>⚙️</w:t>
-      </w:r>
-      <w:r>
-        <w:t xml:space="preserve"> </w:t>
-      </w:r>
-      <w:r>
-        <w:t>`f_cortes.html` - Programación de fechas de corte</w:t>
-      </w:r>
-    </w:p>
-    <w:p>
-      <w:r>
-        <w:rPr>
-          <w:rFonts w:ascii="Segoe UI Emoji" w:hAnsi="Segoe UI Emoji" w:cs="Segoe UI Emoji"/>
-        </w:rPr>
-        <w:t>⚙️</w:t>
-      </w:r>
-      <w:r>
-        <w:t xml:space="preserve"> </w:t>
-      </w:r>
-      <w:r>
-        <w:t>Más de 50 archivos PHP para diferentes operaciones agronómicas</w:t>
-      </w:r>
-    </w:p>
-    <w:p>
-      <w:r>
-        <w:rPr>
-          <w:rFonts w:ascii="Segoe UI Emoji" w:hAnsi="Segoe UI Emoji" w:cs="Segoe UI Emoji"/>
-        </w:rPr>
-        <w:t>⚙️</w:t>
-      </w:r>
-      <w:r>
-        <w:t xml:space="preserve"> </w:t>
-      </w:r>
-      <w:r>
-        <w:t>Scripts especializados para cada sub-proceso</w:t>
-      </w:r>
-    </w:p>
-    <w:p>
-      <w:r>
-        <w:rPr>
-          <w:rFonts w:ascii="Segoe UI Emoji" w:hAnsi="Segoe UI Emoji" w:cs="Segoe UI Emoji"/>
-        </w:rPr>
-        <w:t>⚙️</w:t>
-      </w:r>
-      <w:r>
-        <w:t xml:space="preserve"> </w:t>
-      </w:r>
-      <w:r>
-        <w:t>`gestion_permisos_agronomia.html` - Programación de permiso por roles para visualizar tablas</w:t>
-      </w:r>
-    </w:p>
-    <w:p>
-      <w:pPr>
-        <w:rPr>
-          <w:b/>
-          <w:bCs/>
-        </w:rPr>
-      </w:pPr>
-    </w:p>
-    <w:p>
-      <w:pPr>
-        <w:pStyle w:val="Prrafodelista"/>
-        <w:numPr>
-          <w:ilvl w:val="0"/>
-          <w:numId w:val="12"/>
-        </w:numPr>
-        <w:rPr>
-          <w:b/>
-          <w:bCs/>
-        </w:rPr>
-      </w:pPr>
-      <w:r>
-        <w:rPr>
-          <w:b/>
-          <w:bCs/>
-        </w:rPr>
-        <w:t>Sub-procesos Agronómicos:</w:t>
-      </w:r>
-    </w:p>
-    <w:p>
-      <w:r>
-        <w:t>1. **Monitoreo de Plagas**: Registro y seguimiento de incidencia de plagas</w:t>
-      </w:r>
-    </w:p>
-    <w:p>
-      <w:r>
-        <w:t>2. **Control Fitosanitario**: Gestión de aplicaciones y tratamientos</w:t>
-      </w:r>
-    </w:p>
-    <w:p>
-      <w:r>
-        <w:t>3. **Fertilización**: Control de aplicaciones orgánicas y químicas</w:t>
-      </w:r>
-    </w:p>
-    <w:p>
-      <w:r>
-        <w:t>4. **Cosecha**: Registro de RFF (Racimos de Fruta Fresca)</w:t>
-      </w:r>
-    </w:p>
-    <w:p>
-      <w:r>
-        <w:t>5. **Calidad**: Control de calidad de fruta</w:t>
-      </w:r>
-    </w:p>
-    <w:p>
-      <w:r>
-        <w:t>6. **Mantenimiento**: Gestión de labores de mantenimiento</w:t>
-      </w:r>
-    </w:p>
-    <w:p>
-      <w:r>
-        <w:t>7. **Trampas**: Monitoreo de trampas para control de plagas</w:t>
-      </w:r>
-    </w:p>
-    <w:p>
-      <w:r>
-        <w:t>8. **Nivel Freático**: Control de agua subterránea</w:t>
-      </w:r>
-    </w:p>
-    <w:p/>
-    <w:p>
-      <w:pPr>
-        <w:pStyle w:val="Prrafodelista"/>
-        <w:numPr>
-          <w:ilvl w:val="0"/>
-          <w:numId w:val="12"/>
-        </w:numPr>
-        <w:rPr>
-          <w:b/>
-          <w:bCs/>
-        </w:rPr>
-      </w:pPr>
-      <w:r>
-        <w:rPr>
-          <w:b/>
-          <w:bCs/>
-        </w:rPr>
-        <w:t>Tablas Principales:</w:t>
-      </w:r>
-    </w:p>
-    <w:p>
-      <w:r>
-        <w:t>- `agr_fecha_corte` - Programación de cortes</w:t>
-      </w:r>
-    </w:p>
-    <w:p>
-      <w:r>
-        <w:t xml:space="preserve">   </w:t>
-      </w:r>
-      <w:r>
-        <w:t>`</w:t>
-      </w:r>
-      <w:r>
-        <w:t>gestión_permisos</w:t>
-      </w:r>
-      <w:r>
-        <w:t xml:space="preserve">` - Programación </w:t>
-      </w:r>
-      <w:r>
-        <w:t xml:space="preserve">permisos por roles </w:t>
-      </w:r>
-    </w:p>
-    <w:p>
-      <w:r>
-        <w:lastRenderedPageBreak/>
-        <w:t>- Múltiples tablas para diferentes aspectos agronómicos</w:t>
+    <w:p>
+      <w:r>
+        <w:t>3. Módulo Agronómico (m_agronomia) - 95% Completado</w:t>
+      </w:r>
+    </w:p>
+    <w:p>
+      <w:r>
+        <w:t>Descripción general: núcleo operativo agrícola con más de 98 vistas, APIs y scripts JS en /m_agronomia (HTML + assets/css/js/php/config) que cubren trazabilidad de campo, calidad y planeación.</w:t>
+      </w:r>
+    </w:p>
+    <w:p>
+      <w:r>
+        <w:t>Cobertura funcional (95% implementado):</w:t>
+      </w:r>
+    </w:p>
+    <w:p>
+      <w:r>
+        <w:t>- ✅ Monitoreo fitosanitario: plagas, trampas y sanidad con flujos de aprobación/inactivación y auditoría (plagas_api.php, monitoreo_trampas_api.php, ct_cal_sanidad_api.php).</w:t>
+      </w:r>
+    </w:p>
+    <w:p>
+      <w:r>
+        <w:t>- ✅ Nutrición y fertilización: orgánica/química, compostaje, coberturas y compactación; seguimiento de polinización y floración (fertilizacion_organica_api.php, compostaje_api.php, coberturas_api.php, compactacion_api.php, polinizacion_api.php, ct_polinizacion_flores_api.php).</w:t>
+      </w:r>
+    </w:p>
+    <w:p>
+      <w:r>
+        <w:t>- ✅ Producción y cosecha: registros de cosecha y recolección de RFF, control de vagones, pérdidas y auditorías asociadas (cosecha_fruta_api.php, reco_fruta_api.php, aud_cosecha_api.php, aud_vagones_api.php, aud_perdidas_api.php, aud_maquinaria_api.php).</w:t>
+      </w:r>
+    </w:p>
+    <w:p>
+      <w:r>
+        <w:t>- ✅ Mantenimiento y labores diarias: labores_diarias_api.php, mantenimientos_api.php, oficios_varios_palma_api.php, erradicaciones_api.php, compactacion_api.php, nivel_freatico_api.php.</w:t>
+      </w:r>
+    </w:p>
+    <w:p>
+      <w:r>
+        <w:t>- ✅ Planeación y cortes: f_cortes.html + F_cortes.js con fecha_corte.php (tabla agr_fecha_corte) para definir ventanas de cosecha.</w:t>
+      </w:r>
+    </w:p>
+    <w:p>
+      <w:r>
+        <w:t>- ✅ Reportes y alertas: reporte_lote_monitoreo_api.php, get_global_counts.php, eventos_pendientes_operaciones.php, pendientes_operaciones.php, notificaciones_operaciones.js, init_noti_admin.js.</w:t>
+      </w:r>
+    </w:p>
+    <w:p>
+      <w:r>
+        <w:t>- ✅ Gestión de permisos: gestion_permisos_agronomia.html + manage_tab_permissions.php + role_guard_agronomia.js para habilitar pestañas según rol.</w:t>
+      </w:r>
+    </w:p>
+    <w:p>
+      <w:r>
+        <w:t>Pendiente (5%):</w:t>
+      </w:r>
+    </w:p>
+    <w:p>
+      <w:r>
+        <w:t>- 🔄 Dashboard analítico de producción con consolidado por lote y tendencia.</w:t>
+      </w:r>
+    </w:p>
+    <w:p>
+      <w:r>
+        <w:t>- 🔄 Predicción de cosechas y mapas de calor de incidencia (integración IoT/GIS).</w:t>
+      </w:r>
+    </w:p>
+    <w:p>
+      <w:r>
+        <w:t>- 🔄 Automatización de alertas avanzadas a partir de sensores.</w:t>
+      </w:r>
+    </w:p>
+    <w:p>
+      <w:r>
+        <w:t>Estructura y navegación:</w:t>
+      </w:r>
+    </w:p>
+    <w:p>
+      <w:r>
+        <w:t>- `tb_agronomia.html`: landing con accesos a cada subproceso, filtrado y indicadores rápidos.</w:t>
+      </w:r>
+    </w:p>
+    <w:p>
+      <w:r>
+        <w:t>- `f_cortes.html`: programación de fechas de corte y validación de rango activo.</w:t>
+      </w:r>
+    </w:p>
+    <w:p>
+      <w:r>
+        <w:t>- `gestion_permisos_agronomia.html`: matriz de permisos por rol/tab, persistida en manage_tab_permissions.php.</w:t>
+      </w:r>
+    </w:p>
+    <w:p>
+      <w:r>
+        <w:t>- Carpeta assets/: css (tema y tablas), js (lógica de cada subproceso, guardas y notificaciones), php (APIs REST-like con audit_logger y doble BD temporal/principal), config (conexiones y helpers).</w:t>
+      </w:r>
+    </w:p>
+    <w:p>
+      <w:r>
+        <w:t>Subprocesos detallados (JS ↔ API PHP ↔ tabla):</w:t>
+      </w:r>
+    </w:p>
+    <w:p>
+      <w:r>
+        <w:t>- Monitoreo fitosanitario: plagas.js ↔ plagas_api.php ↔ plagas; ct_cal_sanidad.js ↔ ct_cal_sanidad_api.php ↔ ct_cal_sanidad; ct_cal_trampas.js/monitoreo_trampas.js ↔ ct_cal_trampas_api.php y monitoreo_trampas_api.php ↔ ct_cal_trampas/monitoreo_trampas.</w:t>
+      </w:r>
+    </w:p>
+    <w:p>
+      <w:r>
+        <w:t>- Nutrición y fertilización: fertilizacion_organica.js ↔ fertilizacion_organica_api.php ↔ fertilizacion_organica; compostaje.js ↔ compostaje_api.php ↔ compostaje; coberturas.js ↔ coberturas_api.php ↔ coberturas; compactacion.js ↔ compactacion_api.php ↔ compactacion; polinizacion.js y ct_polinizacion_flores.js ↔ polinizacion_api.php/ct_polinizacion_flores_api.php ↔ polinizacion/ct_polinizacion_flores.</w:t>
+      </w:r>
+    </w:p>
+    <w:p>
+      <w:r>
+        <w:t>- Producción y cosecha: cosecha_fruta.js ↔ cosecha_fruta_api.php ↔ cosecha_fruta; reco_fruta.js ↔ reco_fruta_api.php ↔ reco_fruta; aud_cosecha.js ↔ aud_cosecha_api.php; aud_vagones.js ↔ aud_vagones_api.php; aud_perdidas.js ↔ aud_perdidas_api.php; aud_maquinaria.js ↔ aud_maquinaria_api.php.</w:t>
+      </w:r>
+    </w:p>
+    <w:p>
+      <w:r>
+        <w:t>- Labores y mantenimiento: labores_diarias.js ↔ labores_diarias_api.php ↔ labores_diarias; mantenimientos.js ↔ mantenimientos_api.php ↔ mantenimientos; oficios_varios_palma.js ↔ oficios_varios_palma_api.php ↔ oficios_varios_palma; erradicaciones.js ↔ erradicaciones_api.php ↔ erradicaciones; nivel_freatico.js ↔ nivel_freatico_api.php ↔ nivel_freatico.</w:t>
+      </w:r>
+    </w:p>
+    <w:p>
+      <w:r>
+        <w:t>- Siembras y vivero: siembra_nueva.js ↔ siembra_nueva_api.php ↔ siembra_nueva; resiembra.js ↔ resiembra_api.php ↔ resiembra; salida_vivero.js ↔ salida_vivero_api.php ↔ salida_vivero.</w:t>
+      </w:r>
+    </w:p>
+    <w:p>
+      <w:r>
+        <w:t>- Programación y control de cortes: F_cortes.js ↔ fecha_corte.php ↔ agr_fecha_corte; gestion.js + operaciones_aprobacion.php/pendientes_operaciones.php para flujos de aprobación; notificaciones_operaciones.js para avisos.</w:t>
+      </w:r>
+    </w:p>
+    <w:p>
+      <w:r>
+        <w:t>- Reportes y métricas: reporte_lote_monitoreo.js ↔ reporte_lote_monitoreo_api.php; get_global_counts.php para contadores en dashboard; eventos_pendientes_operaciones.php para bandeja de pendientes.</w:t>
+      </w:r>
+    </w:p>
+    <w:p>
+      <w:r>
+        <w:t>- Seguridad y permisos: role_guard_agronomia.js y role_permissions.js validan sesión/rol; require_admin.php en APIs sensibles; aud_* APIs registran operaciones críticas.</w:t>
+      </w:r>
+    </w:p>
+    <w:p>
+      <w:r>
+        <w:t>Tablas y vistas relevantes:</w:t>
+      </w:r>
+    </w:p>
+    <w:p>
+      <w:r>
+        <w:t>- `agr_fecha_corte`, `plagas`, `ct_cal_sanidad`, `monitoreo_trampas`, `ct_cal_trampas`, `compactacion`, `coberturas`, `compostaje`, `fertilizacion_organica`, `polinizacion`, `ct_polinizacion_flores`, `nivel_freatico`.</w:t>
+      </w:r>
+    </w:p>
+    <w:p>
+      <w:r>
+        <w:t>- `labores_diarias`, `mantenimientos`, `oficios_varios_palma`, `erradicaciones`, `siembra_nueva`, `resiembra`, `cosecha_fruta`, `reco_fruta` y tablas de auditoría asociadas (aud_*).</w:t>
+      </w:r>
+    </w:p>
+    <w:p>
+      <w:r>
+        <w:t>- Vistas y consultas de control: `reporte_lote_monitoreo` y contadores globales para paneles.</w:t>
       </w:r>
     </w:p>
     <w:p>

--- a/OSM_Documentacion.docx
+++ b/OSM_Documentacion.docx
@@ -2171,413 +2171,224 @@
       </w:r>
     </w:p>
     <w:p>
-      <w:pPr>
-        <w:rPr>
-          <w:b/>
-          <w:bCs/>
-        </w:rPr>
-      </w:pPr>
-      <w:r>
-        <w:rPr>
-          <w:b/>
-          <w:bCs/>
-        </w:rPr>
-        <w:t>3. Módulo Agronómico (m_agronomia)</w:t>
-      </w:r>
-      <w:r>
-        <w:rPr>
-          <w:b/>
-          <w:bCs/>
-        </w:rPr>
-        <w:t xml:space="preserve"> </w:t>
-      </w:r>
-      <w:r>
-        <w:rPr>
-          <w:b/>
-          <w:bCs/>
-        </w:rPr>
-        <w:t xml:space="preserve">- </w:t>
-      </w:r>
-      <w:r>
-        <w:rPr>
-          <w:b/>
-          <w:bCs/>
-        </w:rPr>
-        <w:t>9</w:t>
-      </w:r>
-      <w:r>
-        <w:rPr>
-          <w:b/>
-          <w:bCs/>
-        </w:rPr>
-        <w:t>5% Completado</w:t>
-      </w:r>
-    </w:p>
-    <w:p>
-      <w:r>
-        <w:t xml:space="preserve">Este es el módulo más extenso del sistema con </w:t>
-      </w:r>
-      <w:r>
-        <w:t xml:space="preserve">más de </w:t>
-      </w:r>
-      <w:r>
-        <w:t>98 archivos entre HTML, PHP y JavaScript.</w:t>
-      </w:r>
-    </w:p>
-    <w:p>
-      <w:pPr>
-        <w:pStyle w:val="Prrafodelista"/>
-        <w:numPr>
-          <w:ilvl w:val="0"/>
-          <w:numId w:val="12"/>
-        </w:numPr>
-        <w:rPr>
-          <w:b/>
-          <w:bCs/>
-        </w:rPr>
-      </w:pPr>
-      <w:r>
-        <w:rPr>
-          <w:b/>
-          <w:bCs/>
-        </w:rPr>
-        <w:t>Funcionalidades Implementadas</w:t>
-      </w:r>
-      <w:r>
-        <w:rPr>
-          <w:b/>
-          <w:bCs/>
-        </w:rPr>
-        <w:t xml:space="preserve"> </w:t>
-      </w:r>
-      <w:r>
-        <w:rPr>
-          <w:b/>
-          <w:bCs/>
-        </w:rPr>
-        <w:t>(95%):</w:t>
-      </w:r>
-    </w:p>
-    <w:p>
-      <w:r>
-        <w:t>- ✅ Monitoreo de plagas</w:t>
-      </w:r>
-    </w:p>
-    <w:p>
-      <w:r>
-        <w:t>- ✅ Control de enfermedades</w:t>
-      </w:r>
-    </w:p>
-    <w:p>
-      <w:r>
-        <w:t>- ✅ Gestión de fertilización orgánica y química</w:t>
-      </w:r>
-    </w:p>
-    <w:p>
-      <w:r>
-        <w:t>- ✅ Registro de cosecha de fruta</w:t>
-      </w:r>
-    </w:p>
-    <w:p>
-      <w:r>
-        <w:t>- ✅ Control de calidad de fruta</w:t>
-      </w:r>
-    </w:p>
-    <w:p>
-      <w:r>
-        <w:t>- ✅ Monitoreo de trampas</w:t>
-      </w:r>
-    </w:p>
-    <w:p>
-      <w:r>
-        <w:t>- ✅ Gestión de mantenimientos agrícolas</w:t>
-      </w:r>
-    </w:p>
-    <w:p>
-      <w:r>
-        <w:t>- ✅ Control de oficios varios en palma</w:t>
-      </w:r>
-    </w:p>
-    <w:p>
-      <w:r>
-        <w:t>- ✅ Monitoreo de nivel freático</w:t>
-      </w:r>
-    </w:p>
-    <w:p>
-      <w:r>
-        <w:t>- ✅ Programación de fechas de corte</w:t>
-      </w:r>
-    </w:p>
-    <w:p>
-      <w:r>
-        <w:t>- ✅ Aprobación de monitoreos generales</w:t>
-      </w:r>
-    </w:p>
-    <w:p>
-      <w:r>
-        <w:t>- ✅ Sistema de eventos pendientes</w:t>
-      </w:r>
-    </w:p>
-    <w:p>
-      <w:r>
-        <w:t>- ✅ Reportes de lotes con monitoreo</w:t>
+      <w:r>
+        <w:t>3. Módulo Agronómico (m_agronomia) - 95% Completado</w:t>
+      </w:r>
+    </w:p>
+    <w:p>
+      <w:r>
+        <w:t>Propósito: centralizar la operación agrícola (palma) desde campo hasta aprobación, con trazabilidad por lote, parcela y fecha de actividad.</w:t>
+      </w:r>
+    </w:p>
+    <w:p>
+      <w:r>
+        <w:t>Cobertura funcional (operativa):</w:t>
+      </w:r>
+    </w:p>
+    <w:p>
+      <w:r>
+        <w:t>- ✅ Monitoreo integrado de plagas y enfermedades (plagas, sanidad, trampas, coberturas).</w:t>
+      </w:r>
+    </w:p>
+    <w:p>
+      <w:r>
+        <w:t>- ✅ Gestión de fertilización orgánica y química, compostaje y aplicaciones registradas por jornada.</w:t>
+      </w:r>
+    </w:p>
+    <w:p>
+      <w:r>
+        <w:t>- ✅ Planeación y ejecución de siembra, resiembra y erradicaciones con seguimiento por responsable.</w:t>
+      </w:r>
+    </w:p>
+    <w:p>
+      <w:r>
+        <w:t>- ✅ Control de labores diarias, mantenimientos y oficios varios de palma con bitácora por equipo y empresa.</w:t>
+      </w:r>
+    </w:p>
+    <w:p>
+      <w:r>
+        <w:t>- ✅ Cosecha y postcosecha: RFF, recolección de fruta, auditorías de corte, pérdidas y vagones.</w:t>
+      </w:r>
+    </w:p>
+    <w:p>
+      <w:r>
+        <w:t>- ✅ Monitoreo de nivel freático, infraestructura y uso de maquinaria con estados de supervisión.</w:t>
+      </w:r>
+    </w:p>
+    <w:p>
+      <w:r>
+        <w:t>- ✅ Programación de fechas de corte, aprobación de monitoreos y tablero de eventos pendientes.</w:t>
+      </w:r>
+    </w:p>
+    <w:p>
+      <w:r>
+        <w:t>- ✅ Reportes operativos (lotes con monitoreo, notificaciones automáticas y métricas por pestaña).</w:t>
       </w:r>
     </w:p>
     <w:p/>
     <w:p>
-      <w:pPr>
-        <w:pStyle w:val="Prrafodelista"/>
-        <w:numPr>
-          <w:ilvl w:val="0"/>
-          <w:numId w:val="12"/>
-        </w:numPr>
-        <w:rPr>
-          <w:b/>
-          <w:bCs/>
-        </w:rPr>
-      </w:pPr>
-      <w:r>
-        <w:rPr>
-          <w:b/>
-          <w:bCs/>
-        </w:rPr>
-        <w:t>En Desarrollo (5%):</w:t>
-      </w:r>
-    </w:p>
-    <w:p>
-      <w:r>
-        <w:t>- 🔄 Dashboard analítico de producción</w:t>
-      </w:r>
-    </w:p>
-    <w:p>
-      <w:r>
-        <w:lastRenderedPageBreak/>
-        <w:t>- 🔄 Predicción de cosechas</w:t>
-      </w:r>
-    </w:p>
-    <w:p>
-      <w:r>
-        <w:t>- 🔄 Integración con sensores IoT</w:t>
-      </w:r>
-    </w:p>
-    <w:p>
-      <w:r>
-        <w:t>- 🔄 Mapas de calor de incidencia</w:t>
+      <w:r>
+        <w:t>Elementos en desarrollo (5%):</w:t>
+      </w:r>
+    </w:p>
+    <w:p>
+      <w:r>
+        <w:t>- 🔄 Dashboard analítico de producción con indicadores comparativos por lote y finca.</w:t>
+      </w:r>
+    </w:p>
+    <w:p>
+      <w:r>
+        <w:t>- 🔄 Predicción de cosechas y estimaciones por periodo.</w:t>
+      </w:r>
+    </w:p>
+    <w:p>
+      <w:r>
+        <w:t>- 🔄 Integración con sensores IoT para humedad/nivel freático y alertas tempranas.</w:t>
+      </w:r>
+    </w:p>
+    <w:p>
+      <w:r>
+        <w:t>- 🔄 Mapas de calor de incidencia y visualización geoespacial.</w:t>
       </w:r>
     </w:p>
     <w:p/>
+    <w:p>
+      <w:r>
+        <w:t>Flujos operativos principales:</w:t>
+      </w:r>
+    </w:p>
+    <w:p>
+      <w:r>
+        <w:t>- Monitoreo de plagas y sanidad: captura diaria de incidencias, trampas y coberturas mediante `plagas_api.php`, `monitoreo_trampas_api.php` y `ct_cal_sanidad_api.php`; visualización en pestañas dedicadas.</w:t>
+      </w:r>
+    </w:p>
+    <w:p>
+      <w:r>
+        <w:t>- Fertilización y coberturas: registro de aplicaciones orgánicas/químicas, compostaje y coberturas con `fertilizacion_organica_api.php`, `coberturas_api.php`, `compostaje.js` y controles de supervisión.</w:t>
+      </w:r>
+    </w:p>
+    <w:p>
+      <w:r>
+        <w:t>- Siembra, resiembra y erradicaciones: planeación y ejecución con trazabilidad por lote a través de `siembra_nueva_api.php`, `resiembra_api.php` y `erradicaciones_api.php`.</w:t>
+      </w:r>
+    </w:p>
+    <w:p>
+      <w:r>
+        <w:t>- Labores, mantenimientos y oficios varios: programación y cierre de labores (`labores_diarias_api.php`, `mantenimientos_api.php`, `oficios_varios_palma_api.php`) con auditoría de maquinaria (`aud_maquinaria_api.php`).</w:t>
+      </w:r>
+    </w:p>
+    <w:p>
+      <w:r>
+        <w:t>- Cosecha y calidad: seguimiento de corte y recolección (`cosecha_fruta_api.php`, `reco_fruta_api.php`), control de calidad y auditorías (`aud_cosecha_api.php`, `aud_fertilizacion_api.php`, `aud_perdidas_api.php`, `aud_vagones_api.php`, `ct_cal_trampas_api.php`, `ct_cal_labores_api.php`).</w:t>
+      </w:r>
+    </w:p>
+    <w:p>
+      <w:r>
+        <w:t>- Nivel freático y riego: monitoreo periódico mediante `nivel_freatico_api.php` y alertas configurables.</w:t>
+      </w:r>
+    </w:p>
+    <w:p>
+      <w:r>
+        <w:t>- Programación y aprobación: fechas de corte con `fecha_corte.php`, aprobación/pendientes con `operaciones_aprobacion.php`, `pendientes_operaciones.php` y `eventos_pendientes_operaciones.php`.</w:t>
+      </w:r>
+    </w:p>
     <w:p/>
     <w:p>
-      <w:pPr>
-        <w:pStyle w:val="Prrafodelista"/>
-        <w:numPr>
-          <w:ilvl w:val="0"/>
-          <w:numId w:val="12"/>
-        </w:numPr>
-        <w:rPr>
-          <w:b/>
-          <w:bCs/>
-        </w:rPr>
-      </w:pPr>
-      <w:r>
-        <w:rPr>
-          <w:b/>
-          <w:bCs/>
-        </w:rPr>
-        <w:t>Componentes Principales:</w:t>
-      </w:r>
-    </w:p>
-    <w:p>
-      <w:r>
-        <w:rPr>
-          <w:rFonts w:ascii="Segoe UI Emoji" w:hAnsi="Segoe UI Emoji" w:cs="Segoe UI Emoji"/>
-        </w:rPr>
-        <w:t xml:space="preserve"> </w:t>
-      </w:r>
-      <w:r>
-        <w:rPr>
-          <w:rFonts w:ascii="Segoe UI Emoji" w:hAnsi="Segoe UI Emoji" w:cs="Segoe UI Emoji"/>
-        </w:rPr>
-        <w:t>⚙️</w:t>
-      </w:r>
-      <w:r>
-        <w:t>`tb_agronomia.html` - Tabla principal de agronomía</w:t>
-      </w:r>
-    </w:p>
-    <w:p>
-      <w:r>
-        <w:t xml:space="preserve"> </w:t>
-      </w:r>
-      <w:r>
-        <w:rPr>
-          <w:rFonts w:ascii="Segoe UI Emoji" w:hAnsi="Segoe UI Emoji" w:cs="Segoe UI Emoji"/>
-        </w:rPr>
-        <w:t>⚙️</w:t>
-      </w:r>
-      <w:r>
-        <w:t xml:space="preserve"> </w:t>
-      </w:r>
-      <w:r>
-        <w:t>`f_cortes.html` - Programación de fechas de corte</w:t>
-      </w:r>
-    </w:p>
-    <w:p>
-      <w:r>
-        <w:rPr>
-          <w:rFonts w:ascii="Segoe UI Emoji" w:hAnsi="Segoe UI Emoji" w:cs="Segoe UI Emoji"/>
-        </w:rPr>
-        <w:t>⚙️</w:t>
-      </w:r>
-      <w:r>
-        <w:t xml:space="preserve"> </w:t>
-      </w:r>
-      <w:r>
-        <w:t>Más de 50 archivos PHP para diferentes operaciones agronómicas</w:t>
-      </w:r>
-    </w:p>
-    <w:p>
-      <w:r>
-        <w:rPr>
-          <w:rFonts w:ascii="Segoe UI Emoji" w:hAnsi="Segoe UI Emoji" w:cs="Segoe UI Emoji"/>
-        </w:rPr>
-        <w:t>⚙️</w:t>
-      </w:r>
-      <w:r>
-        <w:t xml:space="preserve"> </w:t>
-      </w:r>
-      <w:r>
-        <w:t>Scripts especializados para cada sub-proceso</w:t>
-      </w:r>
-    </w:p>
-    <w:p>
-      <w:r>
-        <w:rPr>
-          <w:rFonts w:ascii="Segoe UI Emoji" w:hAnsi="Segoe UI Emoji" w:cs="Segoe UI Emoji"/>
-        </w:rPr>
-        <w:t>⚙️</w:t>
-      </w:r>
-      <w:r>
-        <w:t xml:space="preserve"> </w:t>
-      </w:r>
-      <w:r>
-        <w:t>`gestion_permisos_agronomia.html` - Programación de permiso por roles para visualizar tablas</w:t>
-      </w:r>
-    </w:p>
-    <w:p>
-      <w:pPr>
-        <w:rPr>
-          <w:b/>
-          <w:bCs/>
-        </w:rPr>
-      </w:pPr>
-    </w:p>
-    <w:p>
-      <w:pPr>
-        <w:pStyle w:val="Prrafodelista"/>
-        <w:numPr>
-          <w:ilvl w:val="0"/>
-          <w:numId w:val="12"/>
-        </w:numPr>
-        <w:rPr>
-          <w:b/>
-          <w:bCs/>
-        </w:rPr>
-      </w:pPr>
-      <w:r>
-        <w:rPr>
-          <w:b/>
-          <w:bCs/>
-        </w:rPr>
-        <w:t>Sub-procesos Agronómicos:</w:t>
-      </w:r>
-    </w:p>
-    <w:p>
-      <w:r>
-        <w:t>1. **Monitoreo de Plagas**: Registro y seguimiento de incidencia de plagas</w:t>
-      </w:r>
-    </w:p>
-    <w:p>
-      <w:r>
-        <w:t>2. **Control Fitosanitario**: Gestión de aplicaciones y tratamientos</w:t>
-      </w:r>
-    </w:p>
-    <w:p>
-      <w:r>
-        <w:t>3. **Fertilización**: Control de aplicaciones orgánicas y químicas</w:t>
-      </w:r>
-    </w:p>
-    <w:p>
-      <w:r>
-        <w:t>4. **Cosecha**: Registro de RFF (Racimos de Fruta Fresca)</w:t>
-      </w:r>
-    </w:p>
-    <w:p>
-      <w:r>
-        <w:t>5. **Calidad**: Control de calidad de fruta</w:t>
-      </w:r>
-    </w:p>
-    <w:p>
-      <w:r>
-        <w:t>6. **Mantenimiento**: Gestión de labores de mantenimiento</w:t>
-      </w:r>
-    </w:p>
-    <w:p>
-      <w:r>
-        <w:t>7. **Trampas**: Monitoreo de trampas para control de plagas</w:t>
-      </w:r>
-    </w:p>
-    <w:p>
-      <w:r>
-        <w:t>8. **Nivel Freático**: Control de agua subterránea</w:t>
+      <w:r>
+        <w:t>Componentes de interfaz (HTML/JS):</w:t>
+      </w:r>
+    </w:p>
+    <w:p>
+      <w:r>
+        <w:t>- ⚙️ `tb_agronomia.html` - Vista principal con pestañas por subproceso y acceso a reportes.</w:t>
+      </w:r>
+    </w:p>
+    <w:p>
+      <w:r>
+        <w:t>- ⚙️ `f_cortes.html` - Programación y edición de fechas de corte.</w:t>
+      </w:r>
+    </w:p>
+    <w:p>
+      <w:r>
+        <w:t>- ⚙️ `gestion_permisos_agronomia.html` - Administración de visibilidad por rol y pestaña.</w:t>
+      </w:r>
+    </w:p>
+    <w:p>
+      <w:r>
+        <w:t>- ⚙️ Scripts especializados: `agronomia.js`, `role_guard_agronomia.js`, `role_permissions.js`, `notificaciones_operaciones.js` y formularios específicos (`plagas.js`, `fertilizacion_organica.js`, `cosecha_fruta.js`, `nivel_freatico.js`, `labores_diarias.js`, entre otros).</w:t>
       </w:r>
     </w:p>
     <w:p/>
     <w:p>
-      <w:pPr>
-        <w:pStyle w:val="Prrafodelista"/>
-        <w:numPr>
-          <w:ilvl w:val="0"/>
-          <w:numId w:val="12"/>
-        </w:numPr>
-        <w:rPr>
-          <w:b/>
-          <w:bCs/>
-        </w:rPr>
-      </w:pPr>
-      <w:r>
-        <w:rPr>
-          <w:b/>
-          <w:bCs/>
-        </w:rPr>
-        <w:t>Tablas Principales:</w:t>
-      </w:r>
-    </w:p>
-    <w:p>
-      <w:r>
-        <w:t>- `agr_fecha_corte` - Programación de cortes</w:t>
-      </w:r>
-    </w:p>
-    <w:p>
-      <w:r>
-        <w:t xml:space="preserve">   </w:t>
-      </w:r>
-      <w:r>
-        <w:t>`</w:t>
-      </w:r>
-      <w:r>
-        <w:t>gestión_permisos</w:t>
-      </w:r>
-      <w:r>
-        <w:t xml:space="preserve">` - Programación </w:t>
-      </w:r>
-      <w:r>
-        <w:t xml:space="preserve">permisos por roles </w:t>
-      </w:r>
-    </w:p>
-    <w:p>
-      <w:r>
-        <w:lastRenderedPageBreak/>
-        <w:t>- Múltiples tablas para diferentes aspectos agronómicos</w:t>
+      <w:r>
+        <w:t>Servicios y APIs (PHP):</w:t>
+      </w:r>
+    </w:p>
+    <w:p>
+      <w:r>
+        <w:t>- Endpoints por subproceso en `m_agronomia/assets/php/`: `plagas_api.php`, `cosecha_fruta_api.php`, `fertilizacion_organica_api.php`, `labores_diarias_api.php`, `monitoreos_generales_api.php`, `mantenimientos_api.php`, `monitoreo_trampas_api.php`, `nivel_freatico_api.php`, `polinizacion_api.php`, `oficios_varios_palma_api.php`, `coberturas_api.php`, `ct_cal_sanidad_api.php`, `ct_polinizacion_flores_api.php`.</w:t>
+      </w:r>
+    </w:p>
+    <w:p>
+      <w:r>
+        <w:t>- Control de auditoría y reportes: `aud_fertilizacion_api.php`, `aud_cosecha_api.php`, `aud_maquinaria_api.php`, `aud_perdidas_api.php`, `aud_vagones_api.php`, `reporte_lote_monitoreo_api.php`.</w:t>
+      </w:r>
+    </w:p>
+    <w:p>
+      <w:r>
+        <w:t>- Gestión de permisos y estructura: `manage_tab_permissions.php`, `roles_auth.php`, `add_new_tabs_to_db.php`, `migrate_tabs_to_db.php`, `create_new_tables_v2.php`.</w:t>
+      </w:r>
+    </w:p>
+    <w:p/>
+    <w:p>
+      <w:r>
+        <w:t>Tablas y datos clave:</w:t>
+      </w:r>
+    </w:p>
+    <w:p>
+      <w:r>
+        <w:t>- `agr_fecha_corte` para programación y sincronización con `f_cortes.html`.</w:t>
+      </w:r>
+    </w:p>
+    <w:p>
+      <w:r>
+        <w:t>- `agr_tab_permissions` para visibilidad por pestaña/rol.</w:t>
+      </w:r>
+    </w:p>
+    <w:p>
+      <w:r>
+        <w:t>- Tablas operativas por subproceso: `plagas`, `coberturas`, `fertilizacion_organica`, `compostaje`, `labores_diarias`, `mantenimientos`, `oficios_varios_palma`, `erradicaciones`, `siembra_nueva`, `resiembra`, `nivel_freatico`, `cosecha_fruta`, `reco_fruta`, `monitoreos_generales`, `monitoreo_trampas`, `polinizacion`, `ct_cal_sanidad`, `ct_cal_trampas`, `ct_cal_labores`.</w:t>
+      </w:r>
+    </w:p>
+    <w:p>
+      <w:r>
+        <w:t>- Tablas de auditoría y control: `aud_maquinaria`, `aud_cosecha`, `aud_fertilizacion`, `aud_perdidas`, `aud_vagones`.</w:t>
+      </w:r>
+    </w:p>
+    <w:p>
+      <w:r>
+        <w:t>- Vistas y registros de seguimiento: `pendientes_operaciones`, `eventos_pendientes_operaciones`, `reporte_lote_monitoreo`.</w:t>
+      </w:r>
+    </w:p>
+    <w:p/>
+    <w:p>
+      <w:r>
+        <w:t>Notas de calidad y seguridad:</w:t>
+      </w:r>
+    </w:p>
+    <w:p>
+      <w:r>
+        <w:t>- Validación de roles y CSRF en APIs clave; `role_guard_agronomia.js` protege las pestañas según permisos.</w:t>
+      </w:r>
+    </w:p>
+    <w:p>
+      <w:r>
+        <w:t>- Formularios con campos obligatorios, estados de supervisión (`pendiente`/`aprobado`) y bandera `error_registro` para trazabilidad.</w:t>
+      </w:r>
+    </w:p>
+    <w:p>
+      <w:r>
+        <w:t>- Notificaciones configurables para pendientes y vencimientos mediante `init_noti_admin.js` y `notificaciones_operaciones.js`.</w:t>
       </w:r>
     </w:p>
     <w:p>

--- a/OSM_Documentacion.docx
+++ b/OSM_Documentacion.docx
@@ -44,7 +44,7 @@
           <w:noProof/>
         </w:rPr>
         <w:drawing>
-          <wp:inline distT="0" distB="0" distL="0" distR="0" wp14:anchorId="5F000AB7" wp14:editId="74117D6D">
+          <wp:inline distT="0" distB="0" distL="0" distR="0" wp14:anchorId="5DE9F7E8" wp14:editId="73D87AD6">
             <wp:extent cx="2124460" cy="1447803"/>
             <wp:effectExtent l="0" t="0" r="9525" b="0"/>
             <wp:docPr id="934791177" name="Imagen 2" descr="Un letrero de color blanco&#10;&#10;El contenido generado por IA puede ser incorrecto."/>
@@ -2243,6 +2243,7 @@
     </w:p>
     <w:p>
       <w:r>
+        <w:lastRenderedPageBreak/>
         <w:t>- 🔄 Integración con sensores IoT para humedad/nivel freático y alertas tempranas.</w:t>
       </w:r>
     </w:p>
@@ -2315,7 +2316,11 @@
     </w:p>
     <w:p>
       <w:r>
-        <w:t>- ⚙️ Scripts especializados: `agronomia.js`, `role_guard_agronomia.js`, `role_permissions.js`, `notificaciones_operaciones.js` y formularios específicos (`plagas.js`, `fertilizacion_organica.js`, `cosecha_fruta.js`, `nivel_freatico.js`, `labores_diarias.js`, entre otros).</w:t>
+        <w:t xml:space="preserve">- ⚙️ Scripts especializados: `agronomia.js`, `role_guard_agronomia.js`, `role_permissions.js`, `notificaciones_operaciones.js` y formularios específicos (`plagas.js`, </w:t>
+      </w:r>
+      <w:r>
+        <w:lastRenderedPageBreak/>
+        <w:t>`fertilizacion_organica.js`, `cosecha_fruta.js`, `nivel_freatico.js`, `labores_diarias.js`, entre otros).</w:t>
       </w:r>
     </w:p>
     <w:p/>
@@ -2388,6 +2393,7 @@
     </w:p>
     <w:p>
       <w:r>
+        <w:lastRenderedPageBreak/>
         <w:t>- Notificaciones configurables para pendientes y vencimientos mediante `init_noti_admin.js` y `notificaciones_operaciones.js`.</w:t>
       </w:r>
     </w:p>
@@ -3184,7 +3190,7 @@
           <w:lang w:val="es-CO"/>
         </w:rPr>
         <w:drawing>
-          <wp:anchor distT="0" distB="0" distL="114300" distR="114300" simplePos="0" relativeHeight="251620352" behindDoc="0" locked="0" layoutInCell="1" allowOverlap="1" wp14:anchorId="56BE7162" wp14:editId="2DB2F8E2">
+          <wp:anchor distT="0" distB="0" distL="114300" distR="114300" simplePos="0" relativeHeight="251620352" behindDoc="0" locked="0" layoutInCell="1" allowOverlap="1" wp14:anchorId="52ED51BC" wp14:editId="75658C02">
             <wp:simplePos x="0" y="0"/>
             <wp:positionH relativeFrom="column">
               <wp:posOffset>-251460</wp:posOffset>
@@ -3298,7 +3304,7 @@
           <w:lang w:val="es-CO"/>
         </w:rPr>
         <w:drawing>
-          <wp:inline distT="0" distB="0" distL="0" distR="0" wp14:anchorId="633F0BD2" wp14:editId="2E1BF537">
+          <wp:inline distT="0" distB="0" distL="0" distR="0" wp14:anchorId="53B92C73" wp14:editId="01EB1E35">
             <wp:extent cx="4732020" cy="6713220"/>
             <wp:effectExtent l="0" t="0" r="0" b="0"/>
             <wp:docPr id="505914064" name="Imagen 8"/>
@@ -3409,7 +3415,7 @@
         <mc:AlternateContent>
           <mc:Choice Requires="wps">
             <w:drawing>
-              <wp:anchor distT="0" distB="0" distL="114300" distR="114300" simplePos="0" relativeHeight="251625472" behindDoc="0" locked="0" layoutInCell="1" allowOverlap="1" wp14:anchorId="00ECDBEF" wp14:editId="3AC4879C">
+              <wp:anchor distT="0" distB="0" distL="114300" distR="114300" simplePos="0" relativeHeight="251625472" behindDoc="0" locked="0" layoutInCell="1" allowOverlap="1" wp14:anchorId="33F29658" wp14:editId="7C7E858F">
                 <wp:simplePos x="0" y="0"/>
                 <wp:positionH relativeFrom="column">
                   <wp:posOffset>594360</wp:posOffset>
@@ -3461,7 +3467,7 @@
           </mc:Choice>
           <mc:Fallback>
             <w:pict>
-              <v:shapetype w14:anchorId="00E62E65" id="_x0000_t32" coordsize="21600,21600" o:spt="32" o:oned="t" path="m,l21600,21600e" filled="f">
+              <v:shapetype w14:anchorId="0AFB18C9" id="_x0000_t32" coordsize="21600,21600" o:spt="32" o:oned="t" path="m,l21600,21600e" filled="f">
                 <v:path arrowok="t" fillok="f" o:connecttype="none"/>
                 <o:lock v:ext="edit" shapetype="t"/>
               </v:shapetype>
@@ -3514,7 +3520,7 @@
         <mc:AlternateContent>
           <mc:Choice Requires="wps">
             <w:drawing>
-              <wp:anchor distT="0" distB="0" distL="114300" distR="114300" simplePos="0" relativeHeight="251626496" behindDoc="0" locked="0" layoutInCell="1" allowOverlap="1" wp14:anchorId="09DE3758" wp14:editId="20935180">
+              <wp:anchor distT="0" distB="0" distL="114300" distR="114300" simplePos="0" relativeHeight="251626496" behindDoc="0" locked="0" layoutInCell="1" allowOverlap="1" wp14:anchorId="1CD6BCC2" wp14:editId="7514110D">
                 <wp:simplePos x="0" y="0"/>
                 <wp:positionH relativeFrom="column">
                   <wp:posOffset>861060</wp:posOffset>
@@ -3566,7 +3572,7 @@
           </mc:Choice>
           <mc:Fallback>
             <w:pict>
-              <v:shape w14:anchorId="66E05390" id="Conector recto de flecha 12" o:spid="_x0000_s1026" type="#_x0000_t32" style="position:absolute;margin-left:67.8pt;margin-top:19.05pt;width:0;height:23.4pt;z-index:251626496;visibility:visible;mso-wrap-style:square;mso-wrap-distance-left:9pt;mso-wrap-distance-top:0;mso-wrap-distance-right:9pt;mso-wrap-distance-bottom:0;mso-position-horizontal:absolute;mso-position-horizontal-relative:text;mso-position-vertical:absolute;mso-position-vertical-relative:text" o:gfxdata="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" strokecolor="black [3200]" strokeweight="3pt">
+              <v:shape w14:anchorId="21400992" id="Conector recto de flecha 12" o:spid="_x0000_s1026" type="#_x0000_t32" style="position:absolute;margin-left:67.8pt;margin-top:19.05pt;width:0;height:23.4pt;z-index:251626496;visibility:visible;mso-wrap-style:square;mso-wrap-distance-left:9pt;mso-wrap-distance-top:0;mso-wrap-distance-right:9pt;mso-wrap-distance-bottom:0;mso-position-horizontal:absolute;mso-position-horizontal-relative:text;mso-position-vertical:absolute;mso-position-vertical-relative:text" o:gfxdata="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" strokecolor="black [3200]" strokeweight="3pt">
                 <v:stroke endarrow="block"/>
                 <v:shadow on="t" color="black" opacity="24903f" origin=",.5" offset="0,.55556mm"/>
               </v:shape>
@@ -3641,7 +3647,7 @@
         <mc:AlternateContent>
           <mc:Choice Requires="wps">
             <w:drawing>
-              <wp:anchor distT="0" distB="0" distL="114300" distR="114300" simplePos="0" relativeHeight="251627520" behindDoc="0" locked="0" layoutInCell="1" allowOverlap="1" wp14:anchorId="5CFBBBD2" wp14:editId="7B87063B">
+              <wp:anchor distT="0" distB="0" distL="114300" distR="114300" simplePos="0" relativeHeight="251627520" behindDoc="0" locked="0" layoutInCell="1" allowOverlap="1" wp14:anchorId="1DDF10DE" wp14:editId="1196D2EB">
                 <wp:simplePos x="0" y="0"/>
                 <wp:positionH relativeFrom="column">
                   <wp:posOffset>1013460</wp:posOffset>
@@ -3693,7 +3699,7 @@
           </mc:Choice>
           <mc:Fallback>
             <w:pict>
-              <v:shape w14:anchorId="65D02431" id="Conector recto de flecha 12" o:spid="_x0000_s1026" type="#_x0000_t32" style="position:absolute;margin-left:79.8pt;margin-top:21.45pt;width:0;height:23.4pt;z-index:251627520;visibility:visible;mso-wrap-style:square;mso-wrap-distance-left:9pt;mso-wrap-distance-top:0;mso-wrap-distance-right:9pt;mso-wrap-distance-bottom:0;mso-position-horizontal:absolute;mso-position-horizontal-relative:text;mso-position-vertical:absolute;mso-position-vertical-relative:text" o:gfxdata="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" strokecolor="black [3200]" strokeweight="3pt">
+              <v:shape w14:anchorId="359A9004" id="Conector recto de flecha 12" o:spid="_x0000_s1026" type="#_x0000_t32" style="position:absolute;margin-left:79.8pt;margin-top:21.45pt;width:0;height:23.4pt;z-index:251627520;visibility:visible;mso-wrap-style:square;mso-wrap-distance-left:9pt;mso-wrap-distance-top:0;mso-wrap-distance-right:9pt;mso-wrap-distance-bottom:0;mso-position-horizontal:absolute;mso-position-horizontal-relative:text;mso-position-vertical:absolute;mso-position-vertical-relative:text" o:gfxdata="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" strokecolor="black [3200]" strokeweight="3pt">
                 <v:stroke endarrow="block"/>
                 <v:shadow on="t" color="black" opacity="24903f" origin=",.5" offset="0,.55556mm"/>
               </v:shape>
@@ -3819,7 +3825,7 @@
         <mc:AlternateContent>
           <mc:Choice Requires="wps">
             <w:drawing>
-              <wp:anchor distT="0" distB="0" distL="114300" distR="114300" simplePos="0" relativeHeight="251628544" behindDoc="0" locked="0" layoutInCell="1" allowOverlap="1" wp14:anchorId="2B01EF1E" wp14:editId="06070F9B">
+              <wp:anchor distT="0" distB="0" distL="114300" distR="114300" simplePos="0" relativeHeight="251628544" behindDoc="0" locked="0" layoutInCell="1" allowOverlap="1" wp14:anchorId="622632AC" wp14:editId="6E72DE40">
                 <wp:simplePos x="0" y="0"/>
                 <wp:positionH relativeFrom="column">
                   <wp:posOffset>1013460</wp:posOffset>
@@ -3871,7 +3877,7 @@
           </mc:Choice>
           <mc:Fallback>
             <w:pict>
-              <v:shape w14:anchorId="48DD13A8" id="Conector recto de flecha 12" o:spid="_x0000_s1026" type="#_x0000_t32" style="position:absolute;margin-left:79.8pt;margin-top:23pt;width:0;height:23.4pt;z-index:251628544;visibility:visible;mso-wrap-style:square;mso-wrap-distance-left:9pt;mso-wrap-distance-top:0;mso-wrap-distance-right:9pt;mso-wrap-distance-bottom:0;mso-position-horizontal:absolute;mso-position-horizontal-relative:text;mso-position-vertical:absolute;mso-position-vertical-relative:text" o:gfxdata="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" strokecolor="black [3200]" strokeweight="3pt">
+              <v:shape w14:anchorId="612DDCCA" id="Conector recto de flecha 12" o:spid="_x0000_s1026" type="#_x0000_t32" style="position:absolute;margin-left:79.8pt;margin-top:23pt;width:0;height:23.4pt;z-index:251628544;visibility:visible;mso-wrap-style:square;mso-wrap-distance-left:9pt;mso-wrap-distance-top:0;mso-wrap-distance-right:9pt;mso-wrap-distance-bottom:0;mso-position-horizontal:absolute;mso-position-horizontal-relative:text;mso-position-vertical:absolute;mso-position-vertical-relative:text" o:gfxdata="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" strokecolor="black [3200]" strokeweight="3pt">
                 <v:stroke endarrow="block"/>
                 <v:shadow on="t" color="black" opacity="24903f" origin=",.5" offset="0,.55556mm"/>
               </v:shape>
@@ -3936,7 +3942,7 @@
         <mc:AlternateContent>
           <mc:Choice Requires="wps">
             <w:drawing>
-              <wp:anchor distT="0" distB="0" distL="114300" distR="114300" simplePos="0" relativeHeight="251641856" behindDoc="0" locked="0" layoutInCell="1" allowOverlap="1" wp14:anchorId="2D17CD4B" wp14:editId="4EAA6F92">
+              <wp:anchor distT="0" distB="0" distL="114300" distR="114300" simplePos="0" relativeHeight="251641856" behindDoc="0" locked="0" layoutInCell="1" allowOverlap="1" wp14:anchorId="47C5416C" wp14:editId="756BB5F5">
                 <wp:simplePos x="0" y="0"/>
                 <wp:positionH relativeFrom="column">
                   <wp:posOffset>346710</wp:posOffset>
@@ -3991,7 +3997,7 @@
           </mc:Choice>
           <mc:Fallback>
             <w:pict>
-              <v:line w14:anchorId="5FE83BB3" id="Conector recto 10" o:spid="_x0000_s1026" style="position:absolute;flip:x;z-index:251641856;visibility:visible;mso-wrap-style:square;mso-width-percent:0;mso-height-percent:0;mso-wrap-distance-left:9pt;mso-wrap-distance-top:0;mso-wrap-distance-right:9pt;mso-wrap-distance-bottom:0;mso-position-horizontal:absolute;mso-position-horizontal-relative:text;mso-position-vertical:absolute;mso-position-vertical-relative:text;mso-width-percent:0;mso-height-percent:0;mso-width-relative:margin;mso-height-relative:margin" from="27.3pt,9.3pt" to="27.3pt,214.5pt" o:gfxdata="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" strokecolor="black [3200]" strokeweight="2pt">
+              <v:line w14:anchorId="14AF3549" id="Conector recto 10" o:spid="_x0000_s1026" style="position:absolute;flip:x;z-index:251641856;visibility:visible;mso-wrap-style:square;mso-width-percent:0;mso-height-percent:0;mso-wrap-distance-left:9pt;mso-wrap-distance-top:0;mso-wrap-distance-right:9pt;mso-wrap-distance-bottom:0;mso-position-horizontal:absolute;mso-position-horizontal-relative:text;mso-position-vertical:absolute;mso-position-vertical-relative:text;mso-width-percent:0;mso-height-percent:0;mso-width-relative:margin;mso-height-relative:margin" from="27.3pt,9.3pt" to="27.3pt,214.5pt" o:gfxdata="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" strokecolor="black [3200]" strokeweight="2pt">
                 <v:shadow on="t" color="black" opacity="24903f" origin=",.5" offset="0,.55556mm"/>
               </v:line>
             </w:pict>
@@ -4015,7 +4021,7 @@
         <mc:AlternateContent>
           <mc:Choice Requires="wps">
             <w:drawing>
-              <wp:anchor distT="0" distB="0" distL="114300" distR="114300" simplePos="0" relativeHeight="251629568" behindDoc="0" locked="0" layoutInCell="1" allowOverlap="1" wp14:anchorId="3A381A1A" wp14:editId="57EE5EAF">
+              <wp:anchor distT="0" distB="0" distL="114300" distR="114300" simplePos="0" relativeHeight="251629568" behindDoc="0" locked="0" layoutInCell="1" allowOverlap="1" wp14:anchorId="40305D28" wp14:editId="1A72A9C4">
                 <wp:simplePos x="0" y="0"/>
                 <wp:positionH relativeFrom="column">
                   <wp:posOffset>1158240</wp:posOffset>
@@ -4067,7 +4073,7 @@
           </mc:Choice>
           <mc:Fallback>
             <w:pict>
-              <v:shape w14:anchorId="22F590AC" id="Conector recto de flecha 12" o:spid="_x0000_s1026" type="#_x0000_t32" style="position:absolute;margin-left:91.2pt;margin-top:19.75pt;width:0;height:23.4pt;z-index:251629568;visibility:visible;mso-wrap-style:square;mso-wrap-distance-left:9pt;mso-wrap-distance-top:0;mso-wrap-distance-right:9pt;mso-wrap-distance-bottom:0;mso-position-horizontal:absolute;mso-position-horizontal-relative:text;mso-position-vertical:absolute;mso-position-vertical-relative:text" o:gfxdata="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" strokecolor="black [3200]" strokeweight="3pt">
+              <v:shape w14:anchorId="3DE1A054" id="Conector recto de flecha 12" o:spid="_x0000_s1026" type="#_x0000_t32" style="position:absolute;margin-left:91.2pt;margin-top:19.75pt;width:0;height:23.4pt;z-index:251629568;visibility:visible;mso-wrap-style:square;mso-wrap-distance-left:9pt;mso-wrap-distance-top:0;mso-wrap-distance-right:9pt;mso-wrap-distance-bottom:0;mso-position-horizontal:absolute;mso-position-horizontal-relative:text;mso-position-vertical:absolute;mso-position-vertical-relative:text" o:gfxdata="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" strokecolor="black [3200]" strokeweight="3pt">
                 <v:stroke endarrow="block"/>
                 <v:shadow on="t" color="black" opacity="24903f" origin=",.5" offset="0,.55556mm"/>
               </v:shape>
@@ -4125,7 +4131,7 @@
         <mc:AlternateContent>
           <mc:Choice Requires="wps">
             <w:drawing>
-              <wp:anchor distT="0" distB="0" distL="114300" distR="114300" simplePos="0" relativeHeight="251630592" behindDoc="0" locked="0" layoutInCell="1" allowOverlap="1" wp14:anchorId="5F976E20" wp14:editId="6EB3544F">
+              <wp:anchor distT="0" distB="0" distL="114300" distR="114300" simplePos="0" relativeHeight="251630592" behindDoc="0" locked="0" layoutInCell="1" allowOverlap="1" wp14:anchorId="3BE77CB3" wp14:editId="3AA7B738">
                 <wp:simplePos x="0" y="0"/>
                 <wp:positionH relativeFrom="column">
                   <wp:posOffset>1264920</wp:posOffset>
@@ -4177,7 +4183,7 @@
           </mc:Choice>
           <mc:Fallback>
             <w:pict>
-              <v:shape w14:anchorId="4A69EA4C" id="Conector recto de flecha 12" o:spid="_x0000_s1026" type="#_x0000_t32" style="position:absolute;margin-left:99.6pt;margin-top:20.6pt;width:0;height:23.4pt;z-index:251630592;visibility:visible;mso-wrap-style:square;mso-wrap-distance-left:9pt;mso-wrap-distance-top:0;mso-wrap-distance-right:9pt;mso-wrap-distance-bottom:0;mso-position-horizontal:absolute;mso-position-horizontal-relative:text;mso-position-vertical:absolute;mso-position-vertical-relative:text" o:gfxdata="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" strokecolor="black [3200]" strokeweight="3pt">
+              <v:shape w14:anchorId="2D1E4E27" id="Conector recto de flecha 12" o:spid="_x0000_s1026" type="#_x0000_t32" style="position:absolute;margin-left:99.6pt;margin-top:20.6pt;width:0;height:23.4pt;z-index:251630592;visibility:visible;mso-wrap-style:square;mso-wrap-distance-left:9pt;mso-wrap-distance-top:0;mso-wrap-distance-right:9pt;mso-wrap-distance-bottom:0;mso-position-horizontal:absolute;mso-position-horizontal-relative:text;mso-position-vertical:absolute;mso-position-vertical-relative:text" o:gfxdata="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" strokecolor="black [3200]" strokeweight="3pt">
                 <v:stroke endarrow="block"/>
                 <v:shadow on="t" color="black" opacity="24903f" origin=",.5" offset="0,.55556mm"/>
               </v:shape>
@@ -4197,7 +4203,7 @@
         <mc:AlternateContent>
           <mc:Choice Requires="wps">
             <w:drawing>
-              <wp:anchor distT="0" distB="0" distL="114300" distR="114300" simplePos="0" relativeHeight="251621376" behindDoc="0" locked="0" layoutInCell="1" allowOverlap="1" wp14:anchorId="4A36725E" wp14:editId="4602CC58">
+              <wp:anchor distT="0" distB="0" distL="114300" distR="114300" simplePos="0" relativeHeight="251621376" behindDoc="0" locked="0" layoutInCell="1" allowOverlap="1" wp14:anchorId="4F2CB12A" wp14:editId="00957F97">
                 <wp:simplePos x="0" y="0"/>
                 <wp:positionH relativeFrom="column">
                   <wp:posOffset>342900</wp:posOffset>
@@ -4252,7 +4258,7 @@
           </mc:Choice>
           <mc:Fallback>
             <w:pict>
-              <v:line w14:anchorId="6AAD0D0F" id="Conector recto 10" o:spid="_x0000_s1026" style="position:absolute;flip:x;z-index:251621376;visibility:visible;mso-wrap-style:square;mso-width-percent:0;mso-height-percent:0;mso-wrap-distance-left:9pt;mso-wrap-distance-top:0;mso-wrap-distance-right:9pt;mso-wrap-distance-bottom:0;mso-position-horizontal:absolute;mso-position-horizontal-relative:text;mso-position-vertical:absolute;mso-position-vertical-relative:text;mso-width-percent:0;mso-height-percent:0;mso-width-relative:margin;mso-height-relative:margin" from="27pt,-22.5pt" to="27pt,182.7pt" o:gfxdata="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" strokecolor="black [3200]" strokeweight="2pt">
+              <v:line w14:anchorId="396AF8DD" id="Conector recto 10" o:spid="_x0000_s1026" style="position:absolute;flip:x;z-index:251621376;visibility:visible;mso-wrap-style:square;mso-width-percent:0;mso-height-percent:0;mso-wrap-distance-left:9pt;mso-wrap-distance-top:0;mso-wrap-distance-right:9pt;mso-wrap-distance-bottom:0;mso-position-horizontal:absolute;mso-position-horizontal-relative:text;mso-position-vertical:absolute;mso-position-vertical-relative:text;mso-width-percent:0;mso-height-percent:0;mso-width-relative:margin;mso-height-relative:margin" from="27pt,-22.5pt" to="27pt,182.7pt" o:gfxdata="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" strokecolor="black [3200]" strokeweight="2pt">
                 <v:shadow on="t" color="black" opacity="24903f" origin=",.5" offset="0,.55556mm"/>
               </v:line>
             </w:pict>
@@ -4302,7 +4308,7 @@
         <mc:AlternateContent>
           <mc:Choice Requires="wps">
             <w:drawing>
-              <wp:anchor distT="0" distB="0" distL="114300" distR="114300" simplePos="0" relativeHeight="251631616" behindDoc="0" locked="0" layoutInCell="1" allowOverlap="1" wp14:anchorId="24495C9F" wp14:editId="70B65AC0">
+              <wp:anchor distT="0" distB="0" distL="114300" distR="114300" simplePos="0" relativeHeight="251631616" behindDoc="0" locked="0" layoutInCell="1" allowOverlap="1" wp14:anchorId="024C637B" wp14:editId="47910BD3">
                 <wp:simplePos x="0" y="0"/>
                 <wp:positionH relativeFrom="column">
                   <wp:posOffset>952500</wp:posOffset>
@@ -4354,7 +4360,7 @@
           </mc:Choice>
           <mc:Fallback>
             <w:pict>
-              <v:shape w14:anchorId="66A272FE" id="Conector recto de flecha 12" o:spid="_x0000_s1026" type="#_x0000_t32" style="position:absolute;margin-left:75pt;margin-top:3.95pt;width:0;height:23.4pt;z-index:251631616;visibility:visible;mso-wrap-style:square;mso-wrap-distance-left:9pt;mso-wrap-distance-top:0;mso-wrap-distance-right:9pt;mso-wrap-distance-bottom:0;mso-position-horizontal:absolute;mso-position-horizontal-relative:text;mso-position-vertical:absolute;mso-position-vertical-relative:text" o:gfxdata="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" strokecolor="black [3200]" strokeweight="3pt">
+              <v:shape w14:anchorId="715A4FA9" id="Conector recto de flecha 12" o:spid="_x0000_s1026" type="#_x0000_t32" style="position:absolute;margin-left:75pt;margin-top:3.95pt;width:0;height:23.4pt;z-index:251631616;visibility:visible;mso-wrap-style:square;mso-wrap-distance-left:9pt;mso-wrap-distance-top:0;mso-wrap-distance-right:9pt;mso-wrap-distance-bottom:0;mso-position-horizontal:absolute;mso-position-horizontal-relative:text;mso-position-vertical:absolute;mso-position-vertical-relative:text" o:gfxdata="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" strokecolor="black [3200]" strokeweight="3pt">
                 <v:stroke endarrow="block"/>
                 <v:shadow on="t" color="black" opacity="24903f" origin=",.5" offset="0,.55556mm"/>
               </v:shape>
@@ -4396,7 +4402,7 @@
         <mc:AlternateContent>
           <mc:Choice Requires="wps">
             <w:drawing>
-              <wp:anchor distT="0" distB="0" distL="114300" distR="114300" simplePos="0" relativeHeight="251653120" behindDoc="0" locked="0" layoutInCell="1" allowOverlap="1" wp14:anchorId="782A3A2E" wp14:editId="01AA6E6E">
+              <wp:anchor distT="0" distB="0" distL="114300" distR="114300" simplePos="0" relativeHeight="251653120" behindDoc="0" locked="0" layoutInCell="1" allowOverlap="1" wp14:anchorId="227F6E16" wp14:editId="0DAF17B7">
                 <wp:simplePos x="0" y="0"/>
                 <wp:positionH relativeFrom="column">
                   <wp:posOffset>1325880</wp:posOffset>
@@ -4448,7 +4454,7 @@
           </mc:Choice>
           <mc:Fallback>
             <w:pict>
-              <v:shape w14:anchorId="017E6E0C" id="Conector recto de flecha 12" o:spid="_x0000_s1026" type="#_x0000_t32" style="position:absolute;margin-left:104.4pt;margin-top:20.95pt;width:0;height:23.4pt;z-index:251653120;visibility:visible;mso-wrap-style:square;mso-wrap-distance-left:9pt;mso-wrap-distance-top:0;mso-wrap-distance-right:9pt;mso-wrap-distance-bottom:0;mso-position-horizontal:absolute;mso-position-horizontal-relative:text;mso-position-vertical:absolute;mso-position-vertical-relative:text" o:gfxdata="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" strokecolor="black [3200]" strokeweight="3pt">
+              <v:shape w14:anchorId="2BB37ED4" id="Conector recto de flecha 12" o:spid="_x0000_s1026" type="#_x0000_t32" style="position:absolute;margin-left:104.4pt;margin-top:20.95pt;width:0;height:23.4pt;z-index:251653120;visibility:visible;mso-wrap-style:square;mso-wrap-distance-left:9pt;mso-wrap-distance-top:0;mso-wrap-distance-right:9pt;mso-wrap-distance-bottom:0;mso-position-horizontal:absolute;mso-position-horizontal-relative:text;mso-position-vertical:absolute;mso-position-vertical-relative:text" o:gfxdata="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" strokecolor="black [3200]" strokeweight="3pt">
                 <v:stroke endarrow="block"/>
                 <v:shadow on="t" color="black" opacity="24903f" origin=",.5" offset="0,.55556mm"/>
               </v:shape>
@@ -4488,7 +4494,7 @@
         <mc:AlternateContent>
           <mc:Choice Requires="wps">
             <w:drawing>
-              <wp:anchor distT="0" distB="0" distL="114300" distR="114300" simplePos="0" relativeHeight="251632640" behindDoc="0" locked="0" layoutInCell="1" allowOverlap="1" wp14:anchorId="0F7A1195" wp14:editId="1EC461ED">
+              <wp:anchor distT="0" distB="0" distL="114300" distR="114300" simplePos="0" relativeHeight="251632640" behindDoc="0" locked="0" layoutInCell="1" allowOverlap="1" wp14:anchorId="112D732B" wp14:editId="17A7E821">
                 <wp:simplePos x="0" y="0"/>
                 <wp:positionH relativeFrom="column">
                   <wp:posOffset>1333500</wp:posOffset>
@@ -4540,7 +4546,7 @@
           </mc:Choice>
           <mc:Fallback>
             <w:pict>
-              <v:shape w14:anchorId="757BA3D3" id="Conector recto de flecha 12" o:spid="_x0000_s1026" type="#_x0000_t32" style="position:absolute;margin-left:105pt;margin-top:23pt;width:0;height:23.4pt;z-index:251632640;visibility:visible;mso-wrap-style:square;mso-wrap-distance-left:9pt;mso-wrap-distance-top:0;mso-wrap-distance-right:9pt;mso-wrap-distance-bottom:0;mso-position-horizontal:absolute;mso-position-horizontal-relative:text;mso-position-vertical:absolute;mso-position-vertical-relative:text" o:gfxdata="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" strokecolor="black [3200]" strokeweight="3pt">
+              <v:shape w14:anchorId="60EB9C66" id="Conector recto de flecha 12" o:spid="_x0000_s1026" type="#_x0000_t32" style="position:absolute;margin-left:105pt;margin-top:23pt;width:0;height:23.4pt;z-index:251632640;visibility:visible;mso-wrap-style:square;mso-wrap-distance-left:9pt;mso-wrap-distance-top:0;mso-wrap-distance-right:9pt;mso-wrap-distance-bottom:0;mso-position-horizontal:absolute;mso-position-horizontal-relative:text;mso-position-vertical:absolute;mso-position-vertical-relative:text" o:gfxdata="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" strokecolor="black [3200]" strokeweight="3pt">
                 <v:stroke endarrow="block"/>
                 <v:shadow on="t" color="black" opacity="24903f" origin=",.5" offset="0,.55556mm"/>
               </v:shape>
@@ -4581,7 +4587,7 @@
         <mc:AlternateContent>
           <mc:Choice Requires="wps">
             <w:drawing>
-              <wp:anchor distT="0" distB="0" distL="114300" distR="114300" simplePos="0" relativeHeight="251622400" behindDoc="0" locked="0" layoutInCell="1" allowOverlap="1" wp14:anchorId="7C25EE0E" wp14:editId="7466286D">
+              <wp:anchor distT="0" distB="0" distL="114300" distR="114300" simplePos="0" relativeHeight="251622400" behindDoc="0" locked="0" layoutInCell="1" allowOverlap="1" wp14:anchorId="1F80F39C" wp14:editId="310E754C">
                 <wp:simplePos x="0" y="0"/>
                 <wp:positionH relativeFrom="column">
                   <wp:posOffset>514350</wp:posOffset>
@@ -4636,7 +4642,7 @@
           </mc:Choice>
           <mc:Fallback>
             <w:pict>
-              <v:line w14:anchorId="3A379EA0" id="Conector recto 11" o:spid="_x0000_s1026" style="position:absolute;z-index:251622400;visibility:visible;mso-wrap-style:square;mso-width-percent:0;mso-height-percent:0;mso-wrap-distance-left:9pt;mso-wrap-distance-top:0;mso-wrap-distance-right:9pt;mso-wrap-distance-bottom:0;mso-position-horizontal:absolute;mso-position-horizontal-relative:text;mso-position-vertical:absolute;mso-position-vertical-relative:text;mso-width-percent:0;mso-height-percent:0;mso-width-relative:margin;mso-height-relative:margin" from="40.5pt,7.15pt" to="40.5pt,68.05pt" o:gfxdata="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" strokecolor="black [3200]" strokeweight="2pt">
+              <v:line w14:anchorId="24EFC4B4" id="Conector recto 11" o:spid="_x0000_s1026" style="position:absolute;z-index:251622400;visibility:visible;mso-wrap-style:square;mso-width-percent:0;mso-height-percent:0;mso-wrap-distance-left:9pt;mso-wrap-distance-top:0;mso-wrap-distance-right:9pt;mso-wrap-distance-bottom:0;mso-position-horizontal:absolute;mso-position-horizontal-relative:text;mso-position-vertical:absolute;mso-position-vertical-relative:text;mso-width-percent:0;mso-height-percent:0;mso-width-relative:margin;mso-height-relative:margin" from="40.5pt,7.15pt" to="40.5pt,68.05pt" o:gfxdata="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" strokecolor="black [3200]" strokeweight="2pt">
                 <v:shadow on="t" color="black" opacity="24903f" origin=",.5" offset="0,.55556mm"/>
               </v:line>
             </w:pict>
@@ -4650,7 +4656,7 @@
         <mc:AlternateContent>
           <mc:Choice Requires="wps">
             <w:drawing>
-              <wp:anchor distT="0" distB="0" distL="114300" distR="114300" simplePos="0" relativeHeight="251624448" behindDoc="0" locked="0" layoutInCell="1" allowOverlap="1" wp14:anchorId="043D0A1D" wp14:editId="780389A5">
+              <wp:anchor distT="0" distB="0" distL="114300" distR="114300" simplePos="0" relativeHeight="251624448" behindDoc="0" locked="0" layoutInCell="1" allowOverlap="1" wp14:anchorId="12B6C558" wp14:editId="08BD878E">
                 <wp:simplePos x="0" y="0"/>
                 <wp:positionH relativeFrom="column">
                   <wp:posOffset>1386840</wp:posOffset>
@@ -4702,7 +4708,7 @@
           </mc:Choice>
           <mc:Fallback>
             <w:pict>
-              <v:shape w14:anchorId="48F28B84" id="Conector recto de flecha 12" o:spid="_x0000_s1026" type="#_x0000_t32" style="position:absolute;margin-left:109.2pt;margin-top:23.5pt;width:0;height:23.4pt;z-index:251624448;visibility:visible;mso-wrap-style:square;mso-wrap-distance-left:9pt;mso-wrap-distance-top:0;mso-wrap-distance-right:9pt;mso-wrap-distance-bottom:0;mso-position-horizontal:absolute;mso-position-horizontal-relative:text;mso-position-vertical:absolute;mso-position-vertical-relative:text" o:gfxdata="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" strokecolor="black [3200]" strokeweight="3pt">
+              <v:shape w14:anchorId="6884550E" id="Conector recto de flecha 12" o:spid="_x0000_s1026" type="#_x0000_t32" style="position:absolute;margin-left:109.2pt;margin-top:23.5pt;width:0;height:23.4pt;z-index:251624448;visibility:visible;mso-wrap-style:square;mso-wrap-distance-left:9pt;mso-wrap-distance-top:0;mso-wrap-distance-right:9pt;mso-wrap-distance-bottom:0;mso-position-horizontal:absolute;mso-position-horizontal-relative:text;mso-position-vertical:absolute;mso-position-vertical-relative:text" o:gfxdata="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" strokecolor="black [3200]" strokeweight="3pt">
                 <v:stroke endarrow="block"/>
                 <v:shadow on="t" color="black" opacity="24903f" origin=",.5" offset="0,.55556mm"/>
               </v:shape>
@@ -4749,7 +4755,7 @@
         <mc:AlternateContent>
           <mc:Choice Requires="wps">
             <w:drawing>
-              <wp:anchor distT="0" distB="0" distL="114300" distR="114300" simplePos="0" relativeHeight="251644928" behindDoc="0" locked="0" layoutInCell="1" allowOverlap="1" wp14:anchorId="73D232A0" wp14:editId="5626792F">
+              <wp:anchor distT="0" distB="0" distL="114300" distR="114300" simplePos="0" relativeHeight="251644928" behindDoc="0" locked="0" layoutInCell="1" allowOverlap="1" wp14:anchorId="6A060A1B" wp14:editId="04BE9E81">
                 <wp:simplePos x="0" y="0"/>
                 <wp:positionH relativeFrom="column">
                   <wp:posOffset>1021080</wp:posOffset>
@@ -4801,7 +4807,7 @@
           </mc:Choice>
           <mc:Fallback>
             <w:pict>
-              <v:shape w14:anchorId="64533063" id="Conector recto de flecha 12" o:spid="_x0000_s1026" type="#_x0000_t32" style="position:absolute;margin-left:80.4pt;margin-top:16.5pt;width:0;height:23.4pt;z-index:251644928;visibility:visible;mso-wrap-style:square;mso-wrap-distance-left:9pt;mso-wrap-distance-top:0;mso-wrap-distance-right:9pt;mso-wrap-distance-bottom:0;mso-position-horizontal:absolute;mso-position-horizontal-relative:text;mso-position-vertical:absolute;mso-position-vertical-relative:text" o:gfxdata="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" strokecolor="black [3200]" strokeweight="3pt">
+              <v:shape w14:anchorId="21BEDD97" id="Conector recto de flecha 12" o:spid="_x0000_s1026" type="#_x0000_t32" style="position:absolute;margin-left:80.4pt;margin-top:16.5pt;width:0;height:23.4pt;z-index:251644928;visibility:visible;mso-wrap-style:square;mso-wrap-distance-left:9pt;mso-wrap-distance-top:0;mso-wrap-distance-right:9pt;mso-wrap-distance-bottom:0;mso-position-horizontal:absolute;mso-position-horizontal-relative:text;mso-position-vertical:absolute;mso-position-vertical-relative:text" o:gfxdata="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" strokecolor="black [3200]" strokeweight="3pt">
                 <v:stroke endarrow="block"/>
                 <v:shadow on="t" color="black" opacity="24903f" origin=",.5" offset="0,.55556mm"/>
               </v:shape>
@@ -4836,7 +4842,7 @@
         <mc:AlternateContent>
           <mc:Choice Requires="wps">
             <w:drawing>
-              <wp:anchor distT="0" distB="0" distL="114300" distR="114300" simplePos="0" relativeHeight="251646976" behindDoc="0" locked="0" layoutInCell="1" allowOverlap="1" wp14:anchorId="0130DA2A" wp14:editId="2B1F187A">
+              <wp:anchor distT="0" distB="0" distL="114300" distR="114300" simplePos="0" relativeHeight="251646976" behindDoc="0" locked="0" layoutInCell="1" allowOverlap="1" wp14:anchorId="1FD37589" wp14:editId="0E50C4DE">
                 <wp:simplePos x="0" y="0"/>
                 <wp:positionH relativeFrom="column">
                   <wp:posOffset>1036320</wp:posOffset>
@@ -4888,7 +4894,7 @@
           </mc:Choice>
           <mc:Fallback>
             <w:pict>
-              <v:shape w14:anchorId="758E4C90" id="Conector recto de flecha 12" o:spid="_x0000_s1026" type="#_x0000_t32" style="position:absolute;margin-left:81.6pt;margin-top:20.95pt;width:0;height:23.4pt;z-index:251646976;visibility:visible;mso-wrap-style:square;mso-wrap-distance-left:9pt;mso-wrap-distance-top:0;mso-wrap-distance-right:9pt;mso-wrap-distance-bottom:0;mso-position-horizontal:absolute;mso-position-horizontal-relative:text;mso-position-vertical:absolute;mso-position-vertical-relative:text" o:gfxdata="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" strokecolor="black [3200]" strokeweight="3pt">
+              <v:shape w14:anchorId="760280F0" id="Conector recto de flecha 12" o:spid="_x0000_s1026" type="#_x0000_t32" style="position:absolute;margin-left:81.6pt;margin-top:20.95pt;width:0;height:23.4pt;z-index:251646976;visibility:visible;mso-wrap-style:square;mso-wrap-distance-left:9pt;mso-wrap-distance-top:0;mso-wrap-distance-right:9pt;mso-wrap-distance-bottom:0;mso-position-horizontal:absolute;mso-position-horizontal-relative:text;mso-position-vertical:absolute;mso-position-vertical-relative:text" o:gfxdata="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" strokecolor="black [3200]" strokeweight="3pt">
                 <v:stroke endarrow="block"/>
                 <v:shadow on="t" color="black" opacity="24903f" origin=",.5" offset="0,.55556mm"/>
               </v:shape>
@@ -4935,7 +4941,7 @@
         <mc:AlternateContent>
           <mc:Choice Requires="wps">
             <w:drawing>
-              <wp:anchor distT="0" distB="0" distL="114300" distR="114300" simplePos="0" relativeHeight="251648000" behindDoc="0" locked="0" layoutInCell="1" allowOverlap="1" wp14:anchorId="18AA2315" wp14:editId="4A5FA1C9">
+              <wp:anchor distT="0" distB="0" distL="114300" distR="114300" simplePos="0" relativeHeight="251648000" behindDoc="0" locked="0" layoutInCell="1" allowOverlap="1" wp14:anchorId="4B9D1FB0" wp14:editId="65D56EC3">
                 <wp:simplePos x="0" y="0"/>
                 <wp:positionH relativeFrom="column">
                   <wp:posOffset>1028700</wp:posOffset>
@@ -4987,7 +4993,7 @@
           </mc:Choice>
           <mc:Fallback>
             <w:pict>
-              <v:shape w14:anchorId="28D3B4BF" id="Conector recto de flecha 12" o:spid="_x0000_s1026" type="#_x0000_t32" style="position:absolute;margin-left:81pt;margin-top:20.35pt;width:0;height:23.4pt;z-index:251648000;visibility:visible;mso-wrap-style:square;mso-wrap-distance-left:9pt;mso-wrap-distance-top:0;mso-wrap-distance-right:9pt;mso-wrap-distance-bottom:0;mso-position-horizontal:absolute;mso-position-horizontal-relative:text;mso-position-vertical:absolute;mso-position-vertical-relative:text" o:gfxdata="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" strokecolor="black [3200]" strokeweight="3pt">
+              <v:shape w14:anchorId="3AB7FD78" id="Conector recto de flecha 12" o:spid="_x0000_s1026" type="#_x0000_t32" style="position:absolute;margin-left:81pt;margin-top:20.35pt;width:0;height:23.4pt;z-index:251648000;visibility:visible;mso-wrap-style:square;mso-wrap-distance-left:9pt;mso-wrap-distance-top:0;mso-wrap-distance-right:9pt;mso-wrap-distance-bottom:0;mso-position-horizontal:absolute;mso-position-horizontal-relative:text;mso-position-vertical:absolute;mso-position-vertical-relative:text" o:gfxdata="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" strokecolor="black [3200]" strokeweight="3pt">
                 <v:stroke endarrow="block"/>
                 <v:shadow on="t" color="black" opacity="24903f" origin=",.5" offset="0,.55556mm"/>
               </v:shape>
@@ -5023,7 +5029,7 @@
         <mc:AlternateContent>
           <mc:Choice Requires="wps">
             <w:drawing>
-              <wp:anchor distT="0" distB="0" distL="114300" distR="114300" simplePos="0" relativeHeight="251623424" behindDoc="0" locked="0" layoutInCell="1" allowOverlap="1" wp14:anchorId="5E777046" wp14:editId="0E29E359">
+              <wp:anchor distT="0" distB="0" distL="114300" distR="114300" simplePos="0" relativeHeight="251623424" behindDoc="0" locked="0" layoutInCell="1" allowOverlap="1" wp14:anchorId="48072826" wp14:editId="559C1691">
                 <wp:simplePos x="0" y="0"/>
                 <wp:positionH relativeFrom="column">
                   <wp:posOffset>1028700</wp:posOffset>
@@ -5075,7 +5081,7 @@
           </mc:Choice>
           <mc:Fallback>
             <w:pict>
-              <v:shape w14:anchorId="16508FAB" id="Conector recto de flecha 12" o:spid="_x0000_s1026" type="#_x0000_t32" style="position:absolute;margin-left:81pt;margin-top:19.4pt;width:0;height:23.4pt;z-index:251623424;visibility:visible;mso-wrap-style:square;mso-wrap-distance-left:9pt;mso-wrap-distance-top:0;mso-wrap-distance-right:9pt;mso-wrap-distance-bottom:0;mso-position-horizontal:absolute;mso-position-horizontal-relative:text;mso-position-vertical:absolute;mso-position-vertical-relative:text" o:gfxdata="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" strokecolor="black [3200]" strokeweight="3pt">
+              <v:shape w14:anchorId="69D4F3B0" id="Conector recto de flecha 12" o:spid="_x0000_s1026" type="#_x0000_t32" style="position:absolute;margin-left:81pt;margin-top:19.4pt;width:0;height:23.4pt;z-index:251623424;visibility:visible;mso-wrap-style:square;mso-wrap-distance-left:9pt;mso-wrap-distance-top:0;mso-wrap-distance-right:9pt;mso-wrap-distance-bottom:0;mso-position-horizontal:absolute;mso-position-horizontal-relative:text;mso-position-vertical:absolute;mso-position-vertical-relative:text" o:gfxdata="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" strokecolor="black [3200]" strokeweight="3pt">
                 <v:stroke endarrow="block"/>
                 <v:shadow on="t" color="black" opacity="24903f" origin=",.5" offset="0,.55556mm"/>
               </v:shape>
@@ -5132,7 +5138,7 @@
         <mc:AlternateContent>
           <mc:Choice Requires="wps">
             <w:drawing>
-              <wp:anchor distT="0" distB="0" distL="114300" distR="114300" simplePos="0" relativeHeight="251633664" behindDoc="0" locked="0" layoutInCell="1" allowOverlap="1" wp14:anchorId="1BD20F25" wp14:editId="6EED8368">
+              <wp:anchor distT="0" distB="0" distL="114300" distR="114300" simplePos="0" relativeHeight="251633664" behindDoc="0" locked="0" layoutInCell="1" allowOverlap="1" wp14:anchorId="601A8D91" wp14:editId="75B5EC28">
                 <wp:simplePos x="0" y="0"/>
                 <wp:positionH relativeFrom="column">
                   <wp:posOffset>1051560</wp:posOffset>
@@ -5184,7 +5190,7 @@
           </mc:Choice>
           <mc:Fallback>
             <w:pict>
-              <v:shape w14:anchorId="25AFE34A" id="Conector recto de flecha 12" o:spid="_x0000_s1026" type="#_x0000_t32" style="position:absolute;margin-left:82.8pt;margin-top:14.65pt;width:0;height:23.4pt;z-index:251633664;visibility:visible;mso-wrap-style:square;mso-wrap-distance-left:9pt;mso-wrap-distance-top:0;mso-wrap-distance-right:9pt;mso-wrap-distance-bottom:0;mso-position-horizontal:absolute;mso-position-horizontal-relative:text;mso-position-vertical:absolute;mso-position-vertical-relative:text" o:gfxdata="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" strokecolor="black [3200]" strokeweight="3pt">
+              <v:shape w14:anchorId="50CC0827" id="Conector recto de flecha 12" o:spid="_x0000_s1026" type="#_x0000_t32" style="position:absolute;margin-left:82.8pt;margin-top:14.65pt;width:0;height:23.4pt;z-index:251633664;visibility:visible;mso-wrap-style:square;mso-wrap-distance-left:9pt;mso-wrap-distance-top:0;mso-wrap-distance-right:9pt;mso-wrap-distance-bottom:0;mso-position-horizontal:absolute;mso-position-horizontal-relative:text;mso-position-vertical:absolute;mso-position-vertical-relative:text" o:gfxdata="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" strokecolor="black [3200]" strokeweight="3pt">
                 <v:stroke endarrow="block"/>
                 <v:shadow on="t" color="black" opacity="24903f" origin=",.5" offset="0,.55556mm"/>
               </v:shape>
@@ -5236,7 +5242,7 @@
         <mc:AlternateContent>
           <mc:Choice Requires="wps">
             <w:drawing>
-              <wp:anchor distT="0" distB="0" distL="114300" distR="114300" simplePos="0" relativeHeight="251634688" behindDoc="0" locked="0" layoutInCell="1" allowOverlap="1" wp14:anchorId="14969666" wp14:editId="28D72378">
+              <wp:anchor distT="0" distB="0" distL="114300" distR="114300" simplePos="0" relativeHeight="251634688" behindDoc="0" locked="0" layoutInCell="1" allowOverlap="1" wp14:anchorId="5F31BDBB" wp14:editId="12488AE0">
                 <wp:simplePos x="0" y="0"/>
                 <wp:positionH relativeFrom="column">
                   <wp:posOffset>1043940</wp:posOffset>
@@ -5288,7 +5294,7 @@
           </mc:Choice>
           <mc:Fallback>
             <w:pict>
-              <v:shape w14:anchorId="063237EE" id="Conector recto de flecha 12" o:spid="_x0000_s1026" type="#_x0000_t32" style="position:absolute;margin-left:82.2pt;margin-top:20pt;width:0;height:23.4pt;z-index:251634688;visibility:visible;mso-wrap-style:square;mso-wrap-distance-left:9pt;mso-wrap-distance-top:0;mso-wrap-distance-right:9pt;mso-wrap-distance-bottom:0;mso-position-horizontal:absolute;mso-position-horizontal-relative:text;mso-position-vertical:absolute;mso-position-vertical-relative:text" o:gfxdata="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" strokecolor="black [3200]" strokeweight="3pt">
+              <v:shape w14:anchorId="01FD040C" id="Conector recto de flecha 12" o:spid="_x0000_s1026" type="#_x0000_t32" style="position:absolute;margin-left:82.2pt;margin-top:20pt;width:0;height:23.4pt;z-index:251634688;visibility:visible;mso-wrap-style:square;mso-wrap-distance-left:9pt;mso-wrap-distance-top:0;mso-wrap-distance-right:9pt;mso-wrap-distance-bottom:0;mso-position-horizontal:absolute;mso-position-horizontal-relative:text;mso-position-vertical:absolute;mso-position-vertical-relative:text" o:gfxdata="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" strokecolor="black [3200]" strokeweight="3pt">
                 <v:stroke endarrow="block"/>
                 <v:shadow on="t" color="black" opacity="24903f" origin=",.5" offset="0,.55556mm"/>
               </v:shape>
@@ -5348,7 +5354,7 @@
         <mc:AlternateContent>
           <mc:Choice Requires="wps">
             <w:drawing>
-              <wp:anchor distT="0" distB="0" distL="114300" distR="114300" simplePos="0" relativeHeight="251655168" behindDoc="0" locked="0" layoutInCell="1" allowOverlap="1" wp14:anchorId="2764913A" wp14:editId="67D55024">
+              <wp:anchor distT="0" distB="0" distL="114300" distR="114300" simplePos="0" relativeHeight="251655168" behindDoc="0" locked="0" layoutInCell="1" allowOverlap="1" wp14:anchorId="040461FC" wp14:editId="372FB346">
                 <wp:simplePos x="0" y="0"/>
                 <wp:positionH relativeFrom="column">
                   <wp:posOffset>1074420</wp:posOffset>
@@ -5400,7 +5406,7 @@
           </mc:Choice>
           <mc:Fallback>
             <w:pict>
-              <v:shape w14:anchorId="320360E4" id="Conector recto de flecha 12" o:spid="_x0000_s1026" type="#_x0000_t32" style="position:absolute;margin-left:84.6pt;margin-top:-65.4pt;width:0;height:23.4pt;z-index:251655168;visibility:visible;mso-wrap-style:square;mso-wrap-distance-left:9pt;mso-wrap-distance-top:0;mso-wrap-distance-right:9pt;mso-wrap-distance-bottom:0;mso-position-horizontal:absolute;mso-position-horizontal-relative:text;mso-position-vertical:absolute;mso-position-vertical-relative:text" o:gfxdata="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" strokecolor="black [3200]" strokeweight="3pt">
+              <v:shape w14:anchorId="4C234771" id="Conector recto de flecha 12" o:spid="_x0000_s1026" type="#_x0000_t32" style="position:absolute;margin-left:84.6pt;margin-top:-65.4pt;width:0;height:23.4pt;z-index:251655168;visibility:visible;mso-wrap-style:square;mso-wrap-distance-left:9pt;mso-wrap-distance-top:0;mso-wrap-distance-right:9pt;mso-wrap-distance-bottom:0;mso-position-horizontal:absolute;mso-position-horizontal-relative:text;mso-position-vertical:absolute;mso-position-vertical-relative:text" o:gfxdata="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" strokecolor="black [3200]" strokeweight="3pt">
                 <v:stroke endarrow="block"/>
                 <v:shadow on="t" color="black" opacity="24903f" origin=",.5" offset="0,.55556mm"/>
               </v:shape>
@@ -5421,7 +5427,7 @@
         <mc:AlternateContent>
           <mc:Choice Requires="wps">
             <w:drawing>
-              <wp:anchor distT="0" distB="0" distL="114300" distR="114300" simplePos="0" relativeHeight="251635712" behindDoc="0" locked="0" layoutInCell="1" allowOverlap="1" wp14:anchorId="7BB83D94" wp14:editId="607881A4">
+              <wp:anchor distT="0" distB="0" distL="114300" distR="114300" simplePos="0" relativeHeight="251635712" behindDoc="0" locked="0" layoutInCell="1" allowOverlap="1" wp14:anchorId="3BFD5D25" wp14:editId="01EB30AF">
                 <wp:simplePos x="0" y="0"/>
                 <wp:positionH relativeFrom="column">
                   <wp:posOffset>1005840</wp:posOffset>
@@ -5473,7 +5479,7 @@
           </mc:Choice>
           <mc:Fallback>
             <w:pict>
-              <v:shape w14:anchorId="21F2820F" id="Conector recto de flecha 12" o:spid="_x0000_s1026" type="#_x0000_t32" style="position:absolute;margin-left:79.2pt;margin-top:-40.2pt;width:0;height:23.4pt;z-index:251635712;visibility:visible;mso-wrap-style:square;mso-wrap-distance-left:9pt;mso-wrap-distance-top:0;mso-wrap-distance-right:9pt;mso-wrap-distance-bottom:0;mso-position-horizontal:absolute;mso-position-horizontal-relative:text;mso-position-vertical:absolute;mso-position-vertical-relative:text" o:gfxdata="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" strokecolor="black [3200]" strokeweight="3pt">
+              <v:shape w14:anchorId="1E132754" id="Conector recto de flecha 12" o:spid="_x0000_s1026" type="#_x0000_t32" style="position:absolute;margin-left:79.2pt;margin-top:-40.2pt;width:0;height:23.4pt;z-index:251635712;visibility:visible;mso-wrap-style:square;mso-wrap-distance-left:9pt;mso-wrap-distance-top:0;mso-wrap-distance-right:9pt;mso-wrap-distance-bottom:0;mso-position-horizontal:absolute;mso-position-horizontal-relative:text;mso-position-vertical:absolute;mso-position-vertical-relative:text" o:gfxdata="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" strokecolor="black [3200]" strokeweight="3pt">
                 <v:stroke endarrow="block"/>
                 <v:shadow on="t" color="black" opacity="24903f" origin=",.5" offset="0,.55556mm"/>
               </v:shape>
@@ -5498,7 +5504,7 @@
         <mc:AlternateContent>
           <mc:Choice Requires="wps">
             <w:drawing>
-              <wp:anchor distT="0" distB="0" distL="114300" distR="114300" simplePos="0" relativeHeight="251636736" behindDoc="0" locked="0" layoutInCell="1" allowOverlap="1" wp14:anchorId="02A7AC30" wp14:editId="0A12629F">
+              <wp:anchor distT="0" distB="0" distL="114300" distR="114300" simplePos="0" relativeHeight="251636736" behindDoc="0" locked="0" layoutInCell="1" allowOverlap="1" wp14:anchorId="36B74DB1" wp14:editId="312C47E9">
                 <wp:simplePos x="0" y="0"/>
                 <wp:positionH relativeFrom="column">
                   <wp:posOffset>1043940</wp:posOffset>
@@ -5550,7 +5556,7 @@
           </mc:Choice>
           <mc:Fallback>
             <w:pict>
-              <v:shape w14:anchorId="04D7147E" id="Conector recto de flecha 12" o:spid="_x0000_s1026" type="#_x0000_t32" style="position:absolute;margin-left:82.2pt;margin-top:7.8pt;width:0;height:23.4pt;z-index:251636736;visibility:visible;mso-wrap-style:square;mso-wrap-distance-left:9pt;mso-wrap-distance-top:0;mso-wrap-distance-right:9pt;mso-wrap-distance-bottom:0;mso-position-horizontal:absolute;mso-position-horizontal-relative:text;mso-position-vertical:absolute;mso-position-vertical-relative:text" o:gfxdata="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" strokecolor="black [3200]" strokeweight="3pt">
+              <v:shape w14:anchorId="48951C61" id="Conector recto de flecha 12" o:spid="_x0000_s1026" type="#_x0000_t32" style="position:absolute;margin-left:82.2pt;margin-top:7.8pt;width:0;height:23.4pt;z-index:251636736;visibility:visible;mso-wrap-style:square;mso-wrap-distance-left:9pt;mso-wrap-distance-top:0;mso-wrap-distance-right:9pt;mso-wrap-distance-bottom:0;mso-position-horizontal:absolute;mso-position-horizontal-relative:text;mso-position-vertical:absolute;mso-position-vertical-relative:text" o:gfxdata="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" strokecolor="black [3200]" strokeweight="3pt">
                 <v:stroke endarrow="block"/>
                 <v:shadow on="t" color="black" opacity="24903f" origin=",.5" offset="0,.55556mm"/>
               </v:shape>
@@ -5602,7 +5608,7 @@
         <mc:AlternateContent>
           <mc:Choice Requires="wps">
             <w:drawing>
-              <wp:anchor distT="0" distB="0" distL="114300" distR="114300" simplePos="0" relativeHeight="251637760" behindDoc="0" locked="0" layoutInCell="1" allowOverlap="1" wp14:anchorId="29EFDC63" wp14:editId="7E5E32C4">
+              <wp:anchor distT="0" distB="0" distL="114300" distR="114300" simplePos="0" relativeHeight="251637760" behindDoc="0" locked="0" layoutInCell="1" allowOverlap="1" wp14:anchorId="0ACF8080" wp14:editId="55817395">
                 <wp:simplePos x="0" y="0"/>
                 <wp:positionH relativeFrom="column">
                   <wp:posOffset>762000</wp:posOffset>
@@ -5654,7 +5660,7 @@
           </mc:Choice>
           <mc:Fallback>
             <w:pict>
-              <v:shape w14:anchorId="462356F9" id="Conector recto de flecha 12" o:spid="_x0000_s1026" type="#_x0000_t32" style="position:absolute;margin-left:60pt;margin-top:20.95pt;width:0;height:23.4pt;z-index:251637760;visibility:visible;mso-wrap-style:square;mso-wrap-distance-left:9pt;mso-wrap-distance-top:0;mso-wrap-distance-right:9pt;mso-wrap-distance-bottom:0;mso-position-horizontal:absolute;mso-position-horizontal-relative:text;mso-position-vertical:absolute;mso-position-vertical-relative:text" o:gfxdata="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" strokecolor="black [3200]" strokeweight="3pt">
+              <v:shape w14:anchorId="20D25CC6" id="Conector recto de flecha 12" o:spid="_x0000_s1026" type="#_x0000_t32" style="position:absolute;margin-left:60pt;margin-top:20.95pt;width:0;height:23.4pt;z-index:251637760;visibility:visible;mso-wrap-style:square;mso-wrap-distance-left:9pt;mso-wrap-distance-top:0;mso-wrap-distance-right:9pt;mso-wrap-distance-bottom:0;mso-position-horizontal:absolute;mso-position-horizontal-relative:text;mso-position-vertical:absolute;mso-position-vertical-relative:text" o:gfxdata="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" strokecolor="black [3200]" strokeweight="3pt">
                 <v:stroke endarrow="block"/>
                 <v:shadow on="t" color="black" opacity="24903f" origin=",.5" offset="0,.55556mm"/>
               </v:shape>
@@ -5705,7 +5711,7 @@
         <mc:AlternateContent>
           <mc:Choice Requires="wps">
             <w:drawing>
-              <wp:anchor distT="0" distB="0" distL="114300" distR="114300" simplePos="0" relativeHeight="251638784" behindDoc="0" locked="0" layoutInCell="1" allowOverlap="1" wp14:anchorId="329F85B4" wp14:editId="7ECE9491">
+              <wp:anchor distT="0" distB="0" distL="114300" distR="114300" simplePos="0" relativeHeight="251638784" behindDoc="0" locked="0" layoutInCell="1" allowOverlap="1" wp14:anchorId="623C0719" wp14:editId="33E94078">
                 <wp:simplePos x="0" y="0"/>
                 <wp:positionH relativeFrom="column">
                   <wp:posOffset>1059180</wp:posOffset>
@@ -5757,7 +5763,7 @@
           </mc:Choice>
           <mc:Fallback>
             <w:pict>
-              <v:shape w14:anchorId="1286CF86" id="Conector recto de flecha 12" o:spid="_x0000_s1026" type="#_x0000_t32" style="position:absolute;margin-left:83.4pt;margin-top:19.45pt;width:0;height:23.4pt;z-index:251638784;visibility:visible;mso-wrap-style:square;mso-wrap-distance-left:9pt;mso-wrap-distance-top:0;mso-wrap-distance-right:9pt;mso-wrap-distance-bottom:0;mso-position-horizontal:absolute;mso-position-horizontal-relative:text;mso-position-vertical:absolute;mso-position-vertical-relative:text" o:gfxdata="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" strokecolor="black [3200]" strokeweight="3pt">
+              <v:shape w14:anchorId="6962F52F" id="Conector recto de flecha 12" o:spid="_x0000_s1026" type="#_x0000_t32" style="position:absolute;margin-left:83.4pt;margin-top:19.45pt;width:0;height:23.4pt;z-index:251638784;visibility:visible;mso-wrap-style:square;mso-wrap-distance-left:9pt;mso-wrap-distance-top:0;mso-wrap-distance-right:9pt;mso-wrap-distance-bottom:0;mso-position-horizontal:absolute;mso-position-horizontal-relative:text;mso-position-vertical:absolute;mso-position-vertical-relative:text" o:gfxdata="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" strokecolor="black [3200]" strokeweight="3pt">
                 <v:stroke endarrow="block"/>
                 <v:shadow on="t" color="black" opacity="24903f" origin=",.5" offset="0,.55556mm"/>
               </v:shape>
@@ -5880,7 +5886,7 @@
         <mc:AlternateContent>
           <mc:Choice Requires="wps">
             <w:drawing>
-              <wp:anchor distT="0" distB="0" distL="114300" distR="114300" simplePos="0" relativeHeight="251639808" behindDoc="0" locked="0" layoutInCell="1" allowOverlap="1" wp14:anchorId="7442F1EE" wp14:editId="1D03D951">
+              <wp:anchor distT="0" distB="0" distL="114300" distR="114300" simplePos="0" relativeHeight="251639808" behindDoc="0" locked="0" layoutInCell="1" allowOverlap="1" wp14:anchorId="165B1523" wp14:editId="3F469584">
                 <wp:simplePos x="0" y="0"/>
                 <wp:positionH relativeFrom="column">
                   <wp:posOffset>662940</wp:posOffset>
@@ -5932,7 +5938,7 @@
           </mc:Choice>
           <mc:Fallback>
             <w:pict>
-              <v:shape w14:anchorId="0B6FCEEF" id="Conector recto de flecha 12" o:spid="_x0000_s1026" type="#_x0000_t32" style="position:absolute;margin-left:52.2pt;margin-top:18.85pt;width:0;height:23.4pt;z-index:251639808;visibility:visible;mso-wrap-style:square;mso-wrap-distance-left:9pt;mso-wrap-distance-top:0;mso-wrap-distance-right:9pt;mso-wrap-distance-bottom:0;mso-position-horizontal:absolute;mso-position-horizontal-relative:text;mso-position-vertical:absolute;mso-position-vertical-relative:text" o:gfxdata="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" strokecolor="black [3200]" strokeweight="3pt">
+              <v:shape w14:anchorId="78C1365E" id="Conector recto de flecha 12" o:spid="_x0000_s1026" type="#_x0000_t32" style="position:absolute;margin-left:52.2pt;margin-top:18.85pt;width:0;height:23.4pt;z-index:251639808;visibility:visible;mso-wrap-style:square;mso-wrap-distance-left:9pt;mso-wrap-distance-top:0;mso-wrap-distance-right:9pt;mso-wrap-distance-bottom:0;mso-position-horizontal:absolute;mso-position-horizontal-relative:text;mso-position-vertical:absolute;mso-position-vertical-relative:text" o:gfxdata="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" strokecolor="black [3200]" strokeweight="3pt">
                 <v:stroke endarrow="block"/>
                 <v:shadow on="t" color="black" opacity="24903f" origin=",.5" offset="0,.55556mm"/>
               </v:shape>
@@ -6002,7 +6008,7 @@
         <mc:AlternateContent>
           <mc:Choice Requires="wps">
             <w:drawing>
-              <wp:anchor distT="0" distB="0" distL="114300" distR="114300" simplePos="0" relativeHeight="251640832" behindDoc="0" locked="0" layoutInCell="1" allowOverlap="1" wp14:anchorId="5CE21210" wp14:editId="37B4B8B7">
+              <wp:anchor distT="0" distB="0" distL="114300" distR="114300" simplePos="0" relativeHeight="251640832" behindDoc="0" locked="0" layoutInCell="1" allowOverlap="1" wp14:anchorId="11E2AC77" wp14:editId="3FFF1DF5">
                 <wp:simplePos x="0" y="0"/>
                 <wp:positionH relativeFrom="column">
                   <wp:posOffset>1028700</wp:posOffset>
@@ -6054,7 +6060,7 @@
           </mc:Choice>
           <mc:Fallback>
             <w:pict>
-              <v:shape w14:anchorId="6B75F5DB" id="Conector recto de flecha 12" o:spid="_x0000_s1026" type="#_x0000_t32" style="position:absolute;margin-left:81pt;margin-top:17.25pt;width:0;height:23.4pt;z-index:251640832;visibility:visible;mso-wrap-style:square;mso-wrap-distance-left:9pt;mso-wrap-distance-top:0;mso-wrap-distance-right:9pt;mso-wrap-distance-bottom:0;mso-position-horizontal:absolute;mso-position-horizontal-relative:text;mso-position-vertical:absolute;mso-position-vertical-relative:text" o:gfxdata="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" strokecolor="black [3200]" strokeweight="3pt">
+              <v:shape w14:anchorId="66406CE0" id="Conector recto de flecha 12" o:spid="_x0000_s1026" type="#_x0000_t32" style="position:absolute;margin-left:81pt;margin-top:17.25pt;width:0;height:23.4pt;z-index:251640832;visibility:visible;mso-wrap-style:square;mso-wrap-distance-left:9pt;mso-wrap-distance-top:0;mso-wrap-distance-right:9pt;mso-wrap-distance-bottom:0;mso-position-horizontal:absolute;mso-position-horizontal-relative:text;mso-position-vertical:absolute;mso-position-vertical-relative:text" o:gfxdata="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" strokecolor="black [3200]" strokeweight="3pt">
                 <v:stroke endarrow="block"/>
                 <v:shadow on="t" color="black" opacity="24903f" origin=",.5" offset="0,.55556mm"/>
               </v:shape>
@@ -6144,7 +6150,7 @@
         <mc:AlternateContent>
           <mc:Choice Requires="wps">
             <w:drawing>
-              <wp:anchor distT="0" distB="0" distL="114300" distR="114300" simplePos="0" relativeHeight="251642880" behindDoc="0" locked="0" layoutInCell="1" allowOverlap="1" wp14:anchorId="11D3901E" wp14:editId="62FACB8C">
+              <wp:anchor distT="0" distB="0" distL="114300" distR="114300" simplePos="0" relativeHeight="251642880" behindDoc="0" locked="0" layoutInCell="1" allowOverlap="1" wp14:anchorId="392D19D8" wp14:editId="12454525">
                 <wp:simplePos x="0" y="0"/>
                 <wp:positionH relativeFrom="column">
                   <wp:posOffset>1028700</wp:posOffset>
@@ -6196,7 +6202,7 @@
           </mc:Choice>
           <mc:Fallback>
             <w:pict>
-              <v:shape w14:anchorId="69798A9E" id="Conector recto de flecha 12" o:spid="_x0000_s1026" type="#_x0000_t32" style="position:absolute;margin-left:81pt;margin-top:16.65pt;width:0;height:23.4pt;z-index:251642880;visibility:visible;mso-wrap-style:square;mso-wrap-distance-left:9pt;mso-wrap-distance-top:0;mso-wrap-distance-right:9pt;mso-wrap-distance-bottom:0;mso-position-horizontal:absolute;mso-position-horizontal-relative:text;mso-position-vertical:absolute;mso-position-vertical-relative:text" o:gfxdata="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" strokecolor="black [3200]" strokeweight="3pt">
+              <v:shape w14:anchorId="049B8A5F" id="Conector recto de flecha 12" o:spid="_x0000_s1026" type="#_x0000_t32" style="position:absolute;margin-left:81pt;margin-top:16.65pt;width:0;height:23.4pt;z-index:251642880;visibility:visible;mso-wrap-style:square;mso-wrap-distance-left:9pt;mso-wrap-distance-top:0;mso-wrap-distance-right:9pt;mso-wrap-distance-bottom:0;mso-position-horizontal:absolute;mso-position-horizontal-relative:text;mso-position-vertical:absolute;mso-position-vertical-relative:text" o:gfxdata="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" strokecolor="black [3200]" strokeweight="3pt">
                 <v:stroke endarrow="block"/>
                 <v:shadow on="t" color="black" opacity="24903f" origin=",.5" offset="0,.55556mm"/>
               </v:shape>
@@ -6257,7 +6263,7 @@
         <mc:AlternateContent>
           <mc:Choice Requires="wps">
             <w:drawing>
-              <wp:anchor distT="0" distB="0" distL="114300" distR="114300" simplePos="0" relativeHeight="251643904" behindDoc="0" locked="0" layoutInCell="1" allowOverlap="1" wp14:anchorId="09FC4DF3" wp14:editId="51CE7363">
+              <wp:anchor distT="0" distB="0" distL="114300" distR="114300" simplePos="0" relativeHeight="251643904" behindDoc="0" locked="0" layoutInCell="1" allowOverlap="1" wp14:anchorId="067A4F79" wp14:editId="1D477CD2">
                 <wp:simplePos x="0" y="0"/>
                 <wp:positionH relativeFrom="column">
                   <wp:posOffset>1036320</wp:posOffset>
@@ -6309,7 +6315,7 @@
           </mc:Choice>
           <mc:Fallback>
             <w:pict>
-              <v:shape w14:anchorId="47C247CE" id="Conector recto de flecha 12" o:spid="_x0000_s1026" type="#_x0000_t32" style="position:absolute;margin-left:81.6pt;margin-top:20.6pt;width:0;height:23.4pt;z-index:251643904;visibility:visible;mso-wrap-style:square;mso-wrap-distance-left:9pt;mso-wrap-distance-top:0;mso-wrap-distance-right:9pt;mso-wrap-distance-bottom:0;mso-position-horizontal:absolute;mso-position-horizontal-relative:text;mso-position-vertical:absolute;mso-position-vertical-relative:text" o:gfxdata="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" strokecolor="black [3200]" strokeweight="3pt">
+              <v:shape w14:anchorId="4D93D25B" id="Conector recto de flecha 12" o:spid="_x0000_s1026" type="#_x0000_t32" style="position:absolute;margin-left:81.6pt;margin-top:20.6pt;width:0;height:23.4pt;z-index:251643904;visibility:visible;mso-wrap-style:square;mso-wrap-distance-left:9pt;mso-wrap-distance-top:0;mso-wrap-distance-right:9pt;mso-wrap-distance-bottom:0;mso-position-horizontal:absolute;mso-position-horizontal-relative:text;mso-position-vertical:absolute;mso-position-vertical-relative:text" o:gfxdata="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" strokecolor="black [3200]" strokeweight="3pt">
                 <v:stroke endarrow="block"/>
                 <v:shadow on="t" color="black" opacity="24903f" origin=",.5" offset="0,.55556mm"/>
               </v:shape>
@@ -6360,7 +6366,7 @@
         <mc:AlternateContent>
           <mc:Choice Requires="wps">
             <w:drawing>
-              <wp:anchor distT="0" distB="0" distL="114300" distR="114300" simplePos="0" relativeHeight="251645952" behindDoc="0" locked="0" layoutInCell="1" allowOverlap="1" wp14:anchorId="7559884E" wp14:editId="782D6EDC">
+              <wp:anchor distT="0" distB="0" distL="114300" distR="114300" simplePos="0" relativeHeight="251645952" behindDoc="0" locked="0" layoutInCell="1" allowOverlap="1" wp14:anchorId="5A8C500A" wp14:editId="53E781F9">
                 <wp:simplePos x="0" y="0"/>
                 <wp:positionH relativeFrom="column">
                   <wp:posOffset>1051560</wp:posOffset>
@@ -6412,7 +6418,7 @@
           </mc:Choice>
           <mc:Fallback>
             <w:pict>
-              <v:shape w14:anchorId="0735A2A0" id="Conector recto de flecha 12" o:spid="_x0000_s1026" type="#_x0000_t32" style="position:absolute;margin-left:82.8pt;margin-top:29.65pt;width:0;height:23.4pt;z-index:251645952;visibility:visible;mso-wrap-style:square;mso-wrap-distance-left:9pt;mso-wrap-distance-top:0;mso-wrap-distance-right:9pt;mso-wrap-distance-bottom:0;mso-position-horizontal:absolute;mso-position-horizontal-relative:text;mso-position-vertical:absolute;mso-position-vertical-relative:text" o:gfxdata="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" strokecolor="black [3200]" strokeweight="3pt">
+              <v:shape w14:anchorId="4B27DF2E" id="Conector recto de flecha 12" o:spid="_x0000_s1026" type="#_x0000_t32" style="position:absolute;margin-left:82.8pt;margin-top:29.65pt;width:0;height:23.4pt;z-index:251645952;visibility:visible;mso-wrap-style:square;mso-wrap-distance-left:9pt;mso-wrap-distance-top:0;mso-wrap-distance-right:9pt;mso-wrap-distance-bottom:0;mso-position-horizontal:absolute;mso-position-horizontal-relative:text;mso-position-vertical:absolute;mso-position-vertical-relative:text" o:gfxdata="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" strokecolor="black [3200]" strokeweight="3pt">
                 <v:stroke endarrow="block"/>
                 <v:shadow on="t" color="black" opacity="24903f" origin=",.5" offset="0,.55556mm"/>
               </v:shape>
@@ -6454,7 +6460,7 @@
         <mc:AlternateContent>
           <mc:Choice Requires="wps">
             <w:drawing>
-              <wp:anchor distT="0" distB="0" distL="114300" distR="114300" simplePos="0" relativeHeight="251649024" behindDoc="0" locked="0" layoutInCell="1" allowOverlap="1" wp14:anchorId="3143F4A0" wp14:editId="0202DC38">
+              <wp:anchor distT="0" distB="0" distL="114300" distR="114300" simplePos="0" relativeHeight="251649024" behindDoc="0" locked="0" layoutInCell="1" allowOverlap="1" wp14:anchorId="73720E56" wp14:editId="799CF41F">
                 <wp:simplePos x="0" y="0"/>
                 <wp:positionH relativeFrom="column">
                   <wp:posOffset>1036320</wp:posOffset>
@@ -6506,7 +6512,7 @@
           </mc:Choice>
           <mc:Fallback>
             <w:pict>
-              <v:shape w14:anchorId="4177671C" id="Conector recto de flecha 12" o:spid="_x0000_s1026" type="#_x0000_t32" style="position:absolute;margin-left:81.6pt;margin-top:21.2pt;width:0;height:23.4pt;z-index:251649024;visibility:visible;mso-wrap-style:square;mso-wrap-distance-left:9pt;mso-wrap-distance-top:0;mso-wrap-distance-right:9pt;mso-wrap-distance-bottom:0;mso-position-horizontal:absolute;mso-position-horizontal-relative:text;mso-position-vertical:absolute;mso-position-vertical-relative:text" o:gfxdata="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" strokecolor="black [3200]" strokeweight="3pt">
+              <v:shape w14:anchorId="76DCE491" id="Conector recto de flecha 12" o:spid="_x0000_s1026" type="#_x0000_t32" style="position:absolute;margin-left:81.6pt;margin-top:21.2pt;width:0;height:23.4pt;z-index:251649024;visibility:visible;mso-wrap-style:square;mso-wrap-distance-left:9pt;mso-wrap-distance-top:0;mso-wrap-distance-right:9pt;mso-wrap-distance-bottom:0;mso-position-horizontal:absolute;mso-position-horizontal-relative:text;mso-position-vertical:absolute;mso-position-vertical-relative:text" o:gfxdata="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" strokecolor="black [3200]" strokeweight="3pt">
                 <v:stroke endarrow="block"/>
                 <v:shadow on="t" color="black" opacity="24903f" origin=",.5" offset="0,.55556mm"/>
               </v:shape>
@@ -6552,7 +6558,7 @@
         <mc:AlternateContent>
           <mc:Choice Requires="wps">
             <w:drawing>
-              <wp:anchor distT="0" distB="0" distL="114300" distR="114300" simplePos="0" relativeHeight="251651072" behindDoc="0" locked="0" layoutInCell="1" allowOverlap="1" wp14:anchorId="0D2C8879" wp14:editId="6A124821">
+              <wp:anchor distT="0" distB="0" distL="114300" distR="114300" simplePos="0" relativeHeight="251651072" behindDoc="0" locked="0" layoutInCell="1" allowOverlap="1" wp14:anchorId="154E4545" wp14:editId="76C43337">
                 <wp:simplePos x="0" y="0"/>
                 <wp:positionH relativeFrom="column">
                   <wp:posOffset>1028700</wp:posOffset>
@@ -6604,7 +6610,7 @@
           </mc:Choice>
           <mc:Fallback>
             <w:pict>
-              <v:shape w14:anchorId="144C3A81" id="Conector recto de flecha 12" o:spid="_x0000_s1026" type="#_x0000_t32" style="position:absolute;margin-left:81pt;margin-top:22.75pt;width:0;height:23.4pt;z-index:251651072;visibility:visible;mso-wrap-style:square;mso-wrap-distance-left:9pt;mso-wrap-distance-top:0;mso-wrap-distance-right:9pt;mso-wrap-distance-bottom:0;mso-position-horizontal:absolute;mso-position-horizontal-relative:text;mso-position-vertical:absolute;mso-position-vertical-relative:text" o:gfxdata="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" strokecolor="black [3200]" strokeweight="3pt">
+              <v:shape w14:anchorId="068E8506" id="Conector recto de flecha 12" o:spid="_x0000_s1026" type="#_x0000_t32" style="position:absolute;margin-left:81pt;margin-top:22.75pt;width:0;height:23.4pt;z-index:251651072;visibility:visible;mso-wrap-style:square;mso-wrap-distance-left:9pt;mso-wrap-distance-top:0;mso-wrap-distance-right:9pt;mso-wrap-distance-bottom:0;mso-position-horizontal:absolute;mso-position-horizontal-relative:text;mso-position-vertical:absolute;mso-position-vertical-relative:text" o:gfxdata="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" strokecolor="black [3200]" strokeweight="3pt">
                 <v:stroke endarrow="block"/>
                 <v:shadow on="t" color="black" opacity="24903f" origin=",.5" offset="0,.55556mm"/>
               </v:shape>
@@ -6629,7 +6635,7 @@
         <mc:AlternateContent>
           <mc:Choice Requires="wps">
             <w:drawing>
-              <wp:anchor distT="0" distB="0" distL="114300" distR="114300" simplePos="0" relativeHeight="251652096" behindDoc="0" locked="0" layoutInCell="1" allowOverlap="1" wp14:anchorId="24E8F0AD" wp14:editId="5A6618C4">
+              <wp:anchor distT="0" distB="0" distL="114300" distR="114300" simplePos="0" relativeHeight="251652096" behindDoc="0" locked="0" layoutInCell="1" allowOverlap="1" wp14:anchorId="5FEDCC4D" wp14:editId="40C3819C">
                 <wp:simplePos x="0" y="0"/>
                 <wp:positionH relativeFrom="column">
                   <wp:posOffset>1097280</wp:posOffset>
@@ -6681,7 +6687,7 @@
           </mc:Choice>
           <mc:Fallback>
             <w:pict>
-              <v:shape w14:anchorId="40EAB1F7" id="Conector recto de flecha 12" o:spid="_x0000_s1026" type="#_x0000_t32" style="position:absolute;margin-left:86.4pt;margin-top:21.2pt;width:0;height:23.4pt;z-index:251652096;visibility:visible;mso-wrap-style:square;mso-wrap-distance-left:9pt;mso-wrap-distance-top:0;mso-wrap-distance-right:9pt;mso-wrap-distance-bottom:0;mso-position-horizontal:absolute;mso-position-horizontal-relative:text;mso-position-vertical:absolute;mso-position-vertical-relative:text" o:gfxdata="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" strokecolor="black [3200]" strokeweight="3pt">
+              <v:shape w14:anchorId="1662E113" id="Conector recto de flecha 12" o:spid="_x0000_s1026" type="#_x0000_t32" style="position:absolute;margin-left:86.4pt;margin-top:21.2pt;width:0;height:23.4pt;z-index:251652096;visibility:visible;mso-wrap-style:square;mso-wrap-distance-left:9pt;mso-wrap-distance-top:0;mso-wrap-distance-right:9pt;mso-wrap-distance-bottom:0;mso-position-horizontal:absolute;mso-position-horizontal-relative:text;mso-position-vertical:absolute;mso-position-vertical-relative:text" o:gfxdata="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" strokecolor="black [3200]" strokeweight="3pt">
                 <v:stroke endarrow="block"/>
                 <v:shadow on="t" color="black" opacity="24903f" origin=",.5" offset="0,.55556mm"/>
               </v:shape>
@@ -6696,7 +6702,7 @@
         <mc:AlternateContent>
           <mc:Choice Requires="wps">
             <w:drawing>
-              <wp:anchor distT="0" distB="0" distL="114300" distR="114300" simplePos="0" relativeHeight="251650048" behindDoc="0" locked="0" layoutInCell="1" allowOverlap="1" wp14:anchorId="091D3E80" wp14:editId="42C71235">
+              <wp:anchor distT="0" distB="0" distL="114300" distR="114300" simplePos="0" relativeHeight="251650048" behindDoc="0" locked="0" layoutInCell="1" allowOverlap="1" wp14:anchorId="27501D22" wp14:editId="477A6490">
                 <wp:simplePos x="0" y="0"/>
                 <wp:positionH relativeFrom="column">
                   <wp:posOffset>354330</wp:posOffset>
@@ -6751,7 +6757,7 @@
           </mc:Choice>
           <mc:Fallback>
             <w:pict>
-              <v:line w14:anchorId="49663A72" id="Conector recto 13" o:spid="_x0000_s1026" style="position:absolute;z-index:251650048;visibility:visible;mso-wrap-style:square;mso-width-percent:0;mso-height-percent:0;mso-wrap-distance-left:9pt;mso-wrap-distance-top:0;mso-wrap-distance-right:9pt;mso-wrap-distance-bottom:0;mso-position-horizontal:absolute;mso-position-horizontal-relative:text;mso-position-vertical:absolute;mso-position-vertical-relative:text;mso-width-percent:0;mso-height-percent:0;mso-width-relative:margin;mso-height-relative:margin" from="27.9pt,2.2pt" to="28.8pt,226.3pt" o:gfxdata="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" strokecolor="black [3200]" strokeweight="2pt">
+              <v:line w14:anchorId="7A70421B" id="Conector recto 13" o:spid="_x0000_s1026" style="position:absolute;z-index:251650048;visibility:visible;mso-wrap-style:square;mso-width-percent:0;mso-height-percent:0;mso-wrap-distance-left:9pt;mso-wrap-distance-top:0;mso-wrap-distance-right:9pt;mso-wrap-distance-bottom:0;mso-position-horizontal:absolute;mso-position-horizontal-relative:text;mso-position-vertical:absolute;mso-position-vertical-relative:text;mso-width-percent:0;mso-height-percent:0;mso-width-relative:margin;mso-height-relative:margin" from="27.9pt,2.2pt" to="28.8pt,226.3pt" o:gfxdata="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" strokecolor="black [3200]" strokeweight="2pt">
                 <v:shadow on="t" color="black" opacity="24903f" origin=",.5" offset="0,.55556mm"/>
               </v:line>
             </w:pict>
@@ -6806,7 +6812,7 @@
         <mc:AlternateContent>
           <mc:Choice Requires="wps">
             <w:drawing>
-              <wp:anchor distT="0" distB="0" distL="114300" distR="114300" simplePos="0" relativeHeight="251654144" behindDoc="0" locked="0" layoutInCell="1" allowOverlap="1" wp14:anchorId="06BF392F" wp14:editId="19D0FDEF">
+              <wp:anchor distT="0" distB="0" distL="114300" distR="114300" simplePos="0" relativeHeight="251654144" behindDoc="0" locked="0" layoutInCell="1" allowOverlap="1" wp14:anchorId="3D70BF88" wp14:editId="2970885E">
                 <wp:simplePos x="0" y="0"/>
                 <wp:positionH relativeFrom="column">
                   <wp:posOffset>1402080</wp:posOffset>
@@ -6858,7 +6864,7 @@
           </mc:Choice>
           <mc:Fallback>
             <w:pict>
-              <v:shape w14:anchorId="45EF9EB3" id="Conector recto de flecha 12" o:spid="_x0000_s1026" type="#_x0000_t32" style="position:absolute;margin-left:110.4pt;margin-top:20pt;width:0;height:23.4pt;z-index:251654144;visibility:visible;mso-wrap-style:square;mso-wrap-distance-left:9pt;mso-wrap-distance-top:0;mso-wrap-distance-right:9pt;mso-wrap-distance-bottom:0;mso-position-horizontal:absolute;mso-position-horizontal-relative:text;mso-position-vertical:absolute;mso-position-vertical-relative:text" o:gfxdata="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" strokecolor="black [3200]" strokeweight="3pt">
+              <v:shape w14:anchorId="744FED60" id="Conector recto de flecha 12" o:spid="_x0000_s1026" type="#_x0000_t32" style="position:absolute;margin-left:110.4pt;margin-top:20pt;width:0;height:23.4pt;z-index:251654144;visibility:visible;mso-wrap-style:square;mso-wrap-distance-left:9pt;mso-wrap-distance-top:0;mso-wrap-distance-right:9pt;mso-wrap-distance-bottom:0;mso-position-horizontal:absolute;mso-position-horizontal-relative:text;mso-position-vertical:absolute;mso-position-vertical-relative:text" o:gfxdata="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" strokecolor="black [3200]" strokeweight="3pt">
                 <v:stroke endarrow="block"/>
                 <v:shadow on="t" color="black" opacity="24903f" origin=",.5" offset="0,.55556mm"/>
               </v:shape>
@@ -6920,7 +6926,7 @@
         <mc:AlternateContent>
           <mc:Choice Requires="wps">
             <w:drawing>
-              <wp:anchor distT="0" distB="0" distL="114300" distR="114300" simplePos="0" relativeHeight="251656192" behindDoc="0" locked="0" layoutInCell="1" allowOverlap="1" wp14:anchorId="74413CF0" wp14:editId="7D706E89">
+              <wp:anchor distT="0" distB="0" distL="114300" distR="114300" simplePos="0" relativeHeight="251656192" behindDoc="0" locked="0" layoutInCell="1" allowOverlap="1" wp14:anchorId="5D2C4E52" wp14:editId="07C58745">
                 <wp:simplePos x="0" y="0"/>
                 <wp:positionH relativeFrom="column">
                   <wp:posOffset>1371600</wp:posOffset>
@@ -6972,7 +6978,7 @@
           </mc:Choice>
           <mc:Fallback>
             <w:pict>
-              <v:shape w14:anchorId="3D11B24A" id="Conector recto de flecha 14" o:spid="_x0000_s1026" type="#_x0000_t32" style="position:absolute;margin-left:108pt;margin-top:3.45pt;width:0;height:46.8pt;z-index:251656192;visibility:visible;mso-wrap-style:square;mso-wrap-distance-left:9pt;mso-wrap-distance-top:0;mso-wrap-distance-right:9pt;mso-wrap-distance-bottom:0;mso-position-horizontal:absolute;mso-position-horizontal-relative:text;mso-position-vertical:absolute;mso-position-vertical-relative:text" o:gfxdata="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" strokecolor="black [3200]" strokeweight="3pt">
+              <v:shape w14:anchorId="31640F7E" id="Conector recto de flecha 14" o:spid="_x0000_s1026" type="#_x0000_t32" style="position:absolute;margin-left:108pt;margin-top:3.45pt;width:0;height:46.8pt;z-index:251656192;visibility:visible;mso-wrap-style:square;mso-wrap-distance-left:9pt;mso-wrap-distance-top:0;mso-wrap-distance-right:9pt;mso-wrap-distance-bottom:0;mso-position-horizontal:absolute;mso-position-horizontal-relative:text;mso-position-vertical:absolute;mso-position-vertical-relative:text" o:gfxdata="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" strokecolor="black [3200]" strokeweight="3pt">
                 <v:stroke endarrow="block"/>
                 <v:shadow on="t" color="black" opacity="24903f" origin=",.5" offset="0,.55556mm"/>
               </v:shape>
@@ -7037,7 +7043,7 @@
         <mc:AlternateContent>
           <mc:Choice Requires="wps">
             <w:drawing>
-              <wp:anchor distT="0" distB="0" distL="114300" distR="114300" simplePos="0" relativeHeight="251657216" behindDoc="0" locked="0" layoutInCell="1" allowOverlap="1" wp14:anchorId="13E15D07" wp14:editId="025B12B5">
+              <wp:anchor distT="0" distB="0" distL="114300" distR="114300" simplePos="0" relativeHeight="251657216" behindDoc="0" locked="0" layoutInCell="1" allowOverlap="1" wp14:anchorId="3FE30FA0" wp14:editId="04DB3163">
                 <wp:simplePos x="0" y="0"/>
                 <wp:positionH relativeFrom="column">
                   <wp:posOffset>1356360</wp:posOffset>
@@ -7089,7 +7095,7 @@
           </mc:Choice>
           <mc:Fallback>
             <w:pict>
-              <v:shape w14:anchorId="628562D9" id="Conector recto de flecha 12" o:spid="_x0000_s1026" type="#_x0000_t32" style="position:absolute;margin-left:106.8pt;margin-top:21.2pt;width:0;height:23.4pt;z-index:251657216;visibility:visible;mso-wrap-style:square;mso-wrap-distance-left:9pt;mso-wrap-distance-top:0;mso-wrap-distance-right:9pt;mso-wrap-distance-bottom:0;mso-position-horizontal:absolute;mso-position-horizontal-relative:text;mso-position-vertical:absolute;mso-position-vertical-relative:text" o:gfxdata="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" strokecolor="black [3200]" strokeweight="3pt">
+              <v:shape w14:anchorId="73121D35" id="Conector recto de flecha 12" o:spid="_x0000_s1026" type="#_x0000_t32" style="position:absolute;margin-left:106.8pt;margin-top:21.2pt;width:0;height:23.4pt;z-index:251657216;visibility:visible;mso-wrap-style:square;mso-wrap-distance-left:9pt;mso-wrap-distance-top:0;mso-wrap-distance-right:9pt;mso-wrap-distance-bottom:0;mso-position-horizontal:absolute;mso-position-horizontal-relative:text;mso-position-vertical:absolute;mso-position-vertical-relative:text" o:gfxdata="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" strokecolor="black [3200]" strokeweight="3pt">
                 <v:stroke endarrow="block"/>
                 <v:shadow on="t" color="black" opacity="24903f" origin=",.5" offset="0,.55556mm"/>
               </v:shape>
@@ -7129,7 +7135,7 @@
         <mc:AlternateContent>
           <mc:Choice Requires="wps">
             <w:drawing>
-              <wp:anchor distT="0" distB="0" distL="114300" distR="114300" simplePos="0" relativeHeight="251658240" behindDoc="0" locked="0" layoutInCell="1" allowOverlap="1" wp14:anchorId="73240580" wp14:editId="7AE96BB1">
+              <wp:anchor distT="0" distB="0" distL="114300" distR="114300" simplePos="0" relativeHeight="251658240" behindDoc="0" locked="0" layoutInCell="1" allowOverlap="1" wp14:anchorId="680268A5" wp14:editId="3F757F4C">
                 <wp:simplePos x="0" y="0"/>
                 <wp:positionH relativeFrom="column">
                   <wp:posOffset>1333500</wp:posOffset>
@@ -7181,7 +7187,7 @@
           </mc:Choice>
           <mc:Fallback>
             <w:pict>
-              <v:shape w14:anchorId="399D14C8" id="Conector recto de flecha 12" o:spid="_x0000_s1026" type="#_x0000_t32" style="position:absolute;margin-left:105pt;margin-top:17.25pt;width:0;height:23.4pt;z-index:251658240;visibility:visible;mso-wrap-style:square;mso-wrap-distance-left:9pt;mso-wrap-distance-top:0;mso-wrap-distance-right:9pt;mso-wrap-distance-bottom:0;mso-position-horizontal:absolute;mso-position-horizontal-relative:text;mso-position-vertical:absolute;mso-position-vertical-relative:text" o:gfxdata="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" strokecolor="black [3200]" strokeweight="3pt">
+              <v:shape w14:anchorId="0362430A" id="Conector recto de flecha 12" o:spid="_x0000_s1026" type="#_x0000_t32" style="position:absolute;margin-left:105pt;margin-top:17.25pt;width:0;height:23.4pt;z-index:251658240;visibility:visible;mso-wrap-style:square;mso-wrap-distance-left:9pt;mso-wrap-distance-top:0;mso-wrap-distance-right:9pt;mso-wrap-distance-bottom:0;mso-position-horizontal:absolute;mso-position-horizontal-relative:text;mso-position-vertical:absolute;mso-position-vertical-relative:text" o:gfxdata="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" strokecolor="black [3200]" strokeweight="3pt">
                 <v:stroke endarrow="block"/>
                 <v:shadow on="t" color="black" opacity="24903f" origin=",.5" offset="0,.55556mm"/>
               </v:shape>
@@ -7305,7 +7311,7 @@
         <mc:AlternateContent>
           <mc:Choice Requires="wps">
             <w:drawing>
-              <wp:anchor distT="0" distB="0" distL="114300" distR="114300" simplePos="0" relativeHeight="251659264" behindDoc="0" locked="0" layoutInCell="1" allowOverlap="1" wp14:anchorId="1FC2527C" wp14:editId="5D4D6877">
+              <wp:anchor distT="0" distB="0" distL="114300" distR="114300" simplePos="0" relativeHeight="251659264" behindDoc="0" locked="0" layoutInCell="1" allowOverlap="1" wp14:anchorId="19A15C08" wp14:editId="5E545514">
                 <wp:simplePos x="0" y="0"/>
                 <wp:positionH relativeFrom="column">
                   <wp:posOffset>1059180</wp:posOffset>
@@ -7357,7 +7363,7 @@
           </mc:Choice>
           <mc:Fallback>
             <w:pict>
-              <v:shape w14:anchorId="16AA7423" id="Conector recto de flecha 12" o:spid="_x0000_s1026" type="#_x0000_t32" style="position:absolute;margin-left:83.4pt;margin-top:21.55pt;width:0;height:23.4pt;z-index:251659264;visibility:visible;mso-wrap-style:square;mso-wrap-distance-left:9pt;mso-wrap-distance-top:0;mso-wrap-distance-right:9pt;mso-wrap-distance-bottom:0;mso-position-horizontal:absolute;mso-position-horizontal-relative:text;mso-position-vertical:absolute;mso-position-vertical-relative:text" o:gfxdata="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" strokecolor="black [3200]" strokeweight="3pt">
+              <v:shape w14:anchorId="69F571CF" id="Conector recto de flecha 12" o:spid="_x0000_s1026" type="#_x0000_t32" style="position:absolute;margin-left:83.4pt;margin-top:21.55pt;width:0;height:23.4pt;z-index:251659264;visibility:visible;mso-wrap-style:square;mso-wrap-distance-left:9pt;mso-wrap-distance-top:0;mso-wrap-distance-right:9pt;mso-wrap-distance-bottom:0;mso-position-horizontal:absolute;mso-position-horizontal-relative:text;mso-position-vertical:absolute;mso-position-vertical-relative:text" o:gfxdata="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" strokecolor="black [3200]" strokeweight="3pt">
                 <v:stroke endarrow="block"/>
                 <v:shadow on="t" color="black" opacity="24903f" origin=",.5" offset="0,.55556mm"/>
               </v:shape>
@@ -7457,7 +7463,7 @@
         <mc:AlternateContent>
           <mc:Choice Requires="wps">
             <w:drawing>
-              <wp:anchor distT="0" distB="0" distL="114300" distR="114300" simplePos="0" relativeHeight="251660288" behindDoc="0" locked="0" layoutInCell="1" allowOverlap="1" wp14:anchorId="612B25D0" wp14:editId="7DAD903E">
+              <wp:anchor distT="0" distB="0" distL="114300" distR="114300" simplePos="0" relativeHeight="251660288" behindDoc="0" locked="0" layoutInCell="1" allowOverlap="1" wp14:anchorId="6450C69E" wp14:editId="09E079E3">
                 <wp:simplePos x="0" y="0"/>
                 <wp:positionH relativeFrom="column">
                   <wp:posOffset>1028700</wp:posOffset>
@@ -7509,7 +7515,7 @@
           </mc:Choice>
           <mc:Fallback>
             <w:pict>
-              <v:shape w14:anchorId="324490AA" id="Conector recto de flecha 12" o:spid="_x0000_s1026" type="#_x0000_t32" style="position:absolute;margin-left:81pt;margin-top:19.65pt;width:0;height:23.4pt;z-index:251660288;visibility:visible;mso-wrap-style:square;mso-wrap-distance-left:9pt;mso-wrap-distance-top:0;mso-wrap-distance-right:9pt;mso-wrap-distance-bottom:0;mso-position-horizontal:absolute;mso-position-horizontal-relative:text;mso-position-vertical:absolute;mso-position-vertical-relative:text" o:gfxdata="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" strokecolor="black [3200]" strokeweight="3pt">
+              <v:shape w14:anchorId="6E342644" id="Conector recto de flecha 12" o:spid="_x0000_s1026" type="#_x0000_t32" style="position:absolute;margin-left:81pt;margin-top:19.65pt;width:0;height:23.4pt;z-index:251660288;visibility:visible;mso-wrap-style:square;mso-wrap-distance-left:9pt;mso-wrap-distance-top:0;mso-wrap-distance-right:9pt;mso-wrap-distance-bottom:0;mso-position-horizontal:absolute;mso-position-horizontal-relative:text;mso-position-vertical:absolute;mso-position-vertical-relative:text" o:gfxdata="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" strokecolor="black [3200]" strokeweight="3pt">
                 <v:stroke endarrow="block"/>
                 <v:shadow on="t" color="black" opacity="24903f" origin=",.5" offset="0,.55556mm"/>
               </v:shape>
@@ -7555,7 +7561,7 @@
         <mc:AlternateContent>
           <mc:Choice Requires="wps">
             <w:drawing>
-              <wp:anchor distT="0" distB="0" distL="114300" distR="114300" simplePos="0" relativeHeight="251661312" behindDoc="0" locked="0" layoutInCell="1" allowOverlap="1" wp14:anchorId="3419B075" wp14:editId="068393C3">
+              <wp:anchor distT="0" distB="0" distL="114300" distR="114300" simplePos="0" relativeHeight="251661312" behindDoc="0" locked="0" layoutInCell="1" allowOverlap="1" wp14:anchorId="03B0AED1" wp14:editId="2C2F47FE">
                 <wp:simplePos x="0" y="0"/>
                 <wp:positionH relativeFrom="column">
                   <wp:posOffset>1036320</wp:posOffset>
@@ -7607,7 +7613,7 @@
           </mc:Choice>
           <mc:Fallback>
             <w:pict>
-              <v:shape w14:anchorId="757437B4" id="Conector recto de flecha 12" o:spid="_x0000_s1026" type="#_x0000_t32" style="position:absolute;margin-left:81.6pt;margin-top:18.2pt;width:0;height:23.4pt;z-index:251661312;visibility:visible;mso-wrap-style:square;mso-wrap-distance-left:9pt;mso-wrap-distance-top:0;mso-wrap-distance-right:9pt;mso-wrap-distance-bottom:0;mso-position-horizontal:absolute;mso-position-horizontal-relative:text;mso-position-vertical:absolute;mso-position-vertical-relative:text" o:gfxdata="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" strokecolor="black [3200]" strokeweight="3pt">
+              <v:shape w14:anchorId="491109C4" id="Conector recto de flecha 12" o:spid="_x0000_s1026" type="#_x0000_t32" style="position:absolute;margin-left:81.6pt;margin-top:18.2pt;width:0;height:23.4pt;z-index:251661312;visibility:visible;mso-wrap-style:square;mso-wrap-distance-left:9pt;mso-wrap-distance-top:0;mso-wrap-distance-right:9pt;mso-wrap-distance-bottom:0;mso-position-horizontal:absolute;mso-position-horizontal-relative:text;mso-position-vertical:absolute;mso-position-vertical-relative:text" o:gfxdata="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" strokecolor="black [3200]" strokeweight="3pt">
                 <v:stroke endarrow="block"/>
                 <v:shadow on="t" color="black" opacity="24903f" origin=",.5" offset="0,.55556mm"/>
               </v:shape>
@@ -7653,7 +7659,7 @@
         <mc:AlternateContent>
           <mc:Choice Requires="wps">
             <w:drawing>
-              <wp:anchor distT="0" distB="0" distL="114300" distR="114300" simplePos="0" relativeHeight="251662336" behindDoc="0" locked="0" layoutInCell="1" allowOverlap="1" wp14:anchorId="25E3BE2D" wp14:editId="00C84F6C">
+              <wp:anchor distT="0" distB="0" distL="114300" distR="114300" simplePos="0" relativeHeight="251662336" behindDoc="0" locked="0" layoutInCell="1" allowOverlap="1" wp14:anchorId="2CE99A5D" wp14:editId="18D3B961">
                 <wp:simplePos x="0" y="0"/>
                 <wp:positionH relativeFrom="column">
                   <wp:posOffset>1043940</wp:posOffset>
@@ -7705,7 +7711,7 @@
           </mc:Choice>
           <mc:Fallback>
             <w:pict>
-              <v:shape w14:anchorId="66179CFE" id="Conector recto de flecha 12" o:spid="_x0000_s1026" type="#_x0000_t32" style="position:absolute;margin-left:82.2pt;margin-top:24.8pt;width:0;height:23.4pt;z-index:251662336;visibility:visible;mso-wrap-style:square;mso-wrap-distance-left:9pt;mso-wrap-distance-top:0;mso-wrap-distance-right:9pt;mso-wrap-distance-bottom:0;mso-position-horizontal:absolute;mso-position-horizontal-relative:text;mso-position-vertical:absolute;mso-position-vertical-relative:text" o:gfxdata="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" strokecolor="black [3200]" strokeweight="3pt">
+              <v:shape w14:anchorId="48DAA965" id="Conector recto de flecha 12" o:spid="_x0000_s1026" type="#_x0000_t32" style="position:absolute;margin-left:82.2pt;margin-top:24.8pt;width:0;height:23.4pt;z-index:251662336;visibility:visible;mso-wrap-style:square;mso-wrap-distance-left:9pt;mso-wrap-distance-top:0;mso-wrap-distance-right:9pt;mso-wrap-distance-bottom:0;mso-position-horizontal:absolute;mso-position-horizontal-relative:text;mso-position-vertical:absolute;mso-position-vertical-relative:text" o:gfxdata="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" strokecolor="black [3200]" strokeweight="3pt">
                 <v:stroke endarrow="block"/>
                 <v:shadow on="t" color="black" opacity="24903f" origin=",.5" offset="0,.55556mm"/>
               </v:shape>
@@ -7773,7 +7779,7 @@
         <mc:AlternateContent>
           <mc:Choice Requires="wps">
             <w:drawing>
-              <wp:anchor distT="0" distB="0" distL="114300" distR="114300" simplePos="0" relativeHeight="251663360" behindDoc="0" locked="0" layoutInCell="1" allowOverlap="1" wp14:anchorId="6F75B3BE" wp14:editId="1F9BA2D3">
+              <wp:anchor distT="0" distB="0" distL="114300" distR="114300" simplePos="0" relativeHeight="251663360" behindDoc="0" locked="0" layoutInCell="1" allowOverlap="1" wp14:anchorId="0D7B7EAE" wp14:editId="55B794C7">
                 <wp:simplePos x="0" y="0"/>
                 <wp:positionH relativeFrom="column">
                   <wp:posOffset>1043940</wp:posOffset>
@@ -7825,7 +7831,7 @@
           </mc:Choice>
           <mc:Fallback>
             <w:pict>
-              <v:shape w14:anchorId="11E2F9E2" id="Conector recto de flecha 12" o:spid="_x0000_s1026" type="#_x0000_t32" style="position:absolute;margin-left:82.2pt;margin-top:23.25pt;width:0;height:23.4pt;z-index:251663360;visibility:visible;mso-wrap-style:square;mso-wrap-distance-left:9pt;mso-wrap-distance-top:0;mso-wrap-distance-right:9pt;mso-wrap-distance-bottom:0;mso-position-horizontal:absolute;mso-position-horizontal-relative:text;mso-position-vertical:absolute;mso-position-vertical-relative:text" o:gfxdata="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" strokecolor="black [3200]" strokeweight="3pt">
+              <v:shape w14:anchorId="7D101E2D" id="Conector recto de flecha 12" o:spid="_x0000_s1026" type="#_x0000_t32" style="position:absolute;margin-left:82.2pt;margin-top:23.25pt;width:0;height:23.4pt;z-index:251663360;visibility:visible;mso-wrap-style:square;mso-wrap-distance-left:9pt;mso-wrap-distance-top:0;mso-wrap-distance-right:9pt;mso-wrap-distance-bottom:0;mso-position-horizontal:absolute;mso-position-horizontal-relative:text;mso-position-vertical:absolute;mso-position-vertical-relative:text" o:gfxdata="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" strokecolor="black [3200]" strokeweight="3pt">
                 <v:stroke endarrow="block"/>
                 <v:shadow on="t" color="black" opacity="24903f" origin=",.5" offset="0,.55556mm"/>
               </v:shape>
@@ -7883,7 +7889,7 @@
         <mc:AlternateContent>
           <mc:Choice Requires="wps">
             <w:drawing>
-              <wp:anchor distT="0" distB="0" distL="114300" distR="114300" simplePos="0" relativeHeight="251665408" behindDoc="0" locked="0" layoutInCell="1" allowOverlap="1" wp14:anchorId="06C74E47" wp14:editId="30C24229">
+              <wp:anchor distT="0" distB="0" distL="114300" distR="114300" simplePos="0" relativeHeight="251665408" behindDoc="0" locked="0" layoutInCell="1" allowOverlap="1" wp14:anchorId="7ED37FA3" wp14:editId="12D49F42">
                 <wp:simplePos x="0" y="0"/>
                 <wp:positionH relativeFrom="column">
                   <wp:posOffset>1028700</wp:posOffset>
@@ -7935,7 +7941,7 @@
           </mc:Choice>
           <mc:Fallback>
             <w:pict>
-              <v:shape w14:anchorId="56E2F781" id="Conector recto de flecha 12" o:spid="_x0000_s1026" type="#_x0000_t32" style="position:absolute;margin-left:81pt;margin-top:20.05pt;width:0;height:23.4pt;z-index:251665408;visibility:visible;mso-wrap-style:square;mso-wrap-distance-left:9pt;mso-wrap-distance-top:0;mso-wrap-distance-right:9pt;mso-wrap-distance-bottom:0;mso-position-horizontal:absolute;mso-position-horizontal-relative:text;mso-position-vertical:absolute;mso-position-vertical-relative:text" o:gfxdata="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" strokecolor="black [3200]" strokeweight="3pt">
+              <v:shape w14:anchorId="3699B683" id="Conector recto de flecha 12" o:spid="_x0000_s1026" type="#_x0000_t32" style="position:absolute;margin-left:81pt;margin-top:20.05pt;width:0;height:23.4pt;z-index:251665408;visibility:visible;mso-wrap-style:square;mso-wrap-distance-left:9pt;mso-wrap-distance-top:0;mso-wrap-distance-right:9pt;mso-wrap-distance-bottom:0;mso-position-horizontal:absolute;mso-position-horizontal-relative:text;mso-position-vertical:absolute;mso-position-vertical-relative:text" o:gfxdata="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" strokecolor="black [3200]" strokeweight="3pt">
                 <v:stroke endarrow="block"/>
                 <v:shadow on="t" color="black" opacity="24903f" origin=",.5" offset="0,.55556mm"/>
               </v:shape>
@@ -8012,7 +8018,7 @@
         <mc:AlternateContent>
           <mc:Choice Requires="wps">
             <w:drawing>
-              <wp:anchor distT="0" distB="0" distL="114300" distR="114300" simplePos="0" relativeHeight="251666432" behindDoc="0" locked="0" layoutInCell="1" allowOverlap="1" wp14:anchorId="6D920C1D" wp14:editId="2770E524">
+              <wp:anchor distT="0" distB="0" distL="114300" distR="114300" simplePos="0" relativeHeight="251666432" behindDoc="0" locked="0" layoutInCell="1" allowOverlap="1" wp14:anchorId="01EE5104" wp14:editId="2EA6B61C">
                 <wp:simplePos x="0" y="0"/>
                 <wp:positionH relativeFrom="column">
                   <wp:posOffset>1043940</wp:posOffset>
@@ -8064,7 +8070,7 @@
           </mc:Choice>
           <mc:Fallback>
             <w:pict>
-              <v:shape w14:anchorId="047AB0E0" id="Conector recto de flecha 12" o:spid="_x0000_s1026" type="#_x0000_t32" style="position:absolute;margin-left:82.2pt;margin-top:19.05pt;width:0;height:23.4pt;z-index:251666432;visibility:visible;mso-wrap-style:square;mso-wrap-distance-left:9pt;mso-wrap-distance-top:0;mso-wrap-distance-right:9pt;mso-wrap-distance-bottom:0;mso-position-horizontal:absolute;mso-position-horizontal-relative:text;mso-position-vertical:absolute;mso-position-vertical-relative:text" o:gfxdata="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" strokecolor="black [3200]" strokeweight="3pt">
+              <v:shape w14:anchorId="7F9B17A1" id="Conector recto de flecha 12" o:spid="_x0000_s1026" type="#_x0000_t32" style="position:absolute;margin-left:82.2pt;margin-top:19.05pt;width:0;height:23.4pt;z-index:251666432;visibility:visible;mso-wrap-style:square;mso-wrap-distance-left:9pt;mso-wrap-distance-top:0;mso-wrap-distance-right:9pt;mso-wrap-distance-bottom:0;mso-position-horizontal:absolute;mso-position-horizontal-relative:text;mso-position-vertical:absolute;mso-position-vertical-relative:text" o:gfxdata="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" strokecolor="black [3200]" strokeweight="3pt">
                 <v:stroke endarrow="block"/>
                 <v:shadow on="t" color="black" opacity="24903f" origin=",.5" offset="0,.55556mm"/>
               </v:shape>
@@ -8146,7 +8152,7 @@
         <mc:AlternateContent>
           <mc:Choice Requires="wps">
             <w:drawing>
-              <wp:anchor distT="0" distB="0" distL="114300" distR="114300" simplePos="0" relativeHeight="251667456" behindDoc="0" locked="0" layoutInCell="1" allowOverlap="1" wp14:anchorId="774A852A" wp14:editId="311367CA">
+              <wp:anchor distT="0" distB="0" distL="114300" distR="114300" simplePos="0" relativeHeight="251667456" behindDoc="0" locked="0" layoutInCell="1" allowOverlap="1" wp14:anchorId="4CA517BB" wp14:editId="748C3D51">
                 <wp:simplePos x="0" y="0"/>
                 <wp:positionH relativeFrom="column">
                   <wp:posOffset>1028700</wp:posOffset>
@@ -8198,7 +8204,7 @@
           </mc:Choice>
           <mc:Fallback>
             <w:pict>
-              <v:shape w14:anchorId="5E86DD7F" id="Conector recto de flecha 12" o:spid="_x0000_s1026" type="#_x0000_t32" style="position:absolute;margin-left:81pt;margin-top:19.4pt;width:0;height:23.4pt;z-index:251667456;visibility:visible;mso-wrap-style:square;mso-wrap-distance-left:9pt;mso-wrap-distance-top:0;mso-wrap-distance-right:9pt;mso-wrap-distance-bottom:0;mso-position-horizontal:absolute;mso-position-horizontal-relative:text;mso-position-vertical:absolute;mso-position-vertical-relative:text" o:gfxdata="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" strokecolor="black [3200]" strokeweight="3pt">
+              <v:shape w14:anchorId="4A37907C" id="Conector recto de flecha 12" o:spid="_x0000_s1026" type="#_x0000_t32" style="position:absolute;margin-left:81pt;margin-top:19.4pt;width:0;height:23.4pt;z-index:251667456;visibility:visible;mso-wrap-style:square;mso-wrap-distance-left:9pt;mso-wrap-distance-top:0;mso-wrap-distance-right:9pt;mso-wrap-distance-bottom:0;mso-position-horizontal:absolute;mso-position-horizontal-relative:text;mso-position-vertical:absolute;mso-position-vertical-relative:text" o:gfxdata="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" strokecolor="black [3200]" strokeweight="3pt">
                 <v:stroke endarrow="block"/>
                 <v:shadow on="t" color="black" opacity="24903f" origin=",.5" offset="0,.55556mm"/>
               </v:shape>
@@ -8318,7 +8324,7 @@
         <mc:AlternateContent>
           <mc:Choice Requires="wps">
             <w:drawing>
-              <wp:anchor distT="0" distB="0" distL="114300" distR="114300" simplePos="0" relativeHeight="251668480" behindDoc="0" locked="0" layoutInCell="1" allowOverlap="1" wp14:anchorId="2E1C949C" wp14:editId="50817A13">
+              <wp:anchor distT="0" distB="0" distL="114300" distR="114300" simplePos="0" relativeHeight="251668480" behindDoc="0" locked="0" layoutInCell="1" allowOverlap="1" wp14:anchorId="43194B34" wp14:editId="3C66F09E">
                 <wp:simplePos x="0" y="0"/>
                 <wp:positionH relativeFrom="column">
                   <wp:posOffset>563880</wp:posOffset>
@@ -8370,7 +8376,7 @@
           </mc:Choice>
           <mc:Fallback>
             <w:pict>
-              <v:shape w14:anchorId="304F17D5" id="Conector recto de flecha 12" o:spid="_x0000_s1026" type="#_x0000_t32" style="position:absolute;margin-left:44.4pt;margin-top:21.55pt;width:0;height:23.4pt;z-index:251668480;visibility:visible;mso-wrap-style:square;mso-wrap-distance-left:9pt;mso-wrap-distance-top:0;mso-wrap-distance-right:9pt;mso-wrap-distance-bottom:0;mso-position-horizontal:absolute;mso-position-horizontal-relative:text;mso-position-vertical:absolute;mso-position-vertical-relative:text" o:gfxdata="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" strokecolor="black [3200]" strokeweight="3pt">
+              <v:shape w14:anchorId="7D622607" id="Conector recto de flecha 12" o:spid="_x0000_s1026" type="#_x0000_t32" style="position:absolute;margin-left:44.4pt;margin-top:21.55pt;width:0;height:23.4pt;z-index:251668480;visibility:visible;mso-wrap-style:square;mso-wrap-distance-left:9pt;mso-wrap-distance-top:0;mso-wrap-distance-right:9pt;mso-wrap-distance-bottom:0;mso-position-horizontal:absolute;mso-position-horizontal-relative:text;mso-position-vertical:absolute;mso-position-vertical-relative:text" o:gfxdata="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" strokecolor="black [3200]" strokeweight="3pt">
                 <v:stroke endarrow="block"/>
                 <v:shadow on="t" color="black" opacity="24903f" origin=",.5" offset="0,.55556mm"/>
               </v:shape>
@@ -8415,7 +8421,7 @@
         <mc:AlternateContent>
           <mc:Choice Requires="wps">
             <w:drawing>
-              <wp:anchor distT="0" distB="0" distL="114300" distR="114300" simplePos="0" relativeHeight="251669504" behindDoc="0" locked="0" layoutInCell="1" allowOverlap="1" wp14:anchorId="12F2F382" wp14:editId="12350A40">
+              <wp:anchor distT="0" distB="0" distL="114300" distR="114300" simplePos="0" relativeHeight="251669504" behindDoc="0" locked="0" layoutInCell="1" allowOverlap="1" wp14:anchorId="5429B85C" wp14:editId="5F928EE4">
                 <wp:simplePos x="0" y="0"/>
                 <wp:positionH relativeFrom="column">
                   <wp:posOffset>784860</wp:posOffset>
@@ -8467,7 +8473,7 @@
           </mc:Choice>
           <mc:Fallback>
             <w:pict>
-              <v:shape w14:anchorId="774EBE20" id="Conector recto de flecha 12" o:spid="_x0000_s1026" type="#_x0000_t32" style="position:absolute;margin-left:61.8pt;margin-top:19.4pt;width:0;height:23.4pt;z-index:251669504;visibility:visible;mso-wrap-style:square;mso-wrap-distance-left:9pt;mso-wrap-distance-top:0;mso-wrap-distance-right:9pt;mso-wrap-distance-bottom:0;mso-position-horizontal:absolute;mso-position-horizontal-relative:text;mso-position-vertical:absolute;mso-position-vertical-relative:text" o:gfxdata="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" strokecolor="black [3200]" strokeweight="3pt">
+              <v:shape w14:anchorId="6704DD69" id="Conector recto de flecha 12" o:spid="_x0000_s1026" type="#_x0000_t32" style="position:absolute;margin-left:61.8pt;margin-top:19.4pt;width:0;height:23.4pt;z-index:251669504;visibility:visible;mso-wrap-style:square;mso-wrap-distance-left:9pt;mso-wrap-distance-top:0;mso-wrap-distance-right:9pt;mso-wrap-distance-bottom:0;mso-position-horizontal:absolute;mso-position-horizontal-relative:text;mso-position-vertical:absolute;mso-position-vertical-relative:text" o:gfxdata="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" strokecolor="black [3200]" strokeweight="3pt">
                 <v:stroke endarrow="block"/>
                 <v:shadow on="t" color="black" opacity="24903f" origin=",.5" offset="0,.55556mm"/>
               </v:shape>
@@ -8502,7 +8508,7 @@
         <mc:AlternateContent>
           <mc:Choice Requires="wps">
             <w:drawing>
-              <wp:anchor distT="0" distB="0" distL="114300" distR="114300" simplePos="0" relativeHeight="251670528" behindDoc="0" locked="0" layoutInCell="1" allowOverlap="1" wp14:anchorId="7826B8B5" wp14:editId="17D7053B">
+              <wp:anchor distT="0" distB="0" distL="114300" distR="114300" simplePos="0" relativeHeight="251670528" behindDoc="0" locked="0" layoutInCell="1" allowOverlap="1" wp14:anchorId="1480A922" wp14:editId="26E52AD6">
                 <wp:simplePos x="0" y="0"/>
                 <wp:positionH relativeFrom="column">
                   <wp:posOffset>1028700</wp:posOffset>
@@ -8554,7 +8560,7 @@
           </mc:Choice>
           <mc:Fallback>
             <w:pict>
-              <v:shape w14:anchorId="273713E2" id="Conector recto de flecha 12" o:spid="_x0000_s1026" type="#_x0000_t32" style="position:absolute;margin-left:81pt;margin-top:18.2pt;width:0;height:23.4pt;z-index:251670528;visibility:visible;mso-wrap-style:square;mso-wrap-distance-left:9pt;mso-wrap-distance-top:0;mso-wrap-distance-right:9pt;mso-wrap-distance-bottom:0;mso-position-horizontal:absolute;mso-position-horizontal-relative:text;mso-position-vertical:absolute;mso-position-vertical-relative:text" o:gfxdata="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" strokecolor="black [3200]" strokeweight="3pt">
+              <v:shape w14:anchorId="4AC8BD11" id="Conector recto de flecha 12" o:spid="_x0000_s1026" type="#_x0000_t32" style="position:absolute;margin-left:81pt;margin-top:18.2pt;width:0;height:23.4pt;z-index:251670528;visibility:visible;mso-wrap-style:square;mso-wrap-distance-left:9pt;mso-wrap-distance-top:0;mso-wrap-distance-right:9pt;mso-wrap-distance-bottom:0;mso-position-horizontal:absolute;mso-position-horizontal-relative:text;mso-position-vertical:absolute;mso-position-vertical-relative:text" o:gfxdata="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" strokecolor="black [3200]" strokeweight="3pt">
                 <v:stroke endarrow="block"/>
                 <v:shadow on="t" color="black" opacity="24903f" origin=",.5" offset="0,.55556mm"/>
               </v:shape>
@@ -8605,7 +8611,7 @@
         <mc:AlternateContent>
           <mc:Choice Requires="wps">
             <w:drawing>
-              <wp:anchor distT="0" distB="0" distL="114300" distR="114300" simplePos="0" relativeHeight="251671552" behindDoc="0" locked="0" layoutInCell="1" allowOverlap="1" wp14:anchorId="670FE80F" wp14:editId="2EF062F4">
+              <wp:anchor distT="0" distB="0" distL="114300" distR="114300" simplePos="0" relativeHeight="251671552" behindDoc="0" locked="0" layoutInCell="1" allowOverlap="1" wp14:anchorId="40A91109" wp14:editId="30FF5013">
                 <wp:simplePos x="0" y="0"/>
                 <wp:positionH relativeFrom="column">
                   <wp:posOffset>1043940</wp:posOffset>
@@ -8657,7 +8663,7 @@
           </mc:Choice>
           <mc:Fallback>
             <w:pict>
-              <v:shape w14:anchorId="293AA6DC" id="Conector recto de flecha 12" o:spid="_x0000_s1026" type="#_x0000_t32" style="position:absolute;margin-left:82.2pt;margin-top:18.2pt;width:0;height:23.4pt;z-index:251671552;visibility:visible;mso-wrap-style:square;mso-wrap-distance-left:9pt;mso-wrap-distance-top:0;mso-wrap-distance-right:9pt;mso-wrap-distance-bottom:0;mso-position-horizontal:absolute;mso-position-horizontal-relative:text;mso-position-vertical:absolute;mso-position-vertical-relative:text" o:gfxdata="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" strokecolor="black [3200]" strokeweight="3pt">
+              <v:shape w14:anchorId="57E0736A" id="Conector recto de flecha 12" o:spid="_x0000_s1026" type="#_x0000_t32" style="position:absolute;margin-left:82.2pt;margin-top:18.2pt;width:0;height:23.4pt;z-index:251671552;visibility:visible;mso-wrap-style:square;mso-wrap-distance-left:9pt;mso-wrap-distance-top:0;mso-wrap-distance-right:9pt;mso-wrap-distance-bottom:0;mso-position-horizontal:absolute;mso-position-horizontal-relative:text;mso-position-vertical:absolute;mso-position-vertical-relative:text" o:gfxdata="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" strokecolor="black [3200]" strokeweight="3pt">
                 <v:stroke endarrow="block"/>
                 <v:shadow on="t" color="black" opacity="24903f" origin=",.5" offset="0,.55556mm"/>
               </v:shape>
@@ -8737,7 +8743,7 @@
         <mc:AlternateContent>
           <mc:Choice Requires="wps">
             <w:drawing>
-              <wp:anchor distT="0" distB="0" distL="114300" distR="114300" simplePos="0" relativeHeight="251672576" behindDoc="0" locked="0" layoutInCell="1" allowOverlap="1" wp14:anchorId="4C08EF7B" wp14:editId="5710FF29">
+              <wp:anchor distT="0" distB="0" distL="114300" distR="114300" simplePos="0" relativeHeight="251672576" behindDoc="0" locked="0" layoutInCell="1" allowOverlap="1" wp14:anchorId="4DAFBF85" wp14:editId="6A532A41">
                 <wp:simplePos x="0" y="0"/>
                 <wp:positionH relativeFrom="column">
                   <wp:posOffset>1028700</wp:posOffset>
@@ -8789,7 +8795,7 @@
           </mc:Choice>
           <mc:Fallback>
             <w:pict>
-              <v:shape w14:anchorId="2611C1CA" id="Conector recto de flecha 12" o:spid="_x0000_s1026" type="#_x0000_t32" style="position:absolute;margin-left:81pt;margin-top:22.8pt;width:0;height:23.4pt;z-index:251672576;visibility:visible;mso-wrap-style:square;mso-wrap-distance-left:9pt;mso-wrap-distance-top:0;mso-wrap-distance-right:9pt;mso-wrap-distance-bottom:0;mso-position-horizontal:absolute;mso-position-horizontal-relative:text;mso-position-vertical:absolute;mso-position-vertical-relative:text" o:gfxdata="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" strokecolor="black [3200]" strokeweight="3pt">
+              <v:shape w14:anchorId="06650D26" id="Conector recto de flecha 12" o:spid="_x0000_s1026" type="#_x0000_t32" style="position:absolute;margin-left:81pt;margin-top:22.8pt;width:0;height:23.4pt;z-index:251672576;visibility:visible;mso-wrap-style:square;mso-wrap-distance-left:9pt;mso-wrap-distance-top:0;mso-wrap-distance-right:9pt;mso-wrap-distance-bottom:0;mso-position-horizontal:absolute;mso-position-horizontal-relative:text;mso-position-vertical:absolute;mso-position-vertical-relative:text" o:gfxdata="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" strokecolor="black [3200]" strokeweight="3pt">
                 <v:stroke endarrow="block"/>
                 <v:shadow on="t" color="black" opacity="24903f" origin=",.5" offset="0,.55556mm"/>
               </v:shape>
@@ -8835,7 +8841,7 @@
         <mc:AlternateContent>
           <mc:Choice Requires="wps">
             <w:drawing>
-              <wp:anchor distT="0" distB="0" distL="114300" distR="114300" simplePos="0" relativeHeight="251673600" behindDoc="0" locked="0" layoutInCell="1" allowOverlap="1" wp14:anchorId="56378357" wp14:editId="42199D8A">
+              <wp:anchor distT="0" distB="0" distL="114300" distR="114300" simplePos="0" relativeHeight="251673600" behindDoc="0" locked="0" layoutInCell="1" allowOverlap="1" wp14:anchorId="1388F0C2" wp14:editId="07890099">
                 <wp:simplePos x="0" y="0"/>
                 <wp:positionH relativeFrom="column">
                   <wp:posOffset>1043940</wp:posOffset>
@@ -8887,7 +8893,7 @@
           </mc:Choice>
           <mc:Fallback>
             <w:pict>
-              <v:shape w14:anchorId="5C32BF9C" id="Conector recto de flecha 12" o:spid="_x0000_s1026" type="#_x0000_t32" style="position:absolute;margin-left:82.2pt;margin-top:18.45pt;width:0;height:23.4pt;z-index:251673600;visibility:visible;mso-wrap-style:square;mso-wrap-distance-left:9pt;mso-wrap-distance-top:0;mso-wrap-distance-right:9pt;mso-wrap-distance-bottom:0;mso-position-horizontal:absolute;mso-position-horizontal-relative:text;mso-position-vertical:absolute;mso-position-vertical-relative:text" o:gfxdata="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" strokecolor="black [3200]" strokeweight="3pt">
+              <v:shape w14:anchorId="4952CFAF" id="Conector recto de flecha 12" o:spid="_x0000_s1026" type="#_x0000_t32" style="position:absolute;margin-left:82.2pt;margin-top:18.45pt;width:0;height:23.4pt;z-index:251673600;visibility:visible;mso-wrap-style:square;mso-wrap-distance-left:9pt;mso-wrap-distance-top:0;mso-wrap-distance-right:9pt;mso-wrap-distance-bottom:0;mso-position-horizontal:absolute;mso-position-horizontal-relative:text;mso-position-vertical:absolute;mso-position-vertical-relative:text" o:gfxdata="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" strokecolor="black [3200]" strokeweight="3pt">
                 <v:stroke endarrow="block"/>
                 <v:shadow on="t" color="black" opacity="24903f" origin=",.5" offset="0,.55556mm"/>
               </v:shape>
@@ -8951,7 +8957,7 @@
         <mc:AlternateContent>
           <mc:Choice Requires="wps">
             <w:drawing>
-              <wp:anchor distT="0" distB="0" distL="114300" distR="114300" simplePos="0" relativeHeight="251675648" behindDoc="0" locked="0" layoutInCell="1" allowOverlap="1" wp14:anchorId="45C9DBB5" wp14:editId="60392B9B">
+              <wp:anchor distT="0" distB="0" distL="114300" distR="114300" simplePos="0" relativeHeight="251675648" behindDoc="0" locked="0" layoutInCell="1" allowOverlap="1" wp14:anchorId="2DE890F3" wp14:editId="4E0D89ED">
                 <wp:simplePos x="0" y="0"/>
                 <wp:positionH relativeFrom="column">
                   <wp:posOffset>1043940</wp:posOffset>
@@ -9003,7 +9009,7 @@
           </mc:Choice>
           <mc:Fallback>
             <w:pict>
-              <v:shape w14:anchorId="250BFCDB" id="Conector recto de flecha 12" o:spid="_x0000_s1026" type="#_x0000_t32" style="position:absolute;margin-left:82.2pt;margin-top:18.05pt;width:0;height:23.4pt;z-index:251675648;visibility:visible;mso-wrap-style:square;mso-wrap-distance-left:9pt;mso-wrap-distance-top:0;mso-wrap-distance-right:9pt;mso-wrap-distance-bottom:0;mso-position-horizontal:absolute;mso-position-horizontal-relative:text;mso-position-vertical:absolute;mso-position-vertical-relative:text" o:gfxdata="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" strokecolor="black [3200]" strokeweight="3pt">
+              <v:shape w14:anchorId="449F71B2" id="Conector recto de flecha 12" o:spid="_x0000_s1026" type="#_x0000_t32" style="position:absolute;margin-left:82.2pt;margin-top:18.05pt;width:0;height:23.4pt;z-index:251675648;visibility:visible;mso-wrap-style:square;mso-wrap-distance-left:9pt;mso-wrap-distance-top:0;mso-wrap-distance-right:9pt;mso-wrap-distance-bottom:0;mso-position-horizontal:absolute;mso-position-horizontal-relative:text;mso-position-vertical:absolute;mso-position-vertical-relative:text" o:gfxdata="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" strokecolor="black [3200]" strokeweight="3pt">
                 <v:stroke endarrow="block"/>
                 <v:shadow on="t" color="black" opacity="24903f" origin=",.5" offset="0,.55556mm"/>
               </v:shape>
@@ -9023,7 +9029,7 @@
         <mc:AlternateContent>
           <mc:Choice Requires="wps">
             <w:drawing>
-              <wp:anchor distT="0" distB="0" distL="114300" distR="114300" simplePos="0" relativeHeight="251674624" behindDoc="0" locked="0" layoutInCell="1" allowOverlap="1" wp14:anchorId="11113F5F" wp14:editId="6BBD8235">
+              <wp:anchor distT="0" distB="0" distL="114300" distR="114300" simplePos="0" relativeHeight="251674624" behindDoc="0" locked="0" layoutInCell="1" allowOverlap="1" wp14:anchorId="78712628" wp14:editId="27D1BD4D">
                 <wp:simplePos x="0" y="0"/>
                 <wp:positionH relativeFrom="column">
                   <wp:posOffset>293370</wp:posOffset>
@@ -9078,7 +9084,7 @@
           </mc:Choice>
           <mc:Fallback>
             <w:pict>
-              <v:line w14:anchorId="06292DC0" id="Conector recto 15" o:spid="_x0000_s1026" style="position:absolute;z-index:251674624;visibility:visible;mso-wrap-style:square;mso-width-percent:0;mso-height-percent:0;mso-wrap-distance-left:9pt;mso-wrap-distance-top:0;mso-wrap-distance-right:9pt;mso-wrap-distance-bottom:0;mso-position-horizontal:absolute;mso-position-horizontal-relative:text;mso-position-vertical:absolute;mso-position-vertical-relative:text;mso-width-percent:0;mso-height-percent:0;mso-width-relative:margin;mso-height-relative:margin" from="23.1pt,2.9pt" to="24pt,137.6pt" o:gfxdata="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" strokecolor="black [3200]" strokeweight="2pt">
+              <v:line w14:anchorId="4A32AC3E" id="Conector recto 15" o:spid="_x0000_s1026" style="position:absolute;z-index:251674624;visibility:visible;mso-wrap-style:square;mso-width-percent:0;mso-height-percent:0;mso-wrap-distance-left:9pt;mso-wrap-distance-top:0;mso-wrap-distance-right:9pt;mso-wrap-distance-bottom:0;mso-position-horizontal:absolute;mso-position-horizontal-relative:text;mso-position-vertical:absolute;mso-position-vertical-relative:text;mso-width-percent:0;mso-height-percent:0;mso-width-relative:margin;mso-height-relative:margin" from="23.1pt,2.9pt" to="24pt,137.6pt" o:gfxdata="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" strokecolor="black [3200]" strokeweight="2pt">
                 <v:shadow on="t" color="black" opacity="24903f" origin=",.5" offset="0,.55556mm"/>
               </v:line>
             </w:pict>
@@ -9135,7 +9141,7 @@
         <mc:AlternateContent>
           <mc:Choice Requires="wps">
             <w:drawing>
-              <wp:anchor distT="0" distB="0" distL="114300" distR="114300" simplePos="0" relativeHeight="251664384" behindDoc="0" locked="0" layoutInCell="1" allowOverlap="1" wp14:anchorId="1D5F3DBF" wp14:editId="0C4AB8FF">
+              <wp:anchor distT="0" distB="0" distL="114300" distR="114300" simplePos="0" relativeHeight="251664384" behindDoc="0" locked="0" layoutInCell="1" allowOverlap="1" wp14:anchorId="3457F4B0" wp14:editId="2D52C2E1">
                 <wp:simplePos x="0" y="0"/>
                 <wp:positionH relativeFrom="column">
                   <wp:posOffset>1028700</wp:posOffset>
@@ -9187,7 +9193,7 @@
           </mc:Choice>
           <mc:Fallback>
             <w:pict>
-              <v:shape w14:anchorId="58BCE603" id="Conector recto de flecha 12" o:spid="_x0000_s1026" type="#_x0000_t32" style="position:absolute;margin-left:81pt;margin-top:-44.4pt;width:0;height:23.4pt;z-index:251664384;visibility:visible;mso-wrap-style:square;mso-wrap-distance-left:9pt;mso-wrap-distance-top:0;mso-wrap-distance-right:9pt;mso-wrap-distance-bottom:0;mso-position-horizontal:absolute;mso-position-horizontal-relative:text;mso-position-vertical:absolute;mso-position-vertical-relative:text" o:gfxdata="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" strokecolor="black [3200]" strokeweight="3pt">
+              <v:shape w14:anchorId="292537F6" id="Conector recto de flecha 12" o:spid="_x0000_s1026" type="#_x0000_t32" style="position:absolute;margin-left:81pt;margin-top:-44.4pt;width:0;height:23.4pt;z-index:251664384;visibility:visible;mso-wrap-style:square;mso-wrap-distance-left:9pt;mso-wrap-distance-top:0;mso-wrap-distance-right:9pt;mso-wrap-distance-bottom:0;mso-position-horizontal:absolute;mso-position-horizontal-relative:text;mso-position-vertical:absolute;mso-position-vertical-relative:text" o:gfxdata="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" strokecolor="black [3200]" strokeweight="3pt">
                 <v:stroke endarrow="block"/>
                 <v:shadow on="t" color="black" opacity="24903f" origin=",.5" offset="0,.55556mm"/>
               </v:shape>
@@ -9223,7 +9229,7 @@
         <mc:AlternateContent>
           <mc:Choice Requires="wps">
             <w:drawing>
-              <wp:anchor distT="0" distB="0" distL="114300" distR="114300" simplePos="0" relativeHeight="251677696" behindDoc="0" locked="0" layoutInCell="1" allowOverlap="1" wp14:anchorId="0A86F039" wp14:editId="238C872F">
+              <wp:anchor distT="0" distB="0" distL="114300" distR="114300" simplePos="0" relativeHeight="251677696" behindDoc="0" locked="0" layoutInCell="1" allowOverlap="1" wp14:anchorId="5B0AFB64" wp14:editId="4F5B1A5F">
                 <wp:simplePos x="0" y="0"/>
                 <wp:positionH relativeFrom="column">
                   <wp:posOffset>1021080</wp:posOffset>
@@ -9275,7 +9281,7 @@
           </mc:Choice>
           <mc:Fallback>
             <w:pict>
-              <v:shape w14:anchorId="21E642B4" id="Conector recto de flecha 12" o:spid="_x0000_s1026" type="#_x0000_t32" style="position:absolute;margin-left:80.4pt;margin-top:21.2pt;width:0;height:23.4pt;z-index:251677696;visibility:visible;mso-wrap-style:square;mso-wrap-distance-left:9pt;mso-wrap-distance-top:0;mso-wrap-distance-right:9pt;mso-wrap-distance-bottom:0;mso-position-horizontal:absolute;mso-position-horizontal-relative:text;mso-position-vertical:absolute;mso-position-vertical-relative:text" o:gfxdata="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" strokecolor="black [3200]" strokeweight="3pt">
+              <v:shape w14:anchorId="7D9E31D8" id="Conector recto de flecha 12" o:spid="_x0000_s1026" type="#_x0000_t32" style="position:absolute;margin-left:80.4pt;margin-top:21.2pt;width:0;height:23.4pt;z-index:251677696;visibility:visible;mso-wrap-style:square;mso-wrap-distance-left:9pt;mso-wrap-distance-top:0;mso-wrap-distance-right:9pt;mso-wrap-distance-bottom:0;mso-position-horizontal:absolute;mso-position-horizontal-relative:text;mso-position-vertical:absolute;mso-position-vertical-relative:text" o:gfxdata="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" strokecolor="black [3200]" strokeweight="3pt">
                 <v:stroke endarrow="block"/>
                 <v:shadow on="t" color="black" opacity="24903f" origin=",.5" offset="0,.55556mm"/>
               </v:shape>
@@ -9300,7 +9306,7 @@
         <mc:AlternateContent>
           <mc:Choice Requires="wps">
             <w:drawing>
-              <wp:anchor distT="0" distB="0" distL="114300" distR="114300" simplePos="0" relativeHeight="251676672" behindDoc="0" locked="0" layoutInCell="1" allowOverlap="1" wp14:anchorId="1FF6CD86" wp14:editId="29A7C064">
+              <wp:anchor distT="0" distB="0" distL="114300" distR="114300" simplePos="0" relativeHeight="251676672" behindDoc="0" locked="0" layoutInCell="1" allowOverlap="1" wp14:anchorId="750F8FB1" wp14:editId="710869B1">
                 <wp:simplePos x="0" y="0"/>
                 <wp:positionH relativeFrom="column">
                   <wp:posOffset>331470</wp:posOffset>
@@ -9355,7 +9361,7 @@
           </mc:Choice>
           <mc:Fallback>
             <w:pict>
-              <v:line w14:anchorId="7EA45DA2" id="Conector recto 16" o:spid="_x0000_s1026" style="position:absolute;z-index:251676672;visibility:visible;mso-wrap-style:square;mso-width-percent:0;mso-height-percent:0;mso-wrap-distance-left:9pt;mso-wrap-distance-top:0;mso-wrap-distance-right:9pt;mso-wrap-distance-bottom:0;mso-position-horizontal:absolute;mso-position-horizontal-relative:text;mso-position-vertical:absolute;mso-position-vertical-relative:text;mso-width-percent:0;mso-height-percent:0;mso-width-relative:margin;mso-height-relative:margin" from="26.1pt,2.75pt" to="27.6pt,182.45pt" o:gfxdata="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" strokecolor="black [3200]" strokeweight="2pt">
+              <v:line w14:anchorId="462E3E61" id="Conector recto 16" o:spid="_x0000_s1026" style="position:absolute;z-index:251676672;visibility:visible;mso-wrap-style:square;mso-width-percent:0;mso-height-percent:0;mso-wrap-distance-left:9pt;mso-wrap-distance-top:0;mso-wrap-distance-right:9pt;mso-wrap-distance-bottom:0;mso-position-horizontal:absolute;mso-position-horizontal-relative:text;mso-position-vertical:absolute;mso-position-vertical-relative:text;mso-width-percent:0;mso-height-percent:0;mso-width-relative:margin;mso-height-relative:margin" from="26.1pt,2.75pt" to="27.6pt,182.45pt" o:gfxdata="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" strokecolor="black [3200]" strokeweight="2pt">
                 <v:shadow on="t" color="black" opacity="24903f" origin=",.5" offset="0,.55556mm"/>
               </v:line>
             </w:pict>
@@ -9369,7 +9375,7 @@
         <mc:AlternateContent>
           <mc:Choice Requires="wps">
             <w:drawing>
-              <wp:anchor distT="0" distB="0" distL="114300" distR="114300" simplePos="0" relativeHeight="251678720" behindDoc="0" locked="0" layoutInCell="1" allowOverlap="1" wp14:anchorId="43B6E2DE" wp14:editId="612ADB28">
+              <wp:anchor distT="0" distB="0" distL="114300" distR="114300" simplePos="0" relativeHeight="251678720" behindDoc="0" locked="0" layoutInCell="1" allowOverlap="1" wp14:anchorId="6ACB96D2" wp14:editId="1F65E94E">
                 <wp:simplePos x="0" y="0"/>
                 <wp:positionH relativeFrom="column">
                   <wp:posOffset>1028700</wp:posOffset>
@@ -9421,7 +9427,7 @@
           </mc:Choice>
           <mc:Fallback>
             <w:pict>
-              <v:shape w14:anchorId="7CEE82E7" id="Conector recto de flecha 12" o:spid="_x0000_s1026" type="#_x0000_t32" style="position:absolute;margin-left:81pt;margin-top:23.2pt;width:0;height:23.4pt;z-index:251678720;visibility:visible;mso-wrap-style:square;mso-wrap-distance-left:9pt;mso-wrap-distance-top:0;mso-wrap-distance-right:9pt;mso-wrap-distance-bottom:0;mso-position-horizontal:absolute;mso-position-horizontal-relative:text;mso-position-vertical:absolute;mso-position-vertical-relative:text" o:gfxdata="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" strokecolor="black [3200]" strokeweight="3pt">
+              <v:shape w14:anchorId="464C0EF7" id="Conector recto de flecha 12" o:spid="_x0000_s1026" type="#_x0000_t32" style="position:absolute;margin-left:81pt;margin-top:23.2pt;width:0;height:23.4pt;z-index:251678720;visibility:visible;mso-wrap-style:square;mso-wrap-distance-left:9pt;mso-wrap-distance-top:0;mso-wrap-distance-right:9pt;mso-wrap-distance-bottom:0;mso-position-horizontal:absolute;mso-position-horizontal-relative:text;mso-position-vertical:absolute;mso-position-vertical-relative:text" o:gfxdata="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" strokecolor="black [3200]" strokeweight="3pt">
                 <v:stroke endarrow="block"/>
                 <v:shadow on="t" color="black" opacity="24903f" origin=",.5" offset="0,.55556mm"/>
               </v:shape>
@@ -9473,7 +9479,7 @@
         <mc:AlternateContent>
           <mc:Choice Requires="wps">
             <w:drawing>
-              <wp:anchor distT="0" distB="0" distL="114300" distR="114300" simplePos="0" relativeHeight="251679744" behindDoc="0" locked="0" layoutInCell="1" allowOverlap="1" wp14:anchorId="5C6F6943" wp14:editId="44267981">
+              <wp:anchor distT="0" distB="0" distL="114300" distR="114300" simplePos="0" relativeHeight="251679744" behindDoc="0" locked="0" layoutInCell="1" allowOverlap="1" wp14:anchorId="23B42849" wp14:editId="517A2EEB">
                 <wp:simplePos x="0" y="0"/>
                 <wp:positionH relativeFrom="column">
                   <wp:posOffset>1059180</wp:posOffset>
@@ -9525,7 +9531,7 @@
           </mc:Choice>
           <mc:Fallback>
             <w:pict>
-              <v:shape w14:anchorId="39FB6993" id="Conector recto de flecha 12" o:spid="_x0000_s1026" type="#_x0000_t32" style="position:absolute;margin-left:83.4pt;margin-top:18.8pt;width:0;height:23.4pt;z-index:251679744;visibility:visible;mso-wrap-style:square;mso-wrap-distance-left:9pt;mso-wrap-distance-top:0;mso-wrap-distance-right:9pt;mso-wrap-distance-bottom:0;mso-position-horizontal:absolute;mso-position-horizontal-relative:text;mso-position-vertical:absolute;mso-position-vertical-relative:text" o:gfxdata="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" strokecolor="black [3200]" strokeweight="3pt">
+              <v:shape w14:anchorId="0EC034C3" id="Conector recto de flecha 12" o:spid="_x0000_s1026" type="#_x0000_t32" style="position:absolute;margin-left:83.4pt;margin-top:18.8pt;width:0;height:23.4pt;z-index:251679744;visibility:visible;mso-wrap-style:square;mso-wrap-distance-left:9pt;mso-wrap-distance-top:0;mso-wrap-distance-right:9pt;mso-wrap-distance-bottom:0;mso-position-horizontal:absolute;mso-position-horizontal-relative:text;mso-position-vertical:absolute;mso-position-vertical-relative:text" o:gfxdata="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" strokecolor="black [3200]" strokeweight="3pt">
                 <v:stroke endarrow="block"/>
                 <v:shadow on="t" color="black" opacity="24903f" origin=",.5" offset="0,.55556mm"/>
               </v:shape>
@@ -9550,7 +9556,7 @@
         <mc:AlternateContent>
           <mc:Choice Requires="wps">
             <w:drawing>
-              <wp:anchor distT="0" distB="0" distL="114300" distR="114300" simplePos="0" relativeHeight="251680768" behindDoc="0" locked="0" layoutInCell="1" allowOverlap="1" wp14:anchorId="29BCFBBC" wp14:editId="131019E4">
+              <wp:anchor distT="0" distB="0" distL="114300" distR="114300" simplePos="0" relativeHeight="251680768" behindDoc="0" locked="0" layoutInCell="1" allowOverlap="1" wp14:anchorId="5766C244" wp14:editId="1C377CD4">
                 <wp:simplePos x="0" y="0"/>
                 <wp:positionH relativeFrom="column">
                   <wp:posOffset>1059180</wp:posOffset>
@@ -9602,7 +9608,7 @@
           </mc:Choice>
           <mc:Fallback>
             <w:pict>
-              <v:shape w14:anchorId="2A5AD033" id="Conector recto de flecha 12" o:spid="_x0000_s1026" type="#_x0000_t32" style="position:absolute;margin-left:83.4pt;margin-top:23.2pt;width:0;height:23.4pt;z-index:251680768;visibility:visible;mso-wrap-style:square;mso-wrap-distance-left:9pt;mso-wrap-distance-top:0;mso-wrap-distance-right:9pt;mso-wrap-distance-bottom:0;mso-position-horizontal:absolute;mso-position-horizontal-relative:text;mso-position-vertical:absolute;mso-position-vertical-relative:text" o:gfxdata="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" strokecolor="black [3200]" strokeweight="3pt">
+              <v:shape w14:anchorId="5510A3DD" id="Conector recto de flecha 12" o:spid="_x0000_s1026" type="#_x0000_t32" style="position:absolute;margin-left:83.4pt;margin-top:23.2pt;width:0;height:23.4pt;z-index:251680768;visibility:visible;mso-wrap-style:square;mso-wrap-distance-left:9pt;mso-wrap-distance-top:0;mso-wrap-distance-right:9pt;mso-wrap-distance-bottom:0;mso-position-horizontal:absolute;mso-position-horizontal-relative:text;mso-position-vertical:absolute;mso-position-vertical-relative:text" o:gfxdata="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" strokecolor="black [3200]" strokeweight="3pt">
                 <v:stroke endarrow="block"/>
                 <v:shadow on="t" color="black" opacity="24903f" origin=",.5" offset="0,.55556mm"/>
               </v:shape>
@@ -9637,7 +9643,7 @@
         <mc:AlternateContent>
           <mc:Choice Requires="wps">
             <w:drawing>
-              <wp:anchor distT="0" distB="0" distL="114300" distR="114300" simplePos="0" relativeHeight="251681792" behindDoc="0" locked="0" layoutInCell="1" allowOverlap="1" wp14:anchorId="170E95E7" wp14:editId="6BBDF300">
+              <wp:anchor distT="0" distB="0" distL="114300" distR="114300" simplePos="0" relativeHeight="251681792" behindDoc="0" locked="0" layoutInCell="1" allowOverlap="1" wp14:anchorId="17BC877E" wp14:editId="36A6A246">
                 <wp:simplePos x="0" y="0"/>
                 <wp:positionH relativeFrom="column">
                   <wp:posOffset>762000</wp:posOffset>
@@ -9689,7 +9695,7 @@
           </mc:Choice>
           <mc:Fallback>
             <w:pict>
-              <v:shape w14:anchorId="2B975855" id="Conector recto de flecha 12" o:spid="_x0000_s1026" type="#_x0000_t32" style="position:absolute;margin-left:60pt;margin-top:20.5pt;width:0;height:23.4pt;z-index:251681792;visibility:visible;mso-wrap-style:square;mso-wrap-distance-left:9pt;mso-wrap-distance-top:0;mso-wrap-distance-right:9pt;mso-wrap-distance-bottom:0;mso-position-horizontal:absolute;mso-position-horizontal-relative:text;mso-position-vertical:absolute;mso-position-vertical-relative:text" o:gfxdata="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" strokecolor="black [3200]" strokeweight="3pt">
+              <v:shape w14:anchorId="2C899119" id="Conector recto de flecha 12" o:spid="_x0000_s1026" type="#_x0000_t32" style="position:absolute;margin-left:60pt;margin-top:20.5pt;width:0;height:23.4pt;z-index:251681792;visibility:visible;mso-wrap-style:square;mso-wrap-distance-left:9pt;mso-wrap-distance-top:0;mso-wrap-distance-right:9pt;mso-wrap-distance-bottom:0;mso-position-horizontal:absolute;mso-position-horizontal-relative:text;mso-position-vertical:absolute;mso-position-vertical-relative:text" o:gfxdata="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" strokecolor="black [3200]" strokeweight="3pt">
                 <v:stroke endarrow="block"/>
                 <v:shadow on="t" color="black" opacity="24903f" origin=",.5" offset="0,.55556mm"/>
               </v:shape>
@@ -9724,7 +9730,7 @@
         <mc:AlternateContent>
           <mc:Choice Requires="wps">
             <w:drawing>
-              <wp:anchor distT="0" distB="0" distL="114300" distR="114300" simplePos="0" relativeHeight="251682816" behindDoc="0" locked="0" layoutInCell="1" allowOverlap="1" wp14:anchorId="5D8A17C6" wp14:editId="71204986">
+              <wp:anchor distT="0" distB="0" distL="114300" distR="114300" simplePos="0" relativeHeight="251682816" behindDoc="0" locked="0" layoutInCell="1" allowOverlap="1" wp14:anchorId="31AC256E" wp14:editId="3424CA2C">
                 <wp:simplePos x="0" y="0"/>
                 <wp:positionH relativeFrom="column">
                   <wp:posOffset>1021080</wp:posOffset>
@@ -9776,7 +9782,7 @@
           </mc:Choice>
           <mc:Fallback>
             <w:pict>
-              <v:shape w14:anchorId="78D8AD4D" id="Conector recto de flecha 12" o:spid="_x0000_s1026" type="#_x0000_t32" style="position:absolute;margin-left:80.4pt;margin-top:20.6pt;width:0;height:23.4pt;z-index:251682816;visibility:visible;mso-wrap-style:square;mso-wrap-distance-left:9pt;mso-wrap-distance-top:0;mso-wrap-distance-right:9pt;mso-wrap-distance-bottom:0;mso-position-horizontal:absolute;mso-position-horizontal-relative:text;mso-position-vertical:absolute;mso-position-vertical-relative:text" o:gfxdata="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" strokecolor="black [3200]" strokeweight="3pt">
+              <v:shape w14:anchorId="60F80040" id="Conector recto de flecha 12" o:spid="_x0000_s1026" type="#_x0000_t32" style="position:absolute;margin-left:80.4pt;margin-top:20.6pt;width:0;height:23.4pt;z-index:251682816;visibility:visible;mso-wrap-style:square;mso-wrap-distance-left:9pt;mso-wrap-distance-top:0;mso-wrap-distance-right:9pt;mso-wrap-distance-bottom:0;mso-position-horizontal:absolute;mso-position-horizontal-relative:text;mso-position-vertical:absolute;mso-position-vertical-relative:text" o:gfxdata="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" strokecolor="black [3200]" strokeweight="3pt">
                 <v:stroke endarrow="block"/>
                 <v:shadow on="t" color="black" opacity="24903f" origin=",.5" offset="0,.55556mm"/>
               </v:shape>
@@ -9838,7 +9844,7 @@
         <mc:AlternateContent>
           <mc:Choice Requires="wps">
             <w:drawing>
-              <wp:anchor distT="0" distB="0" distL="114300" distR="114300" simplePos="0" relativeHeight="251683840" behindDoc="0" locked="0" layoutInCell="1" allowOverlap="1" wp14:anchorId="29DCADA1" wp14:editId="7EB183B3">
+              <wp:anchor distT="0" distB="0" distL="114300" distR="114300" simplePos="0" relativeHeight="251683840" behindDoc="0" locked="0" layoutInCell="1" allowOverlap="1" wp14:anchorId="026CD254" wp14:editId="23CD99EA">
                 <wp:simplePos x="0" y="0"/>
                 <wp:positionH relativeFrom="column">
                   <wp:posOffset>1051560</wp:posOffset>
@@ -9890,7 +9896,7 @@
           </mc:Choice>
           <mc:Fallback>
             <w:pict>
-              <v:shape w14:anchorId="42B63E5A" id="Conector recto de flecha 12" o:spid="_x0000_s1026" type="#_x0000_t32" style="position:absolute;margin-left:82.8pt;margin-top:21.8pt;width:0;height:23.4pt;z-index:251683840;visibility:visible;mso-wrap-style:square;mso-wrap-distance-left:9pt;mso-wrap-distance-top:0;mso-wrap-distance-right:9pt;mso-wrap-distance-bottom:0;mso-position-horizontal:absolute;mso-position-horizontal-relative:text;mso-position-vertical:absolute;mso-position-vertical-relative:text" o:gfxdata="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" strokecolor="black [3200]" strokeweight="3pt">
+              <v:shape w14:anchorId="20678515" id="Conector recto de flecha 12" o:spid="_x0000_s1026" type="#_x0000_t32" style="position:absolute;margin-left:82.8pt;margin-top:21.8pt;width:0;height:23.4pt;z-index:251683840;visibility:visible;mso-wrap-style:square;mso-wrap-distance-left:9pt;mso-wrap-distance-top:0;mso-wrap-distance-right:9pt;mso-wrap-distance-bottom:0;mso-position-horizontal:absolute;mso-position-horizontal-relative:text;mso-position-vertical:absolute;mso-position-vertical-relative:text" o:gfxdata="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" strokecolor="black [3200]" strokeweight="3pt">
                 <v:stroke endarrow="block"/>
                 <v:shadow on="t" color="black" opacity="24903f" origin=",.5" offset="0,.55556mm"/>
               </v:shape>
@@ -9925,7 +9931,7 @@
         <mc:AlternateContent>
           <mc:Choice Requires="wps">
             <w:drawing>
-              <wp:anchor distT="0" distB="0" distL="114300" distR="114300" simplePos="0" relativeHeight="251684864" behindDoc="0" locked="0" layoutInCell="1" allowOverlap="1" wp14:anchorId="293E19CE" wp14:editId="7B166B20">
+              <wp:anchor distT="0" distB="0" distL="114300" distR="114300" simplePos="0" relativeHeight="251684864" behindDoc="0" locked="0" layoutInCell="1" allowOverlap="1" wp14:anchorId="21965EBC" wp14:editId="20BD09AC">
                 <wp:simplePos x="0" y="0"/>
                 <wp:positionH relativeFrom="column">
                   <wp:posOffset>1036320</wp:posOffset>
@@ -9977,7 +9983,7 @@
           </mc:Choice>
           <mc:Fallback>
             <w:pict>
-              <v:shape w14:anchorId="15015672" id="Conector recto de flecha 12" o:spid="_x0000_s1026" type="#_x0000_t32" style="position:absolute;margin-left:81.6pt;margin-top:19.4pt;width:0;height:23.4pt;z-index:251684864;visibility:visible;mso-wrap-style:square;mso-wrap-distance-left:9pt;mso-wrap-distance-top:0;mso-wrap-distance-right:9pt;mso-wrap-distance-bottom:0;mso-position-horizontal:absolute;mso-position-horizontal-relative:text;mso-position-vertical:absolute;mso-position-vertical-relative:text" o:gfxdata="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" strokecolor="black [3200]" strokeweight="3pt">
+              <v:shape w14:anchorId="1A317376" id="Conector recto de flecha 12" o:spid="_x0000_s1026" type="#_x0000_t32" style="position:absolute;margin-left:81.6pt;margin-top:19.4pt;width:0;height:23.4pt;z-index:251684864;visibility:visible;mso-wrap-style:square;mso-wrap-distance-left:9pt;mso-wrap-distance-top:0;mso-wrap-distance-right:9pt;mso-wrap-distance-bottom:0;mso-position-horizontal:absolute;mso-position-horizontal-relative:text;mso-position-vertical:absolute;mso-position-vertical-relative:text" o:gfxdata="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" strokecolor="black [3200]" strokeweight="3pt">
                 <v:stroke endarrow="block"/>
                 <v:shadow on="t" color="black" opacity="24903f" origin=",.5" offset="0,.55556mm"/>
               </v:shape>
@@ -10135,7 +10141,7 @@
         <mc:AlternateContent>
           <mc:Choice Requires="wps">
             <w:drawing>
-              <wp:anchor distT="0" distB="0" distL="114300" distR="114300" simplePos="0" relativeHeight="251685888" behindDoc="0" locked="0" layoutInCell="1" allowOverlap="1" wp14:anchorId="3FC07EC5" wp14:editId="528AD606">
+              <wp:anchor distT="0" distB="0" distL="114300" distR="114300" simplePos="0" relativeHeight="251685888" behindDoc="0" locked="0" layoutInCell="1" allowOverlap="1" wp14:anchorId="0F28C7E1" wp14:editId="2A88C5A7">
                 <wp:simplePos x="0" y="0"/>
                 <wp:positionH relativeFrom="column">
                   <wp:posOffset>2552700</wp:posOffset>
@@ -10193,7 +10199,7 @@
           </mc:Choice>
           <mc:Fallback>
             <w:pict>
-              <v:shape w14:anchorId="3D12B381" id="Conector recto de flecha 12" o:spid="_x0000_s1026" type="#_x0000_t32" style="position:absolute;margin-left:201pt;margin-top:.55pt;width:0;height:23.4pt;z-index:251685888;visibility:visible;mso-wrap-style:square;mso-width-percent:0;mso-height-percent:0;mso-wrap-distance-left:9pt;mso-wrap-distance-top:0;mso-wrap-distance-right:9pt;mso-wrap-distance-bottom:0;mso-position-horizontal:absolute;mso-position-horizontal-relative:text;mso-position-vertical:absolute;mso-position-vertical-relative:text;mso-width-percent:0;mso-height-percent:0;mso-width-relative:margin;mso-height-relative:margin" o:gfxdata="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" strokecolor="black [3200]" strokeweight="3pt">
+              <v:shape w14:anchorId="60576C67" id="Conector recto de flecha 12" o:spid="_x0000_s1026" type="#_x0000_t32" style="position:absolute;margin-left:201pt;margin-top:.55pt;width:0;height:23.4pt;z-index:251685888;visibility:visible;mso-wrap-style:square;mso-width-percent:0;mso-height-percent:0;mso-wrap-distance-left:9pt;mso-wrap-distance-top:0;mso-wrap-distance-right:9pt;mso-wrap-distance-bottom:0;mso-position-horizontal:absolute;mso-position-horizontal-relative:text;mso-position-vertical:absolute;mso-position-vertical-relative:text;mso-width-percent:0;mso-height-percent:0;mso-width-relative:margin;mso-height-relative:margin" o:gfxdata="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" strokecolor="black [3200]" strokeweight="3pt">
                 <v:stroke endarrow="block"/>
                 <v:shadow on="t" color="black" opacity="24903f" origin=",.5" offset="0,.55556mm"/>
               </v:shape>
@@ -10220,7 +10226,7 @@
         <mc:AlternateContent>
           <mc:Choice Requires="wps">
             <w:drawing>
-              <wp:anchor distT="0" distB="0" distL="114300" distR="114300" simplePos="0" relativeHeight="251686912" behindDoc="0" locked="0" layoutInCell="1" allowOverlap="1" wp14:anchorId="06D6381D" wp14:editId="1B305AD6">
+              <wp:anchor distT="0" distB="0" distL="114300" distR="114300" simplePos="0" relativeHeight="251686912" behindDoc="0" locked="0" layoutInCell="1" allowOverlap="1" wp14:anchorId="5C135303" wp14:editId="6C646E88">
                 <wp:simplePos x="0" y="0"/>
                 <wp:positionH relativeFrom="column">
                   <wp:posOffset>1196340</wp:posOffset>
@@ -10272,7 +10278,7 @@
           </mc:Choice>
           <mc:Fallback>
             <w:pict>
-              <v:shape w14:anchorId="23EC0D2B" id="Conector recto de flecha 12" o:spid="_x0000_s1026" type="#_x0000_t32" style="position:absolute;margin-left:94.2pt;margin-top:18.25pt;width:0;height:23.4pt;z-index:251686912;visibility:visible;mso-wrap-style:square;mso-wrap-distance-left:9pt;mso-wrap-distance-top:0;mso-wrap-distance-right:9pt;mso-wrap-distance-bottom:0;mso-position-horizontal:absolute;mso-position-horizontal-relative:text;mso-position-vertical:absolute;mso-position-vertical-relative:text" o:gfxdata="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" strokecolor="black [3200]" strokeweight="3pt">
+              <v:shape w14:anchorId="092F8F5E" id="Conector recto de flecha 12" o:spid="_x0000_s1026" type="#_x0000_t32" style="position:absolute;margin-left:94.2pt;margin-top:18.25pt;width:0;height:23.4pt;z-index:251686912;visibility:visible;mso-wrap-style:square;mso-wrap-distance-left:9pt;mso-wrap-distance-top:0;mso-wrap-distance-right:9pt;mso-wrap-distance-bottom:0;mso-position-horizontal:absolute;mso-position-horizontal-relative:text;mso-position-vertical:absolute;mso-position-vertical-relative:text" o:gfxdata="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" strokecolor="black [3200]" strokeweight="3pt">
                 <v:stroke endarrow="block"/>
                 <v:shadow on="t" color="black" opacity="24903f" origin=",.5" offset="0,.55556mm"/>
               </v:shape>
@@ -10287,7 +10293,7 @@
         <mc:AlternateContent>
           <mc:Choice Requires="wps">
             <w:drawing>
-              <wp:anchor distT="0" distB="0" distL="114300" distR="114300" simplePos="0" relativeHeight="251687936" behindDoc="0" locked="0" layoutInCell="1" allowOverlap="1" wp14:anchorId="7D6425A7" wp14:editId="291972F3">
+              <wp:anchor distT="0" distB="0" distL="114300" distR="114300" simplePos="0" relativeHeight="251687936" behindDoc="0" locked="0" layoutInCell="1" allowOverlap="1" wp14:anchorId="63F14C71" wp14:editId="3B0E80C4">
                 <wp:simplePos x="0" y="0"/>
                 <wp:positionH relativeFrom="column">
                   <wp:posOffset>4175760</wp:posOffset>
@@ -10339,7 +10345,7 @@
           </mc:Choice>
           <mc:Fallback>
             <w:pict>
-              <v:shape w14:anchorId="57E7BE8B" id="Conector recto de flecha 12" o:spid="_x0000_s1026" type="#_x0000_t32" style="position:absolute;margin-left:328.8pt;margin-top:20.05pt;width:0;height:23.4pt;z-index:251687936;visibility:visible;mso-wrap-style:square;mso-wrap-distance-left:9pt;mso-wrap-distance-top:0;mso-wrap-distance-right:9pt;mso-wrap-distance-bottom:0;mso-position-horizontal:absolute;mso-position-horizontal-relative:text;mso-position-vertical:absolute;mso-position-vertical-relative:text" o:gfxdata="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" strokecolor="black [3200]" strokeweight="3pt">
+              <v:shape w14:anchorId="372EC648" id="Conector recto de flecha 12" o:spid="_x0000_s1026" type="#_x0000_t32" style="position:absolute;margin-left:328.8pt;margin-top:20.05pt;width:0;height:23.4pt;z-index:251687936;visibility:visible;mso-wrap-style:square;mso-wrap-distance-left:9pt;mso-wrap-distance-top:0;mso-wrap-distance-right:9pt;mso-wrap-distance-bottom:0;mso-position-horizontal:absolute;mso-position-horizontal-relative:text;mso-position-vertical:absolute;mso-position-vertical-relative:text" o:gfxdata="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" strokecolor="black [3200]" strokeweight="3pt">
                 <v:stroke endarrow="block"/>
                 <v:shadow on="t" color="black" opacity="24903f" origin=",.5" offset="0,.55556mm"/>
               </v:shape>
@@ -10456,7 +10462,7 @@
         <mc:AlternateContent>
           <mc:Choice Requires="wps">
             <w:drawing>
-              <wp:anchor distT="0" distB="0" distL="114300" distR="114300" simplePos="0" relativeHeight="251688960" behindDoc="0" locked="0" layoutInCell="1" allowOverlap="1" wp14:anchorId="06F64007" wp14:editId="07054080">
+              <wp:anchor distT="0" distB="0" distL="114300" distR="114300" simplePos="0" relativeHeight="251688960" behindDoc="0" locked="0" layoutInCell="1" allowOverlap="1" wp14:anchorId="366EA064" wp14:editId="4D0BF737">
                 <wp:simplePos x="0" y="0"/>
                 <wp:positionH relativeFrom="column">
                   <wp:posOffset>1325880</wp:posOffset>
@@ -10508,7 +10514,7 @@
           </mc:Choice>
           <mc:Fallback>
             <w:pict>
-              <v:shape w14:anchorId="2763D248" id="Conector recto de flecha 12" o:spid="_x0000_s1026" type="#_x0000_t32" style="position:absolute;margin-left:104.4pt;margin-top:-30pt;width:0;height:23.4pt;z-index:251688960;visibility:visible;mso-wrap-style:square;mso-wrap-distance-left:9pt;mso-wrap-distance-top:0;mso-wrap-distance-right:9pt;mso-wrap-distance-bottom:0;mso-position-horizontal:absolute;mso-position-horizontal-relative:text;mso-position-vertical:absolute;mso-position-vertical-relative:text" o:gfxdata="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" strokecolor="black [3200]" strokeweight="3pt">
+              <v:shape w14:anchorId="71AAEF48" id="Conector recto de flecha 12" o:spid="_x0000_s1026" type="#_x0000_t32" style="position:absolute;margin-left:104.4pt;margin-top:-30pt;width:0;height:23.4pt;z-index:251688960;visibility:visible;mso-wrap-style:square;mso-wrap-distance-left:9pt;mso-wrap-distance-top:0;mso-wrap-distance-right:9pt;mso-wrap-distance-bottom:0;mso-position-horizontal:absolute;mso-position-horizontal-relative:text;mso-position-vertical:absolute;mso-position-vertical-relative:text" o:gfxdata="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" strokecolor="black [3200]" strokeweight="3pt">
                 <v:stroke endarrow="block"/>
                 <v:shadow on="t" color="black" opacity="24903f" origin=",.5" offset="0,.55556mm"/>
               </v:shape>
@@ -10523,7 +10529,7 @@
         <mc:AlternateContent>
           <mc:Choice Requires="wps">
             <w:drawing>
-              <wp:anchor distT="0" distB="0" distL="114300" distR="114300" simplePos="0" relativeHeight="251689984" behindDoc="0" locked="0" layoutInCell="1" allowOverlap="1" wp14:anchorId="621BB25E" wp14:editId="165D261E">
+              <wp:anchor distT="0" distB="0" distL="114300" distR="114300" simplePos="0" relativeHeight="251689984" behindDoc="0" locked="0" layoutInCell="1" allowOverlap="1" wp14:anchorId="5F17DF7B" wp14:editId="31E55E1B">
                 <wp:simplePos x="0" y="0"/>
                 <wp:positionH relativeFrom="column">
                   <wp:posOffset>3855720</wp:posOffset>
@@ -10575,7 +10581,7 @@
           </mc:Choice>
           <mc:Fallback>
             <w:pict>
-              <v:shape w14:anchorId="5D014C8A" id="Conector recto de flecha 12" o:spid="_x0000_s1026" type="#_x0000_t32" style="position:absolute;margin-left:303.6pt;margin-top:-33pt;width:0;height:23.4pt;z-index:251689984;visibility:visible;mso-wrap-style:square;mso-wrap-distance-left:9pt;mso-wrap-distance-top:0;mso-wrap-distance-right:9pt;mso-wrap-distance-bottom:0;mso-position-horizontal:absolute;mso-position-horizontal-relative:text;mso-position-vertical:absolute;mso-position-vertical-relative:text" o:gfxdata="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" strokecolor="black [3200]" strokeweight="3pt">
+              <v:shape w14:anchorId="2109A9D6" id="Conector recto de flecha 12" o:spid="_x0000_s1026" type="#_x0000_t32" style="position:absolute;margin-left:303.6pt;margin-top:-33pt;width:0;height:23.4pt;z-index:251689984;visibility:visible;mso-wrap-style:square;mso-wrap-distance-left:9pt;mso-wrap-distance-top:0;mso-wrap-distance-right:9pt;mso-wrap-distance-bottom:0;mso-position-horizontal:absolute;mso-position-horizontal-relative:text;mso-position-vertical:absolute;mso-position-vertical-relative:text" o:gfxdata="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" strokecolor="black [3200]" strokeweight="3pt">
                 <v:stroke endarrow="block"/>
                 <v:shadow on="t" color="black" opacity="24903f" origin=",.5" offset="0,.55556mm"/>
               </v:shape>
@@ -10647,7 +10653,7 @@
         <mc:AlternateContent>
           <mc:Choice Requires="wps">
             <w:drawing>
-              <wp:anchor distT="0" distB="0" distL="114300" distR="114300" simplePos="0" relativeHeight="251691008" behindDoc="0" locked="0" layoutInCell="1" allowOverlap="1" wp14:anchorId="57CFB509" wp14:editId="1D2739CF">
+              <wp:anchor distT="0" distB="0" distL="114300" distR="114300" simplePos="0" relativeHeight="251691008" behindDoc="0" locked="0" layoutInCell="1" allowOverlap="1" wp14:anchorId="47580547" wp14:editId="16CF5BF9">
                 <wp:simplePos x="0" y="0"/>
                 <wp:positionH relativeFrom="column">
                   <wp:posOffset>1226820</wp:posOffset>
@@ -10699,7 +10705,7 @@
           </mc:Choice>
           <mc:Fallback>
             <w:pict>
-              <v:shape w14:anchorId="1BD18A46" id="Conector recto de flecha 12" o:spid="_x0000_s1026" type="#_x0000_t32" style="position:absolute;margin-left:96.6pt;margin-top:16.65pt;width:0;height:23.4pt;z-index:251691008;visibility:visible;mso-wrap-style:square;mso-wrap-distance-left:9pt;mso-wrap-distance-top:0;mso-wrap-distance-right:9pt;mso-wrap-distance-bottom:0;mso-position-horizontal:absolute;mso-position-horizontal-relative:text;mso-position-vertical:absolute;mso-position-vertical-relative:text" o:gfxdata="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" strokecolor="black [3200]" strokeweight="3pt">
+              <v:shape w14:anchorId="3E25F106" id="Conector recto de flecha 12" o:spid="_x0000_s1026" type="#_x0000_t32" style="position:absolute;margin-left:96.6pt;margin-top:16.65pt;width:0;height:23.4pt;z-index:251691008;visibility:visible;mso-wrap-style:square;mso-wrap-distance-left:9pt;mso-wrap-distance-top:0;mso-wrap-distance-right:9pt;mso-wrap-distance-bottom:0;mso-position-horizontal:absolute;mso-position-horizontal-relative:text;mso-position-vertical:absolute;mso-position-vertical-relative:text" o:gfxdata="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" strokecolor="black [3200]" strokeweight="3pt">
                 <v:stroke endarrow="block"/>
                 <v:shadow on="t" color="black" opacity="24903f" origin=",.5" offset="0,.55556mm"/>
               </v:shape>
@@ -10742,7 +10748,7 @@
         <mc:AlternateContent>
           <mc:Choice Requires="wps">
             <w:drawing>
-              <wp:anchor distT="0" distB="0" distL="114300" distR="114300" simplePos="0" relativeHeight="251692032" behindDoc="0" locked="0" layoutInCell="1" allowOverlap="1" wp14:anchorId="242F29D1" wp14:editId="7249C5EF">
+              <wp:anchor distT="0" distB="0" distL="114300" distR="114300" simplePos="0" relativeHeight="251692032" behindDoc="0" locked="0" layoutInCell="1" allowOverlap="1" wp14:anchorId="2C081781" wp14:editId="4D7A849B">
                 <wp:simplePos x="0" y="0"/>
                 <wp:positionH relativeFrom="column">
                   <wp:posOffset>1638300</wp:posOffset>
@@ -10794,7 +10800,7 @@
           </mc:Choice>
           <mc:Fallback>
             <w:pict>
-              <v:shape w14:anchorId="3EA7DB1E" id="Conector recto de flecha 12" o:spid="_x0000_s1026" type="#_x0000_t32" style="position:absolute;margin-left:129pt;margin-top:21.2pt;width:0;height:23.4pt;z-index:251692032;visibility:visible;mso-wrap-style:square;mso-wrap-distance-left:9pt;mso-wrap-distance-top:0;mso-wrap-distance-right:9pt;mso-wrap-distance-bottom:0;mso-position-horizontal:absolute;mso-position-horizontal-relative:text;mso-position-vertical:absolute;mso-position-vertical-relative:text" o:gfxdata="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" strokecolor="black [3200]" strokeweight="3pt">
+              <v:shape w14:anchorId="3F2DADF7" id="Conector recto de flecha 12" o:spid="_x0000_s1026" type="#_x0000_t32" style="position:absolute;margin-left:129pt;margin-top:21.2pt;width:0;height:23.4pt;z-index:251692032;visibility:visible;mso-wrap-style:square;mso-wrap-distance-left:9pt;mso-wrap-distance-top:0;mso-wrap-distance-right:9pt;mso-wrap-distance-bottom:0;mso-position-horizontal:absolute;mso-position-horizontal-relative:text;mso-position-vertical:absolute;mso-position-vertical-relative:text" o:gfxdata="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" strokecolor="black [3200]" strokeweight="3pt">
                 <v:stroke endarrow="block"/>
                 <v:shadow on="t" color="black" opacity="24903f" origin=",.5" offset="0,.55556mm"/>
               </v:shape>
@@ -10819,7 +10825,7 @@
         <mc:AlternateContent>
           <mc:Choice Requires="wps">
             <w:drawing>
-              <wp:anchor distT="0" distB="0" distL="114300" distR="114300" simplePos="0" relativeHeight="251694080" behindDoc="0" locked="0" layoutInCell="1" allowOverlap="1" wp14:anchorId="7A12CB1C" wp14:editId="554C8FC9">
+              <wp:anchor distT="0" distB="0" distL="114300" distR="114300" simplePos="0" relativeHeight="251694080" behindDoc="0" locked="0" layoutInCell="1" allowOverlap="1" wp14:anchorId="703E18DB" wp14:editId="194C6EA4">
                 <wp:simplePos x="0" y="0"/>
                 <wp:positionH relativeFrom="column">
                   <wp:posOffset>3497580</wp:posOffset>
@@ -10871,7 +10877,7 @@
           </mc:Choice>
           <mc:Fallback>
             <w:pict>
-              <v:shape w14:anchorId="52C0C3FD" id="Conector recto de flecha 12" o:spid="_x0000_s1026" type="#_x0000_t32" style="position:absolute;margin-left:275.4pt;margin-top:17.75pt;width:0;height:23.4pt;z-index:251694080;visibility:visible;mso-wrap-style:square;mso-wrap-distance-left:9pt;mso-wrap-distance-top:0;mso-wrap-distance-right:9pt;mso-wrap-distance-bottom:0;mso-position-horizontal:absolute;mso-position-horizontal-relative:text;mso-position-vertical:absolute;mso-position-vertical-relative:text" o:gfxdata="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" strokecolor="black [3200]" strokeweight="3pt">
+              <v:shape w14:anchorId="4101C32B" id="Conector recto de flecha 12" o:spid="_x0000_s1026" type="#_x0000_t32" style="position:absolute;margin-left:275.4pt;margin-top:17.75pt;width:0;height:23.4pt;z-index:251694080;visibility:visible;mso-wrap-style:square;mso-wrap-distance-left:9pt;mso-wrap-distance-top:0;mso-wrap-distance-right:9pt;mso-wrap-distance-bottom:0;mso-position-horizontal:absolute;mso-position-horizontal-relative:text;mso-position-vertical:absolute;mso-position-vertical-relative:text" o:gfxdata="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" strokecolor="black [3200]" strokeweight="3pt">
                 <v:stroke endarrow="block"/>
                 <v:shadow on="t" color="black" opacity="24903f" origin=",.5" offset="0,.55556mm"/>
               </v:shape>
@@ -10886,7 +10892,7 @@
         <mc:AlternateContent>
           <mc:Choice Requires="wps">
             <w:drawing>
-              <wp:anchor distT="0" distB="0" distL="114300" distR="114300" simplePos="0" relativeHeight="251693056" behindDoc="0" locked="0" layoutInCell="1" allowOverlap="1" wp14:anchorId="530D9609" wp14:editId="73A2D493">
+              <wp:anchor distT="0" distB="0" distL="114300" distR="114300" simplePos="0" relativeHeight="251693056" behindDoc="0" locked="0" layoutInCell="1" allowOverlap="1" wp14:anchorId="243D3E68" wp14:editId="5C8FD16E">
                 <wp:simplePos x="0" y="0"/>
                 <wp:positionH relativeFrom="column">
                   <wp:posOffset>632460</wp:posOffset>
@@ -10938,7 +10944,7 @@
           </mc:Choice>
           <mc:Fallback>
             <w:pict>
-              <v:shape w14:anchorId="12727229" id="Conector recto de flecha 12" o:spid="_x0000_s1026" type="#_x0000_t32" style="position:absolute;margin-left:49.8pt;margin-top:21.35pt;width:0;height:23.4pt;z-index:251693056;visibility:visible;mso-wrap-style:square;mso-wrap-distance-left:9pt;mso-wrap-distance-top:0;mso-wrap-distance-right:9pt;mso-wrap-distance-bottom:0;mso-position-horizontal:absolute;mso-position-horizontal-relative:text;mso-position-vertical:absolute;mso-position-vertical-relative:text" o:gfxdata="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" strokecolor="black [3200]" strokeweight="3pt">
+              <v:shape w14:anchorId="7F4028BA" id="Conector recto de flecha 12" o:spid="_x0000_s1026" type="#_x0000_t32" style="position:absolute;margin-left:49.8pt;margin-top:21.35pt;width:0;height:23.4pt;z-index:251693056;visibility:visible;mso-wrap-style:square;mso-wrap-distance-left:9pt;mso-wrap-distance-top:0;mso-wrap-distance-right:9pt;mso-wrap-distance-bottom:0;mso-position-horizontal:absolute;mso-position-horizontal-relative:text;mso-position-vertical:absolute;mso-position-vertical-relative:text" o:gfxdata="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" strokecolor="black [3200]" strokeweight="3pt">
                 <v:stroke endarrow="block"/>
                 <v:shadow on="t" color="black" opacity="24903f" origin=",.5" offset="0,.55556mm"/>
               </v:shape>
@@ -11026,7 +11032,7 @@
         <mc:AlternateContent>
           <mc:Choice Requires="wps">
             <w:drawing>
-              <wp:anchor distT="0" distB="0" distL="114300" distR="114300" simplePos="0" relativeHeight="251695104" behindDoc="0" locked="0" layoutInCell="1" allowOverlap="1" wp14:anchorId="19C6FB14" wp14:editId="44323B84">
+              <wp:anchor distT="0" distB="0" distL="114300" distR="114300" simplePos="0" relativeHeight="251695104" behindDoc="0" locked="0" layoutInCell="1" allowOverlap="1" wp14:anchorId="146244E7" wp14:editId="18FA0087">
                 <wp:simplePos x="0" y="0"/>
                 <wp:positionH relativeFrom="column">
                   <wp:posOffset>1043940</wp:posOffset>
@@ -11078,7 +11084,7 @@
           </mc:Choice>
           <mc:Fallback>
             <w:pict>
-              <v:shape w14:anchorId="59FD4FC8" id="Conector recto de flecha 12" o:spid="_x0000_s1026" type="#_x0000_t32" style="position:absolute;margin-left:82.2pt;margin-top:19pt;width:0;height:23.4pt;z-index:251695104;visibility:visible;mso-wrap-style:square;mso-wrap-distance-left:9pt;mso-wrap-distance-top:0;mso-wrap-distance-right:9pt;mso-wrap-distance-bottom:0;mso-position-horizontal:absolute;mso-position-horizontal-relative:text;mso-position-vertical:absolute;mso-position-vertical-relative:text" o:gfxdata="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" strokecolor="black [3200]" strokeweight="3pt">
+              <v:shape w14:anchorId="3F629C0B" id="Conector recto de flecha 12" o:spid="_x0000_s1026" type="#_x0000_t32" style="position:absolute;margin-left:82.2pt;margin-top:19pt;width:0;height:23.4pt;z-index:251695104;visibility:visible;mso-wrap-style:square;mso-wrap-distance-left:9pt;mso-wrap-distance-top:0;mso-wrap-distance-right:9pt;mso-wrap-distance-bottom:0;mso-position-horizontal:absolute;mso-position-horizontal-relative:text;mso-position-vertical:absolute;mso-position-vertical-relative:text" o:gfxdata="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" strokecolor="black [3200]" strokeweight="3pt">
                 <v:stroke endarrow="block"/>
                 <v:shadow on="t" color="black" opacity="24903f" origin=",.5" offset="0,.55556mm"/>
               </v:shape>
@@ -12979,10 +12985,7 @@
         <w:t>- Abrir navegador en `</w:t>
       </w:r>
       <w:r>
-        <w:t>https://web.sanmarcos.com.co/</w:t>
-      </w:r>
-      <w:r>
-        <w:t xml:space="preserve"> </w:t>
+        <w:t xml:space="preserve">https://web.sanmarcos.com.co/ </w:t>
       </w:r>
       <w:r>
         <w:t>`</w:t>
@@ -13518,10 +13521,11 @@
       </w:pPr>
       <w:r>
         <w:rPr>
+          <w:noProof/>
           <w:lang w:val="es-CO"/>
         </w:rPr>
         <w:drawing>
-          <wp:inline distT="0" distB="0" distL="0" distR="0" wp14:anchorId="4E81F148" wp14:editId="28623C66">
+          <wp:inline distT="0" distB="0" distL="0" distR="0" wp14:anchorId="49F2EDC5" wp14:editId="07987749">
             <wp:extent cx="4572000" cy="2606533"/>
             <wp:effectExtent l="0" t="0" r="0" b="3810"/>
             <wp:docPr id="1823697071" name="Imagen 75"/>
@@ -13789,7 +13793,15 @@
       </w:r>
       <w:proofErr w:type="spellEnd"/>
       <w:r>
-        <w:t xml:space="preserve"> and Carbon Certification)</w:t>
+        <w:t xml:space="preserve"> and Carbon </w:t>
+      </w:r>
+      <w:proofErr w:type="spellStart"/>
+      <w:r>
+        <w:t>Certification</w:t>
+      </w:r>
+      <w:proofErr w:type="spellEnd"/>
+      <w:r>
+        <w:t>)</w:t>
       </w:r>
     </w:p>
     <w:p>
@@ -16007,6 +16019,7 @@
   <w:style w:type="character" w:default="1" w:styleId="Fuentedeprrafopredeter">
     <w:name w:val="Default Paragraph Font"/>
     <w:uiPriority w:val="1"/>
+    <w:semiHidden/>
     <w:unhideWhenUsed/>
   </w:style>
   <w:style w:type="table" w:default="1" w:styleId="Tablanormal">
